--- a/docs/Hexapod_Projektdokumentation_250919.docx
+++ b/docs/Hexapod_Projektdokumentation_250919.docx
@@ -4,7 +4,7 @@
   <w:body>
     <w:p>
       <w:pPr>
-        <w:pStyle w:val="Titel"/>
+        <w:pStyle w:val="Title"/>
         <w:jc w:val="center"/>
         <w:rPr>
           <w:rFonts w:ascii="Berlin Sans FB" w:hAnsi="Berlin Sans FB"/>
@@ -18,7 +18,7 @@
           <w:noProof/>
         </w:rPr>
         <w:drawing>
-          <wp:anchor distT="0" distB="0" distL="114300" distR="114300" simplePos="0" relativeHeight="251662336" behindDoc="1" locked="0" layoutInCell="1" allowOverlap="1" wp14:anchorId="33842F18" wp14:editId="5E8CF581">
+          <wp:anchor distT="0" distB="0" distL="114300" distR="114300" simplePos="0" relativeHeight="251662336" behindDoc="1" locked="0" layoutInCell="1" allowOverlap="1" wp14:anchorId="33842F18" wp14:editId="645160BD">
             <wp:simplePos x="0" y="0"/>
             <wp:positionH relativeFrom="column">
               <wp:posOffset>-422717</wp:posOffset>
@@ -83,84 +83,15 @@
       <w:r>
         <w:rPr>
           <w:rFonts w:ascii="Berlin Sans FB" w:hAnsi="Berlin Sans FB"/>
-          <w:noProof/>
           <w:sz w:val="144"/>
           <w:szCs w:val="144"/>
         </w:rPr>
-        <w:drawing>
-          <wp:anchor distT="0" distB="0" distL="114300" distR="114300" simplePos="0" relativeHeight="251659264" behindDoc="0" locked="0" layoutInCell="1" allowOverlap="1" wp14:anchorId="4A84C9AA" wp14:editId="37751183">
-            <wp:simplePos x="0" y="0"/>
-            <wp:positionH relativeFrom="column">
-              <wp:posOffset>881297</wp:posOffset>
-            </wp:positionH>
-            <wp:positionV relativeFrom="paragraph">
-              <wp:posOffset>2972490</wp:posOffset>
-            </wp:positionV>
-            <wp:extent cx="4313555" cy="3696970"/>
-            <wp:effectExtent l="0" t="0" r="0" b="0"/>
-            <wp:wrapNone/>
-            <wp:docPr id="1925616084" name="Grafik 1"/>
-            <wp:cNvGraphicFramePr>
-              <a:graphicFrameLocks xmlns:a="http://schemas.openxmlformats.org/drawingml/2006/main" noChangeAspect="1"/>
-            </wp:cNvGraphicFramePr>
-            <a:graphic xmlns:a="http://schemas.openxmlformats.org/drawingml/2006/main">
-              <a:graphicData uri="http://schemas.openxmlformats.org/drawingml/2006/picture">
-                <pic:pic xmlns:pic="http://schemas.openxmlformats.org/drawingml/2006/picture">
-                  <pic:nvPicPr>
-                    <pic:cNvPr id="0" name="Picture 1"/>
-                    <pic:cNvPicPr>
-                      <a:picLocks noChangeAspect="1" noChangeArrowheads="1"/>
-                    </pic:cNvPicPr>
-                  </pic:nvPicPr>
-                  <pic:blipFill rotWithShape="1">
-                    <a:blip r:embed="rId9" cstate="print">
-                      <a:extLst>
-                        <a:ext uri="{28A0092B-C50C-407E-A947-70E740481C1C}">
-                          <a14:useLocalDpi xmlns:a14="http://schemas.microsoft.com/office/drawing/2010/main" val="0"/>
-                        </a:ext>
-                      </a:extLst>
-                    </a:blip>
-                    <a:srcRect l="19320" t="5536" r="5729" b="8780"/>
-                    <a:stretch>
-                      <a:fillRect/>
-                    </a:stretch>
-                  </pic:blipFill>
-                  <pic:spPr bwMode="auto">
-                    <a:xfrm>
-                      <a:off x="0" y="0"/>
-                      <a:ext cx="4313555" cy="3696970"/>
-                    </a:xfrm>
-                    <a:prstGeom prst="flowChartPreparation">
-                      <a:avLst/>
-                    </a:prstGeom>
-                    <a:noFill/>
-                    <a:ln>
-                      <a:noFill/>
-                    </a:ln>
-                    <a:extLst>
-                      <a:ext uri="{53640926-AAD7-44D8-BBD7-CCE9431645EC}">
-                        <a14:shadowObscured xmlns:a14="http://schemas.microsoft.com/office/drawing/2010/main"/>
-                      </a:ext>
-                    </a:extLst>
-                  </pic:spPr>
-                </pic:pic>
-              </a:graphicData>
-            </a:graphic>
-          </wp:anchor>
-        </w:drawing>
-      </w:r>
-      <w:r>
-        <w:rPr>
-          <w:rFonts w:ascii="Berlin Sans FB" w:hAnsi="Berlin Sans FB"/>
-          <w:sz w:val="144"/>
-          <w:szCs w:val="144"/>
-        </w:rPr>
         <w:t>HEXAPOD</w:t>
       </w:r>
     </w:p>
     <w:p>
       <w:pPr>
-        <w:pStyle w:val="Titel"/>
+        <w:pStyle w:val="Title"/>
         <w:jc w:val="center"/>
         <w:rPr>
           <w:rFonts w:ascii="Berlin Sans FB" w:hAnsi="Berlin Sans FB"/>
@@ -172,17 +103,18 @@
       <w:r>
         <w:rPr>
           <w:rFonts w:ascii="Berlin Sans FB" w:hAnsi="Berlin Sans FB"/>
+          <w:noProof/>
           <w:sz w:val="144"/>
           <w:szCs w:val="144"/>
         </w:rPr>
         <w:drawing>
-          <wp:anchor distT="0" distB="0" distL="114300" distR="114300" simplePos="0" relativeHeight="251663360" behindDoc="1" locked="0" layoutInCell="1" allowOverlap="1" wp14:anchorId="4DB952E1" wp14:editId="768853E8">
+          <wp:anchor distT="0" distB="0" distL="114300" distR="114300" simplePos="0" relativeHeight="251663360" behindDoc="1" locked="0" layoutInCell="1" allowOverlap="1" wp14:anchorId="4DB952E1" wp14:editId="10DD96E4">
             <wp:simplePos x="0" y="0"/>
             <wp:positionH relativeFrom="margin">
-              <wp:posOffset>2669043</wp:posOffset>
+              <wp:posOffset>3430905</wp:posOffset>
             </wp:positionH>
             <wp:positionV relativeFrom="paragraph">
-              <wp:posOffset>440801</wp:posOffset>
+              <wp:posOffset>450215</wp:posOffset>
             </wp:positionV>
             <wp:extent cx="2711395" cy="1653377"/>
             <wp:effectExtent l="0" t="0" r="0" b="4445"/>
@@ -199,7 +131,7 @@
                     <pic:cNvPicPr/>
                   </pic:nvPicPr>
                   <pic:blipFill>
-                    <a:blip r:embed="rId10" cstate="print">
+                    <a:blip r:embed="rId9" cstate="print">
                       <a:extLst>
                         <a:ext uri="{28A0092B-C50C-407E-A947-70E740481C1C}">
                           <a14:useLocalDpi xmlns:a14="http://schemas.microsoft.com/office/drawing/2010/main" val="0"/>
@@ -239,7 +171,7 @@
           <w:szCs w:val="144"/>
         </w:rPr>
         <w:drawing>
-          <wp:anchor distT="0" distB="0" distL="114300" distR="114300" simplePos="0" relativeHeight="251658240" behindDoc="1" locked="0" layoutInCell="1" allowOverlap="1" wp14:anchorId="44FCA442" wp14:editId="68ADDC1D">
+          <wp:anchor distT="0" distB="0" distL="114300" distR="114300" simplePos="0" relativeHeight="251658240" behindDoc="1" locked="0" layoutInCell="1" allowOverlap="1" wp14:anchorId="44FCA442" wp14:editId="404163D9">
             <wp:simplePos x="0" y="0"/>
             <wp:positionH relativeFrom="margin">
               <wp:align>left</wp:align>
@@ -264,7 +196,7 @@
                     </pic:cNvPicPr>
                   </pic:nvPicPr>
                   <pic:blipFill>
-                    <a:blip r:embed="rId11" cstate="print">
+                    <a:blip r:embed="rId10" cstate="print">
                       <a:extLst>
                         <a:ext uri="{28A0092B-C50C-407E-A947-70E740481C1C}">
                           <a14:useLocalDpi xmlns:a14="http://schemas.microsoft.com/office/drawing/2010/main" val="0"/>
@@ -304,7 +236,7 @@
     </w:p>
     <w:p>
       <w:pPr>
-        <w:pStyle w:val="Titel"/>
+        <w:pStyle w:val="Title"/>
         <w:jc w:val="center"/>
         <w:rPr>
           <w:rFonts w:ascii="Berlin Sans FB" w:hAnsi="Berlin Sans FB"/>
@@ -312,11 +244,83 @@
           <w:szCs w:val="144"/>
         </w:rPr>
       </w:pPr>
+      <w:r>
+        <w:rPr>
+          <w:rFonts w:ascii="Berlin Sans FB" w:hAnsi="Berlin Sans FB"/>
+          <w:noProof/>
+          <w:sz w:val="144"/>
+          <w:szCs w:val="144"/>
+        </w:rPr>
+        <w:drawing>
+          <wp:anchor distT="0" distB="0" distL="114300" distR="114300" simplePos="0" relativeHeight="251659264" behindDoc="0" locked="0" layoutInCell="1" allowOverlap="1" wp14:anchorId="4A84C9AA" wp14:editId="539D59C5">
+            <wp:simplePos x="0" y="0"/>
+            <wp:positionH relativeFrom="column">
+              <wp:posOffset>871220</wp:posOffset>
+            </wp:positionH>
+            <wp:positionV relativeFrom="paragraph">
+              <wp:posOffset>1010285</wp:posOffset>
+            </wp:positionV>
+            <wp:extent cx="4313555" cy="3696970"/>
+            <wp:effectExtent l="0" t="0" r="0" b="0"/>
+            <wp:wrapNone/>
+            <wp:docPr id="1925616084" name="Grafik 1"/>
+            <wp:cNvGraphicFramePr>
+              <a:graphicFrameLocks xmlns:a="http://schemas.openxmlformats.org/drawingml/2006/main" noChangeAspect="1"/>
+            </wp:cNvGraphicFramePr>
+            <a:graphic xmlns:a="http://schemas.openxmlformats.org/drawingml/2006/main">
+              <a:graphicData uri="http://schemas.openxmlformats.org/drawingml/2006/picture">
+                <pic:pic xmlns:pic="http://schemas.openxmlformats.org/drawingml/2006/picture">
+                  <pic:nvPicPr>
+                    <pic:cNvPr id="0" name="Picture 1"/>
+                    <pic:cNvPicPr>
+                      <a:picLocks noChangeAspect="1" noChangeArrowheads="1"/>
+                    </pic:cNvPicPr>
+                  </pic:nvPicPr>
+                  <pic:blipFill rotWithShape="1">
+                    <a:blip r:embed="rId11" cstate="print">
+                      <a:extLst>
+                        <a:ext uri="{28A0092B-C50C-407E-A947-70E740481C1C}">
+                          <a14:useLocalDpi xmlns:a14="http://schemas.microsoft.com/office/drawing/2010/main" val="0"/>
+                        </a:ext>
+                      </a:extLst>
+                    </a:blip>
+                    <a:srcRect l="19320" t="5536" r="5729" b="8780"/>
+                    <a:stretch>
+                      <a:fillRect/>
+                    </a:stretch>
+                  </pic:blipFill>
+                  <pic:spPr bwMode="auto">
+                    <a:xfrm>
+                      <a:off x="0" y="0"/>
+                      <a:ext cx="4313555" cy="3696970"/>
+                    </a:xfrm>
+                    <a:prstGeom prst="flowChartPreparation">
+                      <a:avLst/>
+                    </a:prstGeom>
+                    <a:noFill/>
+                    <a:ln>
+                      <a:noFill/>
+                    </a:ln>
+                    <a:extLst>
+                      <a:ext uri="{53640926-AAD7-44D8-BBD7-CCE9431645EC}">
+                        <a14:shadowObscured xmlns:a14="http://schemas.microsoft.com/office/drawing/2010/main"/>
+                      </a:ext>
+                    </a:extLst>
+                  </pic:spPr>
+                </pic:pic>
+              </a:graphicData>
+            </a:graphic>
+          </wp:anchor>
+        </w:drawing>
+      </w:r>
     </w:p>
     <w:p>
       <w:r>
+        <w:rPr>
+          <w:noProof/>
+        </w:rPr>
         <w:drawing>
-          <wp:anchor distT="0" distB="0" distL="114300" distR="114300" simplePos="0" relativeHeight="251664384" behindDoc="1" locked="0" layoutInCell="1" allowOverlap="1" wp14:anchorId="0E39EB99" wp14:editId="008747E1">
+          <wp:anchor distT="0" distB="0" distL="114300" distR="114300" simplePos="0" relativeHeight="251664384" behindDoc="1" locked="0" layoutInCell="1" allowOverlap="1" wp14:anchorId="0E39EB99" wp14:editId="22112CD3">
             <wp:simplePos x="0" y="0"/>
             <wp:positionH relativeFrom="margin">
               <wp:posOffset>-540606</wp:posOffset>
@@ -379,10 +383,80 @@
     <w:p>
       <w:r>
         <w:rPr>
+          <w:rFonts w:ascii="Berlin Sans FB" w:hAnsi="Berlin Sans FB"/>
           <w:noProof/>
+          <w:sz w:val="144"/>
+          <w:szCs w:val="144"/>
         </w:rPr>
         <w:drawing>
-          <wp:anchor distT="0" distB="0" distL="114300" distR="114300" simplePos="0" relativeHeight="251661312" behindDoc="1" locked="0" layoutInCell="1" allowOverlap="1" wp14:anchorId="570336EB" wp14:editId="34A4B0C6">
+          <wp:anchor distT="0" distB="0" distL="114300" distR="114300" simplePos="0" relativeHeight="251665408" behindDoc="1" locked="0" layoutInCell="1" allowOverlap="1" wp14:anchorId="0E6848BA" wp14:editId="07D4FC3E">
+            <wp:simplePos x="0" y="0"/>
+            <wp:positionH relativeFrom="page">
+              <wp:posOffset>190500</wp:posOffset>
+            </wp:positionH>
+            <wp:positionV relativeFrom="paragraph">
+              <wp:posOffset>153670</wp:posOffset>
+            </wp:positionV>
+            <wp:extent cx="2266526" cy="1699895"/>
+            <wp:effectExtent l="0" t="0" r="635" b="0"/>
+            <wp:wrapNone/>
+            <wp:docPr id="2116077700" name="Picture 1"/>
+            <wp:cNvGraphicFramePr>
+              <a:graphicFrameLocks xmlns:a="http://schemas.openxmlformats.org/drawingml/2006/main" noChangeAspect="1"/>
+            </wp:cNvGraphicFramePr>
+            <a:graphic xmlns:a="http://schemas.openxmlformats.org/drawingml/2006/main">
+              <a:graphicData uri="http://schemas.openxmlformats.org/drawingml/2006/picture">
+                <pic:pic xmlns:pic="http://schemas.openxmlformats.org/drawingml/2006/picture">
+                  <pic:nvPicPr>
+                    <pic:cNvPr id="0" name="Picture 1"/>
+                    <pic:cNvPicPr>
+                      <a:picLocks noChangeAspect="1" noChangeArrowheads="1"/>
+                    </pic:cNvPicPr>
+                  </pic:nvPicPr>
+                  <pic:blipFill>
+                    <a:blip r:embed="rId13" cstate="print">
+                      <a:extLst>
+                        <a:ext uri="{28A0092B-C50C-407E-A947-70E740481C1C}">
+                          <a14:useLocalDpi xmlns:a14="http://schemas.microsoft.com/office/drawing/2010/main" val="0"/>
+                        </a:ext>
+                      </a:extLst>
+                    </a:blip>
+                    <a:srcRect/>
+                    <a:stretch>
+                      <a:fillRect/>
+                    </a:stretch>
+                  </pic:blipFill>
+                  <pic:spPr bwMode="auto">
+                    <a:xfrm>
+                      <a:off x="0" y="0"/>
+                      <a:ext cx="2266526" cy="1699895"/>
+                    </a:xfrm>
+                    <a:prstGeom prst="rect">
+                      <a:avLst/>
+                    </a:prstGeom>
+                    <a:noFill/>
+                    <a:ln>
+                      <a:noFill/>
+                    </a:ln>
+                  </pic:spPr>
+                </pic:pic>
+              </a:graphicData>
+            </a:graphic>
+            <wp14:sizeRelH relativeFrom="margin">
+              <wp14:pctWidth>0</wp14:pctWidth>
+            </wp14:sizeRelH>
+            <wp14:sizeRelV relativeFrom="margin">
+              <wp14:pctHeight>0</wp14:pctHeight>
+            </wp14:sizeRelV>
+          </wp:anchor>
+        </w:drawing>
+      </w:r>
+      <w:r>
+        <w:rPr>
+          <w:noProof/>
+        </w:rPr>
+        <w:drawing>
+          <wp:anchor distT="0" distB="0" distL="114300" distR="114300" simplePos="0" relativeHeight="251661312" behindDoc="1" locked="0" layoutInCell="1" allowOverlap="1" wp14:anchorId="570336EB" wp14:editId="59E4A095">
             <wp:simplePos x="0" y="0"/>
             <wp:positionH relativeFrom="margin">
               <wp:posOffset>4514961</wp:posOffset>
@@ -407,7 +481,7 @@
                     </pic:cNvPicPr>
                   </pic:nvPicPr>
                   <pic:blipFill>
-                    <a:blip r:embed="rId13" cstate="print">
+                    <a:blip r:embed="rId14" cstate="print">
                       <a:extLst>
                         <a:ext uri="{28A0092B-C50C-407E-A947-70E740481C1C}">
                           <a14:useLocalDpi xmlns:a14="http://schemas.microsoft.com/office/drawing/2010/main" val="0"/>
@@ -453,6 +527,7 @@
       <w:r>
         <w:rPr>
           <w:rFonts w:ascii="Berlin Sans FB" w:hAnsi="Berlin Sans FB"/>
+          <w:noProof/>
           <w:sz w:val="144"/>
           <w:szCs w:val="144"/>
         </w:rPr>
@@ -480,7 +555,7 @@
                     <pic:cNvPicPr/>
                   </pic:nvPicPr>
                   <pic:blipFill>
-                    <a:blip r:embed="rId14" cstate="print">
+                    <a:blip r:embed="rId15" cstate="print">
                       <a:extLst>
                         <a:ext uri="{28A0092B-C50C-407E-A947-70E740481C1C}">
                           <a14:useLocalDpi xmlns:a14="http://schemas.microsoft.com/office/drawing/2010/main" val="0"/>
@@ -524,7 +599,13 @@
     <w:sdt>
       <w:sdtPr>
         <w:rPr>
-          <w:lang w:val="de-DE"/>
+          <w:rFonts w:asciiTheme="minorHAnsi" w:eastAsiaTheme="minorHAnsi" w:hAnsiTheme="minorHAnsi" w:cstheme="minorBidi"/>
+          <w:color w:val="auto"/>
+          <w:kern w:val="2"/>
+          <w:sz w:val="24"/>
+          <w:szCs w:val="24"/>
+          <w:lang w:val="de-DE" w:eastAsia="en-US"/>
+          <w14:ligatures w14:val="standardContextual"/>
         </w:rPr>
         <w:id w:val="33316081"/>
         <w:docPartObj>
@@ -534,21 +615,14 @@
       </w:sdtPr>
       <w:sdtEndPr>
         <w:rPr>
-          <w:rFonts w:asciiTheme="minorHAnsi" w:eastAsiaTheme="minorHAnsi" w:hAnsiTheme="minorHAnsi" w:cstheme="minorBidi"/>
           <w:b/>
           <w:bCs/>
-          <w:color w:val="auto"/>
-          <w:kern w:val="2"/>
-          <w:sz w:val="24"/>
-          <w:szCs w:val="24"/>
-          <w:lang w:eastAsia="en-US"/>
-          <w14:ligatures w14:val="standardContextual"/>
         </w:rPr>
       </w:sdtEndPr>
       <w:sdtContent>
         <w:p>
           <w:pPr>
-            <w:pStyle w:val="Inhaltsverzeichnisberschrift"/>
+            <w:pStyle w:val="TOCHeading"/>
           </w:pPr>
           <w:r>
             <w:rPr>
@@ -559,7 +633,7 @@
         </w:p>
         <w:p>
           <w:pPr>
-            <w:pStyle w:val="Verzeichnis1"/>
+            <w:pStyle w:val="TOC1"/>
             <w:tabs>
               <w:tab w:val="right" w:leader="dot" w:pos="9062"/>
             </w:tabs>
@@ -638,7 +712,7 @@
         </w:p>
         <w:p>
           <w:pPr>
-            <w:pStyle w:val="Verzeichnis1"/>
+            <w:pStyle w:val="TOC1"/>
             <w:tabs>
               <w:tab w:val="right" w:leader="dot" w:pos="9062"/>
             </w:tabs>
@@ -708,7 +782,7 @@
         </w:p>
         <w:p>
           <w:pPr>
-            <w:pStyle w:val="Verzeichnis1"/>
+            <w:pStyle w:val="TOC1"/>
             <w:tabs>
               <w:tab w:val="right" w:leader="dot" w:pos="9062"/>
             </w:tabs>
@@ -778,7 +852,7 @@
         </w:p>
         <w:p>
           <w:pPr>
-            <w:pStyle w:val="Verzeichnis1"/>
+            <w:pStyle w:val="TOC1"/>
             <w:tabs>
               <w:tab w:val="right" w:leader="dot" w:pos="9062"/>
             </w:tabs>
@@ -848,7 +922,7 @@
         </w:p>
         <w:p>
           <w:pPr>
-            <w:pStyle w:val="Verzeichnis1"/>
+            <w:pStyle w:val="TOC1"/>
             <w:tabs>
               <w:tab w:val="right" w:leader="dot" w:pos="9062"/>
             </w:tabs>
@@ -918,7 +992,7 @@
         </w:p>
         <w:p>
           <w:pPr>
-            <w:pStyle w:val="Verzeichnis1"/>
+            <w:pStyle w:val="TOC1"/>
             <w:tabs>
               <w:tab w:val="right" w:leader="dot" w:pos="9062"/>
             </w:tabs>
@@ -988,7 +1062,7 @@
         </w:p>
         <w:p>
           <w:pPr>
-            <w:pStyle w:val="Verzeichnis1"/>
+            <w:pStyle w:val="TOC1"/>
             <w:tabs>
               <w:tab w:val="right" w:leader="dot" w:pos="9062"/>
             </w:tabs>
@@ -1058,7 +1132,7 @@
         </w:p>
         <w:p>
           <w:pPr>
-            <w:pStyle w:val="Verzeichnis1"/>
+            <w:pStyle w:val="TOC1"/>
             <w:tabs>
               <w:tab w:val="right" w:leader="dot" w:pos="9062"/>
             </w:tabs>
@@ -1128,7 +1202,7 @@
         </w:p>
         <w:p>
           <w:pPr>
-            <w:pStyle w:val="Verzeichnis1"/>
+            <w:pStyle w:val="TOC1"/>
             <w:tabs>
               <w:tab w:val="right" w:leader="dot" w:pos="9062"/>
             </w:tabs>
@@ -1198,7 +1272,7 @@
         </w:p>
         <w:p>
           <w:pPr>
-            <w:pStyle w:val="Verzeichnis1"/>
+            <w:pStyle w:val="TOC1"/>
             <w:tabs>
               <w:tab w:val="right" w:leader="dot" w:pos="9062"/>
             </w:tabs>
@@ -1268,7 +1342,7 @@
         </w:p>
         <w:p>
           <w:pPr>
-            <w:pStyle w:val="Verzeichnis1"/>
+            <w:pStyle w:val="TOC1"/>
             <w:tabs>
               <w:tab w:val="right" w:leader="dot" w:pos="9062"/>
             </w:tabs>
@@ -1357,7 +1431,7 @@
     </w:sdt>
     <w:p>
       <w:pPr>
-        <w:pStyle w:val="berschrift1"/>
+        <w:pStyle w:val="Heading1"/>
       </w:pPr>
       <w:bookmarkStart w:id="0" w:name="_Toc209171248"/>
       <w:r>
@@ -1366,6 +1440,29 @@
       <w:bookmarkEnd w:id="0"/>
       <w:r>
         <w:t xml:space="preserve"> </w:t>
+      </w:r>
+    </w:p>
+    <w:p>
+      <w:r>
+        <w:t xml:space="preserve">Die Idee für dieses Projekt entstand, als ich auf YouTube den Kanal </w:t>
+      </w:r>
+      <w:proofErr w:type="spellStart"/>
+      <w:r>
+        <w:t>StewartTechnologies</w:t>
+      </w:r>
+      <w:proofErr w:type="spellEnd"/>
+      <w:r>
+        <w:t xml:space="preserve"> entdeckt habe. Dort habe ich zum ersten Mal einen Hexapod gesehen. Ein Hexapod ist ein Roboter mit sechs Beinen, der sich dadurch ganz anders bewegt als viele andere Roboter. Im Vergleich zu Robotern mit Rädern kann er auch auf unebenem Boden stabil stehen und sich fortbewegen. Im Gegensatz zu zweibeinigen oder vierbeinigen Robotern hat er durch die sechs Beine eine hohe Standfestigkeit, da immer mehrere Beine Bodenkontakt haben. Das macht ihn sehr vielseitig und für viele Experimente interessant.</w:t>
+      </w:r>
+    </w:p>
+    <w:p>
+      <w:r>
+        <w:t>Ein Hexapod gehört zu den sogenannten Beinrobotern. Diese Roboter sind besonders spannend, weil sie Bewegungen nachahmen, die man sonst nur aus der Natur kennt, zum Beispiel von Insekten oder Spinnen. Durch die vielen Gelenke in den Beinen kann ein Hexapod in alle Richtungen laufen und sich sogar drehen, ohne den Platz zu wechseln.</w:t>
+      </w:r>
+    </w:p>
+    <w:p>
+      <w:r>
+        <w:t>In diesem Projekt soll ein eigener Hexapod entwickelt und gebaut werden. Das Ziel ist es, ein Modell zu erstellen, das leicht, stabil und einfach steuerbar ist. Neben den grundlegenden Funktionen wie der Fernsteuerung und der sicheren Stromversorgung soll der Roboter auch modular aufgebaut sein, damit er später erweitert oder angepasst werden kann. Dieses Projekt verbindet Mechanik, Elektronik und Programmierung und soll zeigen, wie vielseitig ein Hexapod eingesetzt werden kann.</w:t>
       </w:r>
     </w:p>
     <w:p>
@@ -1377,13 +1474,10 @@
           <w:szCs w:val="40"/>
         </w:rPr>
       </w:pPr>
-      <w:r>
-        <w:t>REPLACEME</w:t>
-      </w:r>
     </w:p>
     <w:p>
       <w:pPr>
-        <w:pStyle w:val="berschrift1"/>
+        <w:pStyle w:val="Heading1"/>
       </w:pPr>
       <w:bookmarkStart w:id="1" w:name="_Toc209171249"/>
       <w:r>
@@ -1394,6 +1488,4666 @@
         <w:t xml:space="preserve"> </w:t>
       </w:r>
     </w:p>
+    <w:p>
+      <w:r>
+        <w:t>Ich habe eine Anforderungsliste in Excel gemacht mit 2 Spalten, Funktionale und Nicht Funktionale. Das Beispiel von Herr Jäger wurde als Vorlage für meine Anforderungsliste genommen. Man kann die Liste unter:/Hexapod/</w:t>
+      </w:r>
+      <w:r>
+        <w:t xml:space="preserve"> </w:t>
+      </w:r>
+      <w:proofErr w:type="spellStart"/>
+      <w:r>
+        <w:t>requirements</w:t>
+      </w:r>
+      <w:proofErr w:type="spellEnd"/>
+      <w:r>
+        <w:t>/</w:t>
+      </w:r>
+      <w:r>
+        <w:t xml:space="preserve"> </w:t>
+      </w:r>
+      <w:r>
+        <w:t>Hexapod_Anforderung_250916.xlsx</w:t>
+      </w:r>
+      <w:r>
+        <w:t xml:space="preserve"> oder unten auf dem Bild.</w:t>
+      </w:r>
+    </w:p>
+    <w:p>
+      <w:pPr>
+        <w:pStyle w:val="ListParagraph"/>
+        <w:numPr>
+          <w:ilvl w:val="0"/>
+          <w:numId w:val="5"/>
+        </w:numPr>
+      </w:pPr>
+      <w:r>
+        <w:rPr>
+          <w:b/>
+          <w:bCs/>
+        </w:rPr>
+        <w:t>Das Hexapod kann per Fernbedienung gesteuert werden.</w:t>
+      </w:r>
+      <w:r>
+        <w:br/>
+      </w:r>
+      <w:r>
+        <w:rPr>
+          <w:i/>
+          <w:iCs/>
+        </w:rPr>
+        <w:t>Begründung:</w:t>
+      </w:r>
+      <w:r>
+        <w:t xml:space="preserve"> Eine Fernsteuerung macht die Bedienung einfach und erlaubt es, das Hexapod flexibel einzusetzen.</w:t>
+      </w:r>
+    </w:p>
+    <w:p>
+      <w:pPr>
+        <w:pStyle w:val="ListParagraph"/>
+        <w:numPr>
+          <w:ilvl w:val="0"/>
+          <w:numId w:val="5"/>
+        </w:numPr>
+      </w:pPr>
+      <w:r>
+        <w:rPr>
+          <w:b/>
+          <w:bCs/>
+        </w:rPr>
+        <w:t>Jedes Bein kann sich in allen Achsen bewegen.</w:t>
+      </w:r>
+      <w:r>
+        <w:br/>
+      </w:r>
+      <w:r>
+        <w:rPr>
+          <w:i/>
+          <w:iCs/>
+        </w:rPr>
+        <w:t>Begründung:</w:t>
+      </w:r>
+      <w:r>
+        <w:t xml:space="preserve"> Dadurch sind viele Bewegungsarten möglich, was das Hexapod vielseitiger macht.</w:t>
+      </w:r>
+    </w:p>
+    <w:p>
+      <w:pPr>
+        <w:pStyle w:val="ListParagraph"/>
+        <w:numPr>
+          <w:ilvl w:val="0"/>
+          <w:numId w:val="5"/>
+        </w:numPr>
+      </w:pPr>
+      <w:r>
+        <w:rPr>
+          <w:b/>
+          <w:bCs/>
+        </w:rPr>
+        <w:t>Das Hexapod wird mit 6V–8,4V gespeist.</w:t>
+      </w:r>
+      <w:r>
+        <w:br/>
+      </w:r>
+      <w:r>
+        <w:rPr>
+          <w:i/>
+          <w:iCs/>
+        </w:rPr>
+        <w:t>Begründung:</w:t>
+      </w:r>
+      <w:r>
+        <w:t xml:space="preserve"> Dieser Spannungsbereich ist ideal für die eingesetzten Servomotoren und Elektronik.</w:t>
+      </w:r>
+    </w:p>
+    <w:p>
+      <w:pPr>
+        <w:pStyle w:val="ListParagraph"/>
+        <w:numPr>
+          <w:ilvl w:val="0"/>
+          <w:numId w:val="5"/>
+        </w:numPr>
+      </w:pPr>
+      <w:r>
+        <w:rPr>
+          <w:b/>
+          <w:bCs/>
+        </w:rPr>
+        <w:t>Das Hexapod kann 500g Extragewicht tragen.</w:t>
+      </w:r>
+      <w:r>
+        <w:br/>
+      </w:r>
+      <w:r>
+        <w:rPr>
+          <w:i/>
+          <w:iCs/>
+        </w:rPr>
+        <w:t>Begründung:</w:t>
+      </w:r>
+      <w:r>
+        <w:t xml:space="preserve"> Damit ist es möglich, zusätzliche Sensoren oder Module zu befestigen.</w:t>
+      </w:r>
+    </w:p>
+    <w:p>
+      <w:pPr>
+        <w:pStyle w:val="ListParagraph"/>
+        <w:numPr>
+          <w:ilvl w:val="0"/>
+          <w:numId w:val="5"/>
+        </w:numPr>
+      </w:pPr>
+      <w:r>
+        <w:rPr>
+          <w:b/>
+          <w:bCs/>
+        </w:rPr>
+        <w:t>Das Hexapod hat einen Indikator, der anzeigt, wenn die Kamera benutzt wird.</w:t>
+      </w:r>
+      <w:r>
+        <w:br/>
+      </w:r>
+      <w:r>
+        <w:rPr>
+          <w:i/>
+          <w:iCs/>
+        </w:rPr>
+        <w:t>Begründung:</w:t>
+      </w:r>
+      <w:r>
+        <w:t xml:space="preserve"> Dies erhöht die Sicherheit und macht klar sichtbar, ob gerade eine Videoaufnahme läuft.</w:t>
+      </w:r>
+    </w:p>
+    <w:p>
+      <w:pPr>
+        <w:pStyle w:val="ListParagraph"/>
+        <w:numPr>
+          <w:ilvl w:val="0"/>
+          <w:numId w:val="5"/>
+        </w:numPr>
+      </w:pPr>
+      <w:r>
+        <w:rPr>
+          <w:b/>
+          <w:bCs/>
+        </w:rPr>
+        <w:t>Das Hexapod muss in jeder Situation in den Zustand „</w:t>
+      </w:r>
+      <w:proofErr w:type="spellStart"/>
+      <w:r>
+        <w:rPr>
+          <w:b/>
+          <w:bCs/>
+        </w:rPr>
+        <w:t>unarmed</w:t>
+      </w:r>
+      <w:proofErr w:type="spellEnd"/>
+      <w:r>
+        <w:rPr>
+          <w:b/>
+          <w:bCs/>
+        </w:rPr>
+        <w:t>“ gebracht werden können.</w:t>
+      </w:r>
+      <w:r>
+        <w:br/>
+      </w:r>
+      <w:r>
+        <w:rPr>
+          <w:i/>
+          <w:iCs/>
+        </w:rPr>
+        <w:t>Begründung:</w:t>
+      </w:r>
+      <w:r>
+        <w:t xml:space="preserve"> Dadurch kann man das Hexapod im Notfall sofort stoppen und Schäden vermeiden.</w:t>
+      </w:r>
+    </w:p>
+    <w:p>
+      <w:pPr>
+        <w:pStyle w:val="ListParagraph"/>
+        <w:numPr>
+          <w:ilvl w:val="0"/>
+          <w:numId w:val="5"/>
+        </w:numPr>
+      </w:pPr>
+      <w:r>
+        <w:rPr>
+          <w:b/>
+          <w:bCs/>
+        </w:rPr>
+        <w:t>Der Akku kann konstant überwacht und per Software ausgeschaltet werden.</w:t>
+      </w:r>
+      <w:r>
+        <w:br/>
+      </w:r>
+      <w:r>
+        <w:rPr>
+          <w:i/>
+          <w:iCs/>
+        </w:rPr>
+        <w:t>Begründung:</w:t>
+      </w:r>
+      <w:r>
+        <w:t xml:space="preserve"> So wird der Akku geschützt und eine sichere Nutzung gewährleistet.</w:t>
+      </w:r>
+    </w:p>
+    <w:p>
+      <w:pPr>
+        <w:pStyle w:val="ListParagraph"/>
+        <w:numPr>
+          <w:ilvl w:val="0"/>
+          <w:numId w:val="5"/>
+        </w:numPr>
+      </w:pPr>
+      <w:r>
+        <w:rPr>
+          <w:b/>
+          <w:bCs/>
+        </w:rPr>
+        <w:t>Die Leistungsaufnahme darf maximal 850W betragen.</w:t>
+      </w:r>
+      <w:r>
+        <w:br/>
+      </w:r>
+      <w:r>
+        <w:rPr>
+          <w:i/>
+          <w:iCs/>
+        </w:rPr>
+        <w:t>Begründung:</w:t>
+      </w:r>
+      <w:r>
+        <w:t xml:space="preserve"> Diese Begrenzung verhindert Überlastung und Schäden an den Bauteilen.</w:t>
+      </w:r>
+    </w:p>
+    <w:p>
+      <w:pPr>
+        <w:pStyle w:val="ListParagraph"/>
+        <w:numPr>
+          <w:ilvl w:val="0"/>
+          <w:numId w:val="5"/>
+        </w:numPr>
+      </w:pPr>
+      <w:r>
+        <w:rPr>
+          <w:b/>
+          <w:bCs/>
+        </w:rPr>
+        <w:t>Das Hexapod hat einen Anschluss für Erweiterungen (I2C, 5V, GND, 2x GPIO).</w:t>
+      </w:r>
+      <w:r>
+        <w:br/>
+      </w:r>
+      <w:r>
+        <w:rPr>
+          <w:i/>
+          <w:iCs/>
+        </w:rPr>
+        <w:t>Begründung:</w:t>
+      </w:r>
+      <w:r>
+        <w:t xml:space="preserve"> Mit diesen Anschlüssen können später zusätzliche Module einfach angeschlossen werden.</w:t>
+      </w:r>
+    </w:p>
+    <w:p>
+      <w:pPr>
+        <w:pStyle w:val="ListParagraph"/>
+        <w:numPr>
+          <w:ilvl w:val="0"/>
+          <w:numId w:val="5"/>
+        </w:numPr>
+      </w:pPr>
+      <w:r>
+        <w:rPr>
+          <w:b/>
+          <w:bCs/>
+        </w:rPr>
+        <w:t>Es gibt einen Überstromschutz und einen Unterspannungsschutz für den Akku.</w:t>
+      </w:r>
+      <w:r>
+        <w:br/>
+      </w:r>
+      <w:r>
+        <w:rPr>
+          <w:i/>
+          <w:iCs/>
+        </w:rPr>
+        <w:t>Begründung:</w:t>
+      </w:r>
+      <w:r>
+        <w:t xml:space="preserve"> Diese Schutzfunktionen verlängern die Lebensdauer des Akkus und erhöhen die Sicherheit.</w:t>
+      </w:r>
+    </w:p>
+    <w:p>
+      <w:pPr>
+        <w:pStyle w:val="ListParagraph"/>
+        <w:numPr>
+          <w:ilvl w:val="0"/>
+          <w:numId w:val="5"/>
+        </w:numPr>
+      </w:pPr>
+      <w:r>
+        <w:rPr>
+          <w:b/>
+          <w:bCs/>
+        </w:rPr>
+        <w:t>Der Controller ist ein PlayStation-Controller.</w:t>
+      </w:r>
+      <w:r>
+        <w:br/>
+      </w:r>
+      <w:r>
+        <w:rPr>
+          <w:i/>
+          <w:iCs/>
+        </w:rPr>
+        <w:t>Begründung:</w:t>
+      </w:r>
+      <w:r>
+        <w:t xml:space="preserve"> Ein PlayStation-Controller ist weit verbreitet, einfach zu bedienen und bietet viele Tasten für Steuerbefehle.</w:t>
+      </w:r>
+    </w:p>
+    <w:p>
+      <w:pPr>
+        <w:pStyle w:val="ListParagraph"/>
+        <w:numPr>
+          <w:ilvl w:val="0"/>
+          <w:numId w:val="5"/>
+        </w:numPr>
+      </w:pPr>
+      <w:r>
+        <w:rPr>
+          <w:b/>
+          <w:bCs/>
+        </w:rPr>
+        <w:t>Das Hexapod wiegt unter 3kg.</w:t>
+      </w:r>
+      <w:r>
+        <w:br/>
+      </w:r>
+      <w:r>
+        <w:rPr>
+          <w:i/>
+          <w:iCs/>
+        </w:rPr>
+        <w:t>Begründung:</w:t>
+      </w:r>
+      <w:r>
+        <w:t xml:space="preserve"> Ein geringes Gewicht macht den Transport einfacher und schont die Servomotoren.</w:t>
+      </w:r>
+    </w:p>
+    <w:p>
+      <w:pPr>
+        <w:pStyle w:val="ListParagraph"/>
+        <w:numPr>
+          <w:ilvl w:val="0"/>
+          <w:numId w:val="4"/>
+        </w:numPr>
+      </w:pPr>
+      <w:r>
+        <w:rPr>
+          <w:b/>
+          <w:bCs/>
+        </w:rPr>
+        <w:t>Der 3D-Druck wird mit PETG oder ABS ausgeführt.</w:t>
+      </w:r>
+      <w:r>
+        <w:br/>
+      </w:r>
+      <w:r>
+        <w:rPr>
+          <w:i/>
+          <w:iCs/>
+        </w:rPr>
+        <w:t>Begründung:</w:t>
+      </w:r>
+      <w:r>
+        <w:t xml:space="preserve"> Diese Materialien sind stabil und hitzebeständig, was für die Belastung im Betrieb wichtig ist.</w:t>
+      </w:r>
+    </w:p>
+    <w:p>
+      <w:pPr>
+        <w:pStyle w:val="ListParagraph"/>
+        <w:numPr>
+          <w:ilvl w:val="0"/>
+          <w:numId w:val="4"/>
+        </w:numPr>
+      </w:pPr>
+      <w:r>
+        <w:rPr>
+          <w:b/>
+          <w:bCs/>
+        </w:rPr>
+        <w:t>Das Hexapod ist mit ausgestreckten Beinen kürzer als 1 Meter.</w:t>
+      </w:r>
+      <w:r>
+        <w:br/>
+      </w:r>
+      <w:r>
+        <w:rPr>
+          <w:i/>
+          <w:iCs/>
+        </w:rPr>
+        <w:t>Begründung:</w:t>
+      </w:r>
+      <w:r>
+        <w:t xml:space="preserve"> Dadurch bleibt der Roboter handlich und gut transportierbar.</w:t>
+      </w:r>
+    </w:p>
+    <w:p>
+      <w:pPr>
+        <w:pStyle w:val="ListParagraph"/>
+        <w:numPr>
+          <w:ilvl w:val="0"/>
+          <w:numId w:val="4"/>
+        </w:numPr>
+      </w:pPr>
+      <w:r>
+        <w:rPr>
+          <w:b/>
+          <w:bCs/>
+        </w:rPr>
+        <w:t>Das Mainboard ist ein Eigendesign.</w:t>
+      </w:r>
+      <w:r>
+        <w:br/>
+      </w:r>
+      <w:r>
+        <w:rPr>
+          <w:i/>
+          <w:iCs/>
+        </w:rPr>
+        <w:t>Begründung:</w:t>
+      </w:r>
+      <w:r>
+        <w:t xml:space="preserve"> Ein eigenes Design kann optimal an die Anforderungen des Projekts angepasst werden.</w:t>
+      </w:r>
+    </w:p>
+    <w:p>
+      <w:pPr>
+        <w:pStyle w:val="ListParagraph"/>
+        <w:numPr>
+          <w:ilvl w:val="0"/>
+          <w:numId w:val="4"/>
+        </w:numPr>
+      </w:pPr>
+      <w:r>
+        <w:rPr>
+          <w:b/>
+          <w:bCs/>
+        </w:rPr>
+        <w:t>So viele Teile wie möglich sollen verschraubt und so wenig Klebstoff wie möglich verwendet werden.</w:t>
+      </w:r>
+      <w:r>
+        <w:br/>
+      </w:r>
+      <w:r>
+        <w:rPr>
+          <w:i/>
+          <w:iCs/>
+        </w:rPr>
+        <w:t>Begründung:</w:t>
+      </w:r>
+      <w:r>
+        <w:t xml:space="preserve"> Verschraubte Teile sind stabiler und lassen sich leichter reparieren oder austauschen.</w:t>
+      </w:r>
+    </w:p>
+    <w:p>
+      <w:pPr>
+        <w:pStyle w:val="ListParagraph"/>
+        <w:numPr>
+          <w:ilvl w:val="0"/>
+          <w:numId w:val="4"/>
+        </w:numPr>
+      </w:pPr>
+      <w:r>
+        <w:rPr>
+          <w:b/>
+          <w:bCs/>
+        </w:rPr>
+        <w:t>Das Hexapod darf 80°C nicht überschreiten.</w:t>
+      </w:r>
+      <w:r>
+        <w:br/>
+      </w:r>
+      <w:r>
+        <w:rPr>
+          <w:i/>
+          <w:iCs/>
+        </w:rPr>
+        <w:t>Begründung:</w:t>
+      </w:r>
+      <w:r>
+        <w:t xml:space="preserve"> Überhitzung kann Bauteile beschädigen und die Sicherheit gefährden.</w:t>
+      </w:r>
+    </w:p>
+    <w:p>
+      <w:pPr>
+        <w:pStyle w:val="ListParagraph"/>
+        <w:numPr>
+          <w:ilvl w:val="0"/>
+          <w:numId w:val="4"/>
+        </w:numPr>
+      </w:pPr>
+      <w:r>
+        <w:rPr>
+          <w:b/>
+          <w:bCs/>
+        </w:rPr>
+        <w:t>Das Hexapod muss im „</w:t>
+      </w:r>
+      <w:proofErr w:type="spellStart"/>
+      <w:r>
+        <w:rPr>
+          <w:b/>
+          <w:bCs/>
+        </w:rPr>
+        <w:t>unarmed</w:t>
+      </w:r>
+      <w:proofErr w:type="spellEnd"/>
+      <w:r>
+        <w:rPr>
+          <w:b/>
+          <w:bCs/>
+        </w:rPr>
+        <w:t>“-Zustand programmierbar sein.</w:t>
+      </w:r>
+      <w:r>
+        <w:br/>
+      </w:r>
+      <w:r>
+        <w:rPr>
+          <w:i/>
+          <w:iCs/>
+        </w:rPr>
+        <w:t>Begründung:</w:t>
+      </w:r>
+      <w:r>
+        <w:t xml:space="preserve"> Damit können Änderungen gemacht werden, ohne dass eine Gefahr durch Bewegungen entsteht.</w:t>
+      </w:r>
+    </w:p>
+    <w:p>
+      <w:pPr>
+        <w:pStyle w:val="ListParagraph"/>
+        <w:numPr>
+          <w:ilvl w:val="0"/>
+          <w:numId w:val="4"/>
+        </w:numPr>
+      </w:pPr>
+      <w:r>
+        <w:rPr>
+          <w:b/>
+          <w:bCs/>
+        </w:rPr>
+        <w:t>Das Hexapod hat eine IMU (Internal Measurement Unit).</w:t>
+      </w:r>
+      <w:r>
+        <w:br/>
+      </w:r>
+      <w:r>
+        <w:rPr>
+          <w:i/>
+          <w:iCs/>
+        </w:rPr>
+        <w:t>Begründung:</w:t>
+      </w:r>
+      <w:r>
+        <w:t xml:space="preserve"> Die IMU misst Beschleunigung und Drehung, was für eine präzise Steuerung wichtig ist.</w:t>
+      </w:r>
+    </w:p>
+    <w:p>
+      <w:pPr>
+        <w:pStyle w:val="ListParagraph"/>
+        <w:numPr>
+          <w:ilvl w:val="0"/>
+          <w:numId w:val="4"/>
+        </w:numPr>
+      </w:pPr>
+      <w:r>
+        <w:rPr>
+          <w:b/>
+          <w:bCs/>
+        </w:rPr>
+        <w:t>Die Batterie kann einfach und schnell ausgetauscht werden.</w:t>
+      </w:r>
+      <w:r>
+        <w:br/>
+      </w:r>
+      <w:r>
+        <w:rPr>
+          <w:i/>
+          <w:iCs/>
+        </w:rPr>
+        <w:t>Begründung:</w:t>
+      </w:r>
+      <w:r>
+        <w:t xml:space="preserve"> Dies spart Zeit beim Betrieb und macht das Hexapod praktischer.</w:t>
+      </w:r>
+    </w:p>
+    <w:p>
+      <w:pPr>
+        <w:pStyle w:val="ListParagraph"/>
+        <w:numPr>
+          <w:ilvl w:val="0"/>
+          <w:numId w:val="4"/>
+        </w:numPr>
+      </w:pPr>
+      <w:r>
+        <w:rPr>
+          <w:b/>
+          <w:bCs/>
+        </w:rPr>
+        <w:t>Jedes Bein kann einzeln entfernt werden.</w:t>
+      </w:r>
+      <w:r>
+        <w:br/>
+      </w:r>
+      <w:r>
+        <w:rPr>
+          <w:i/>
+          <w:iCs/>
+        </w:rPr>
+        <w:t>Begründung:</w:t>
+      </w:r>
+      <w:r>
+        <w:t xml:space="preserve"> Dadurch sind Reparaturen einfacher möglich und defekte Teile können schnell ersetzt werden.</w:t>
+      </w:r>
+    </w:p>
+    <w:p>
+      <w:pPr>
+        <w:pStyle w:val="ListParagraph"/>
+        <w:numPr>
+          <w:ilvl w:val="0"/>
+          <w:numId w:val="4"/>
+        </w:numPr>
+      </w:pPr>
+      <w:r>
+        <w:rPr>
+          <w:b/>
+          <w:bCs/>
+        </w:rPr>
+        <w:t>Das Hexapod muss auch im zusammengebauten Zustand programmierbar sein.</w:t>
+      </w:r>
+      <w:r>
+        <w:br/>
+      </w:r>
+      <w:r>
+        <w:rPr>
+          <w:i/>
+          <w:iCs/>
+        </w:rPr>
+        <w:t>Begründung:</w:t>
+      </w:r>
+      <w:r>
+        <w:t xml:space="preserve"> So können Updates oder Änderungen ohne Auseinanderbauen gemacht werden.</w:t>
+      </w:r>
+    </w:p>
+    <w:p>
+      <w:pPr>
+        <w:pStyle w:val="ListParagraph"/>
+        <w:numPr>
+          <w:ilvl w:val="0"/>
+          <w:numId w:val="4"/>
+        </w:numPr>
+      </w:pPr>
+      <w:r>
+        <w:rPr>
+          <w:b/>
+          <w:bCs/>
+        </w:rPr>
+        <w:t>Die Füsse sind austauschbar.</w:t>
+      </w:r>
+      <w:r>
+        <w:br/>
+      </w:r>
+      <w:r>
+        <w:rPr>
+          <w:i/>
+          <w:iCs/>
+        </w:rPr>
+        <w:t>Begründung:</w:t>
+      </w:r>
+      <w:r>
+        <w:t xml:space="preserve"> Je nach Untergrund können passende Füsse eingesetzt werden, was die Einsatzmöglichkeiten erweitert.</w:t>
+      </w:r>
+    </w:p>
+    <w:p>
+      <w:pPr>
+        <w:pStyle w:val="ListParagraph"/>
+        <w:numPr>
+          <w:ilvl w:val="0"/>
+          <w:numId w:val="4"/>
+        </w:numPr>
+      </w:pPr>
+    </w:p>
+    <w:tbl>
+      <w:tblPr>
+        <w:tblW w:w="10440" w:type="dxa"/>
+        <w:tblCellMar>
+          <w:left w:w="70" w:type="dxa"/>
+          <w:right w:w="70" w:type="dxa"/>
+        </w:tblCellMar>
+        <w:tblLook w:val="04A0" w:firstRow="1" w:lastRow="0" w:firstColumn="1" w:lastColumn="0" w:noHBand="0" w:noVBand="1"/>
+      </w:tblPr>
+      <w:tblGrid>
+        <w:gridCol w:w="364"/>
+        <w:gridCol w:w="7314"/>
+        <w:gridCol w:w="2800"/>
+      </w:tblGrid>
+      <w:tr>
+        <w:trPr>
+          <w:trHeight w:val="630"/>
+        </w:trPr>
+        <w:tc>
+          <w:tcPr>
+            <w:tcW w:w="7640" w:type="dxa"/>
+            <w:gridSpan w:val="2"/>
+            <w:tcBorders>
+              <w:top w:val="nil"/>
+              <w:left w:val="nil"/>
+              <w:bottom w:val="nil"/>
+              <w:right w:val="nil"/>
+            </w:tcBorders>
+            <w:noWrap/>
+            <w:vAlign w:val="bottom"/>
+            <w:hideMark/>
+          </w:tcPr>
+          <w:p>
+            <w:pPr>
+              <w:spacing w:after="0" w:line="240" w:lineRule="auto"/>
+              <w:rPr>
+                <w:rFonts w:ascii="Aptos Narrow" w:eastAsia="Times New Roman" w:hAnsi="Aptos Narrow" w:cs="Times New Roman"/>
+                <w:b/>
+                <w:bCs/>
+                <w:color w:val="000000"/>
+                <w:kern w:val="0"/>
+                <w:sz w:val="48"/>
+                <w:szCs w:val="48"/>
+                <w:lang w:eastAsia="de-CH"/>
+                <w14:ligatures w14:val="none"/>
+              </w:rPr>
+            </w:pPr>
+            <w:r>
+              <w:rPr>
+                <w:rFonts w:ascii="Aptos Narrow" w:eastAsia="Times New Roman" w:hAnsi="Aptos Narrow" w:cs="Times New Roman"/>
+                <w:b/>
+                <w:bCs/>
+                <w:color w:val="000000"/>
+                <w:kern w:val="0"/>
+                <w:sz w:val="48"/>
+                <w:szCs w:val="48"/>
+                <w:lang w:eastAsia="de-CH"/>
+                <w14:ligatures w14:val="none"/>
+              </w:rPr>
+              <w:t>Funktionale Anforderungen</w:t>
+            </w:r>
+          </w:p>
+        </w:tc>
+        <w:tc>
+          <w:tcPr>
+            <w:tcW w:w="2800" w:type="dxa"/>
+            <w:tcBorders>
+              <w:top w:val="nil"/>
+              <w:left w:val="nil"/>
+              <w:bottom w:val="nil"/>
+              <w:right w:val="nil"/>
+            </w:tcBorders>
+            <w:noWrap/>
+            <w:vAlign w:val="bottom"/>
+            <w:hideMark/>
+          </w:tcPr>
+          <w:p>
+            <w:pPr>
+              <w:spacing w:after="0" w:line="240" w:lineRule="auto"/>
+              <w:rPr>
+                <w:rFonts w:ascii="Aptos Narrow" w:eastAsia="Times New Roman" w:hAnsi="Aptos Narrow" w:cs="Times New Roman"/>
+                <w:b/>
+                <w:bCs/>
+                <w:color w:val="000000"/>
+                <w:kern w:val="0"/>
+                <w:sz w:val="48"/>
+                <w:szCs w:val="48"/>
+                <w:lang w:eastAsia="de-CH"/>
+                <w14:ligatures w14:val="none"/>
+              </w:rPr>
+            </w:pPr>
+          </w:p>
+        </w:tc>
+      </w:tr>
+      <w:tr>
+        <w:trPr>
+          <w:trHeight w:val="300"/>
+        </w:trPr>
+        <w:tc>
+          <w:tcPr>
+            <w:tcW w:w="326" w:type="dxa"/>
+            <w:tcBorders>
+              <w:top w:val="nil"/>
+              <w:left w:val="nil"/>
+              <w:bottom w:val="nil"/>
+              <w:right w:val="nil"/>
+            </w:tcBorders>
+            <w:noWrap/>
+            <w:vAlign w:val="bottom"/>
+            <w:hideMark/>
+          </w:tcPr>
+          <w:p>
+            <w:pPr>
+              <w:spacing w:after="0" w:line="240" w:lineRule="auto"/>
+              <w:rPr>
+                <w:rFonts w:ascii="Times New Roman" w:eastAsia="Times New Roman" w:hAnsi="Times New Roman" w:cs="Times New Roman"/>
+                <w:kern w:val="0"/>
+                <w:sz w:val="20"/>
+                <w:szCs w:val="20"/>
+                <w:lang w:eastAsia="de-CH"/>
+                <w14:ligatures w14:val="none"/>
+              </w:rPr>
+            </w:pPr>
+          </w:p>
+        </w:tc>
+        <w:tc>
+          <w:tcPr>
+            <w:tcW w:w="7314" w:type="dxa"/>
+            <w:tcBorders>
+              <w:top w:val="nil"/>
+              <w:left w:val="nil"/>
+              <w:bottom w:val="nil"/>
+              <w:right w:val="nil"/>
+            </w:tcBorders>
+            <w:noWrap/>
+            <w:vAlign w:val="bottom"/>
+            <w:hideMark/>
+          </w:tcPr>
+          <w:p>
+            <w:pPr>
+              <w:spacing w:after="0" w:line="240" w:lineRule="auto"/>
+              <w:rPr>
+                <w:rFonts w:ascii="Times New Roman" w:eastAsia="Times New Roman" w:hAnsi="Times New Roman" w:cs="Times New Roman"/>
+                <w:kern w:val="0"/>
+                <w:sz w:val="20"/>
+                <w:szCs w:val="20"/>
+                <w:lang w:eastAsia="de-CH"/>
+                <w14:ligatures w14:val="none"/>
+              </w:rPr>
+            </w:pPr>
+          </w:p>
+        </w:tc>
+        <w:tc>
+          <w:tcPr>
+            <w:tcW w:w="2800" w:type="dxa"/>
+            <w:tcBorders>
+              <w:top w:val="nil"/>
+              <w:left w:val="nil"/>
+              <w:bottom w:val="nil"/>
+              <w:right w:val="nil"/>
+            </w:tcBorders>
+            <w:noWrap/>
+            <w:vAlign w:val="bottom"/>
+            <w:hideMark/>
+          </w:tcPr>
+          <w:p>
+            <w:pPr>
+              <w:spacing w:after="0" w:line="240" w:lineRule="auto"/>
+              <w:rPr>
+                <w:rFonts w:ascii="Times New Roman" w:eastAsia="Times New Roman" w:hAnsi="Times New Roman" w:cs="Times New Roman"/>
+                <w:kern w:val="0"/>
+                <w:sz w:val="20"/>
+                <w:szCs w:val="20"/>
+                <w:lang w:eastAsia="de-CH"/>
+                <w14:ligatures w14:val="none"/>
+              </w:rPr>
+            </w:pPr>
+          </w:p>
+        </w:tc>
+      </w:tr>
+      <w:tr>
+        <w:trPr>
+          <w:trHeight w:val="300"/>
+        </w:trPr>
+        <w:tc>
+          <w:tcPr>
+            <w:tcW w:w="326" w:type="dxa"/>
+            <w:tcBorders>
+              <w:top w:val="single" w:sz="4" w:space="0" w:color="61CBF3"/>
+              <w:left w:val="single" w:sz="4" w:space="0" w:color="61CBF3"/>
+              <w:bottom w:val="single" w:sz="4" w:space="0" w:color="61CBF3"/>
+              <w:right w:val="nil"/>
+            </w:tcBorders>
+            <w:shd w:val="clear" w:color="0F9ED5" w:fill="0F9ED5"/>
+            <w:noWrap/>
+            <w:vAlign w:val="bottom"/>
+            <w:hideMark/>
+          </w:tcPr>
+          <w:p>
+            <w:pPr>
+              <w:spacing w:after="0" w:line="240" w:lineRule="auto"/>
+              <w:rPr>
+                <w:rFonts w:ascii="Aptos Narrow" w:eastAsia="Times New Roman" w:hAnsi="Aptos Narrow" w:cs="Times New Roman"/>
+                <w:b/>
+                <w:bCs/>
+                <w:color w:val="FFFFFF"/>
+                <w:kern w:val="0"/>
+                <w:sz w:val="22"/>
+                <w:szCs w:val="22"/>
+                <w:lang w:eastAsia="de-CH"/>
+                <w14:ligatures w14:val="none"/>
+              </w:rPr>
+            </w:pPr>
+            <w:r>
+              <w:rPr>
+                <w:rFonts w:ascii="Aptos Narrow" w:eastAsia="Times New Roman" w:hAnsi="Aptos Narrow" w:cs="Times New Roman"/>
+                <w:b/>
+                <w:bCs/>
+                <w:color w:val="FFFFFF"/>
+                <w:kern w:val="0"/>
+                <w:sz w:val="22"/>
+                <w:szCs w:val="22"/>
+                <w:lang w:eastAsia="de-CH"/>
+                <w14:ligatures w14:val="none"/>
+              </w:rPr>
+              <w:t>#</w:t>
+            </w:r>
+          </w:p>
+        </w:tc>
+        <w:tc>
+          <w:tcPr>
+            <w:tcW w:w="7314" w:type="dxa"/>
+            <w:tcBorders>
+              <w:top w:val="single" w:sz="4" w:space="0" w:color="61CBF3"/>
+              <w:left w:val="nil"/>
+              <w:bottom w:val="single" w:sz="4" w:space="0" w:color="61CBF3"/>
+              <w:right w:val="nil"/>
+            </w:tcBorders>
+            <w:shd w:val="clear" w:color="0F9ED5" w:fill="0F9ED5"/>
+            <w:noWrap/>
+            <w:vAlign w:val="bottom"/>
+            <w:hideMark/>
+          </w:tcPr>
+          <w:p>
+            <w:pPr>
+              <w:spacing w:after="0" w:line="240" w:lineRule="auto"/>
+              <w:rPr>
+                <w:rFonts w:ascii="Aptos Narrow" w:eastAsia="Times New Roman" w:hAnsi="Aptos Narrow" w:cs="Times New Roman"/>
+                <w:b/>
+                <w:bCs/>
+                <w:color w:val="FFFFFF"/>
+                <w:kern w:val="0"/>
+                <w:sz w:val="22"/>
+                <w:szCs w:val="22"/>
+                <w:lang w:eastAsia="de-CH"/>
+                <w14:ligatures w14:val="none"/>
+              </w:rPr>
+            </w:pPr>
+            <w:r>
+              <w:rPr>
+                <w:rFonts w:ascii="Aptos Narrow" w:eastAsia="Times New Roman" w:hAnsi="Aptos Narrow" w:cs="Times New Roman"/>
+                <w:b/>
+                <w:bCs/>
+                <w:color w:val="FFFFFF"/>
+                <w:kern w:val="0"/>
+                <w:sz w:val="22"/>
+                <w:szCs w:val="22"/>
+                <w:lang w:eastAsia="de-CH"/>
+                <w14:ligatures w14:val="none"/>
+              </w:rPr>
+              <w:t xml:space="preserve">Anforderung </w:t>
+            </w:r>
+          </w:p>
+        </w:tc>
+        <w:tc>
+          <w:tcPr>
+            <w:tcW w:w="2800" w:type="dxa"/>
+            <w:tcBorders>
+              <w:top w:val="single" w:sz="4" w:space="0" w:color="61CBF3"/>
+              <w:left w:val="nil"/>
+              <w:bottom w:val="single" w:sz="4" w:space="0" w:color="61CBF3"/>
+              <w:right w:val="single" w:sz="4" w:space="0" w:color="61CBF3"/>
+            </w:tcBorders>
+            <w:shd w:val="clear" w:color="0F9ED5" w:fill="0F9ED5"/>
+            <w:noWrap/>
+            <w:vAlign w:val="bottom"/>
+            <w:hideMark/>
+          </w:tcPr>
+          <w:p>
+            <w:pPr>
+              <w:spacing w:after="0" w:line="240" w:lineRule="auto"/>
+              <w:rPr>
+                <w:rFonts w:ascii="Aptos Narrow" w:eastAsia="Times New Roman" w:hAnsi="Aptos Narrow" w:cs="Times New Roman"/>
+                <w:b/>
+                <w:bCs/>
+                <w:color w:val="FFFFFF"/>
+                <w:kern w:val="0"/>
+                <w:sz w:val="22"/>
+                <w:szCs w:val="22"/>
+                <w:lang w:eastAsia="de-CH"/>
+                <w14:ligatures w14:val="none"/>
+              </w:rPr>
+            </w:pPr>
+            <w:r>
+              <w:rPr>
+                <w:rFonts w:ascii="Aptos Narrow" w:eastAsia="Times New Roman" w:hAnsi="Aptos Narrow" w:cs="Times New Roman"/>
+                <w:b/>
+                <w:bCs/>
+                <w:color w:val="FFFFFF"/>
+                <w:kern w:val="0"/>
+                <w:sz w:val="22"/>
+                <w:szCs w:val="22"/>
+                <w:lang w:eastAsia="de-CH"/>
+                <w14:ligatures w14:val="none"/>
+              </w:rPr>
+              <w:t>Status</w:t>
+            </w:r>
+          </w:p>
+        </w:tc>
+      </w:tr>
+      <w:tr>
+        <w:trPr>
+          <w:trHeight w:val="300"/>
+        </w:trPr>
+        <w:tc>
+          <w:tcPr>
+            <w:tcW w:w="326" w:type="dxa"/>
+            <w:tcBorders>
+              <w:top w:val="single" w:sz="4" w:space="0" w:color="61CBF3"/>
+              <w:left w:val="single" w:sz="4" w:space="0" w:color="61CBF3"/>
+              <w:bottom w:val="single" w:sz="4" w:space="0" w:color="61CBF3"/>
+              <w:right w:val="nil"/>
+            </w:tcBorders>
+            <w:shd w:val="clear" w:color="CAEDFB" w:fill="CAEDFB"/>
+            <w:noWrap/>
+            <w:vAlign w:val="bottom"/>
+            <w:hideMark/>
+          </w:tcPr>
+          <w:p>
+            <w:pPr>
+              <w:spacing w:after="0" w:line="240" w:lineRule="auto"/>
+              <w:jc w:val="right"/>
+              <w:rPr>
+                <w:rFonts w:ascii="Aptos Narrow" w:eastAsia="Times New Roman" w:hAnsi="Aptos Narrow" w:cs="Times New Roman"/>
+                <w:color w:val="000000"/>
+                <w:kern w:val="0"/>
+                <w:sz w:val="22"/>
+                <w:szCs w:val="22"/>
+                <w:lang w:eastAsia="de-CH"/>
+                <w14:ligatures w14:val="none"/>
+              </w:rPr>
+            </w:pPr>
+            <w:r>
+              <w:rPr>
+                <w:rFonts w:ascii="Aptos Narrow" w:eastAsia="Times New Roman" w:hAnsi="Aptos Narrow" w:cs="Times New Roman"/>
+                <w:color w:val="000000"/>
+                <w:kern w:val="0"/>
+                <w:sz w:val="22"/>
+                <w:szCs w:val="22"/>
+                <w:lang w:eastAsia="de-CH"/>
+                <w14:ligatures w14:val="none"/>
+              </w:rPr>
+              <w:t>1</w:t>
+            </w:r>
+          </w:p>
+        </w:tc>
+        <w:tc>
+          <w:tcPr>
+            <w:tcW w:w="7314" w:type="dxa"/>
+            <w:tcBorders>
+              <w:top w:val="single" w:sz="4" w:space="0" w:color="61CBF3"/>
+              <w:left w:val="nil"/>
+              <w:bottom w:val="single" w:sz="4" w:space="0" w:color="61CBF3"/>
+              <w:right w:val="nil"/>
+            </w:tcBorders>
+            <w:shd w:val="clear" w:color="CAEDFB" w:fill="CAEDFB"/>
+            <w:noWrap/>
+            <w:vAlign w:val="bottom"/>
+            <w:hideMark/>
+          </w:tcPr>
+          <w:p>
+            <w:pPr>
+              <w:spacing w:after="0" w:line="240" w:lineRule="auto"/>
+              <w:rPr>
+                <w:rFonts w:ascii="Aptos Narrow" w:eastAsia="Times New Roman" w:hAnsi="Aptos Narrow" w:cs="Times New Roman"/>
+                <w:color w:val="000000"/>
+                <w:kern w:val="0"/>
+                <w:sz w:val="22"/>
+                <w:szCs w:val="22"/>
+                <w:lang w:eastAsia="de-CH"/>
+                <w14:ligatures w14:val="none"/>
+              </w:rPr>
+            </w:pPr>
+            <w:r>
+              <w:rPr>
+                <w:rFonts w:ascii="Aptos Narrow" w:eastAsia="Times New Roman" w:hAnsi="Aptos Narrow" w:cs="Times New Roman"/>
+                <w:color w:val="000000"/>
+                <w:kern w:val="0"/>
+                <w:sz w:val="22"/>
+                <w:szCs w:val="22"/>
+                <w:lang w:eastAsia="de-CH"/>
+                <w14:ligatures w14:val="none"/>
+              </w:rPr>
+              <w:t>Das Hexapod kann per Fernbedienung gesteuert werden.</w:t>
+            </w:r>
+          </w:p>
+        </w:tc>
+        <w:tc>
+          <w:tcPr>
+            <w:tcW w:w="2800" w:type="dxa"/>
+            <w:tcBorders>
+              <w:top w:val="single" w:sz="4" w:space="0" w:color="61CBF3"/>
+              <w:left w:val="nil"/>
+              <w:bottom w:val="single" w:sz="4" w:space="0" w:color="61CBF3"/>
+              <w:right w:val="single" w:sz="4" w:space="0" w:color="61CBF3"/>
+            </w:tcBorders>
+            <w:shd w:val="clear" w:color="CAEDFB" w:fill="CAEDFB"/>
+            <w:noWrap/>
+            <w:vAlign w:val="bottom"/>
+            <w:hideMark/>
+          </w:tcPr>
+          <w:p>
+            <w:pPr>
+              <w:spacing w:after="0" w:line="240" w:lineRule="auto"/>
+              <w:rPr>
+                <w:rFonts w:ascii="Aptos Narrow" w:eastAsia="Times New Roman" w:hAnsi="Aptos Narrow" w:cs="Times New Roman"/>
+                <w:color w:val="000000"/>
+                <w:kern w:val="0"/>
+                <w:sz w:val="22"/>
+                <w:szCs w:val="22"/>
+                <w:lang w:eastAsia="de-CH"/>
+                <w14:ligatures w14:val="none"/>
+              </w:rPr>
+            </w:pPr>
+            <w:r>
+              <w:rPr>
+                <w:rFonts w:ascii="Aptos Narrow" w:eastAsia="Times New Roman" w:hAnsi="Aptos Narrow" w:cs="Times New Roman"/>
+                <w:color w:val="000000"/>
+                <w:kern w:val="0"/>
+                <w:sz w:val="22"/>
+                <w:szCs w:val="22"/>
+                <w:lang w:eastAsia="de-CH"/>
+                <w14:ligatures w14:val="none"/>
+              </w:rPr>
+              <w:t>Vom Kunden abgenommen</w:t>
+            </w:r>
+          </w:p>
+        </w:tc>
+      </w:tr>
+      <w:tr>
+        <w:trPr>
+          <w:trHeight w:val="300"/>
+        </w:trPr>
+        <w:tc>
+          <w:tcPr>
+            <w:tcW w:w="326" w:type="dxa"/>
+            <w:tcBorders>
+              <w:top w:val="single" w:sz="4" w:space="0" w:color="61CBF3"/>
+              <w:left w:val="single" w:sz="4" w:space="0" w:color="61CBF3"/>
+              <w:bottom w:val="single" w:sz="4" w:space="0" w:color="61CBF3"/>
+              <w:right w:val="nil"/>
+            </w:tcBorders>
+            <w:noWrap/>
+            <w:vAlign w:val="bottom"/>
+            <w:hideMark/>
+          </w:tcPr>
+          <w:p>
+            <w:pPr>
+              <w:spacing w:after="0" w:line="240" w:lineRule="auto"/>
+              <w:jc w:val="right"/>
+              <w:rPr>
+                <w:rFonts w:ascii="Aptos Narrow" w:eastAsia="Times New Roman" w:hAnsi="Aptos Narrow" w:cs="Times New Roman"/>
+                <w:color w:val="000000"/>
+                <w:kern w:val="0"/>
+                <w:sz w:val="22"/>
+                <w:szCs w:val="22"/>
+                <w:lang w:eastAsia="de-CH"/>
+                <w14:ligatures w14:val="none"/>
+              </w:rPr>
+            </w:pPr>
+            <w:r>
+              <w:rPr>
+                <w:rFonts w:ascii="Aptos Narrow" w:eastAsia="Times New Roman" w:hAnsi="Aptos Narrow" w:cs="Times New Roman"/>
+                <w:color w:val="000000"/>
+                <w:kern w:val="0"/>
+                <w:sz w:val="22"/>
+                <w:szCs w:val="22"/>
+                <w:lang w:eastAsia="de-CH"/>
+                <w14:ligatures w14:val="none"/>
+              </w:rPr>
+              <w:t>2</w:t>
+            </w:r>
+          </w:p>
+        </w:tc>
+        <w:tc>
+          <w:tcPr>
+            <w:tcW w:w="7314" w:type="dxa"/>
+            <w:tcBorders>
+              <w:top w:val="single" w:sz="4" w:space="0" w:color="61CBF3"/>
+              <w:left w:val="nil"/>
+              <w:bottom w:val="single" w:sz="4" w:space="0" w:color="61CBF3"/>
+              <w:right w:val="nil"/>
+            </w:tcBorders>
+            <w:noWrap/>
+            <w:vAlign w:val="bottom"/>
+            <w:hideMark/>
+          </w:tcPr>
+          <w:p>
+            <w:pPr>
+              <w:spacing w:after="0" w:line="240" w:lineRule="auto"/>
+              <w:rPr>
+                <w:rFonts w:ascii="Aptos Narrow" w:eastAsia="Times New Roman" w:hAnsi="Aptos Narrow" w:cs="Times New Roman"/>
+                <w:color w:val="000000"/>
+                <w:kern w:val="0"/>
+                <w:sz w:val="22"/>
+                <w:szCs w:val="22"/>
+                <w:lang w:eastAsia="de-CH"/>
+                <w14:ligatures w14:val="none"/>
+              </w:rPr>
+            </w:pPr>
+            <w:r>
+              <w:rPr>
+                <w:rFonts w:ascii="Aptos Narrow" w:eastAsia="Times New Roman" w:hAnsi="Aptos Narrow" w:cs="Times New Roman"/>
+                <w:color w:val="000000"/>
+                <w:kern w:val="0"/>
+                <w:sz w:val="22"/>
+                <w:szCs w:val="22"/>
+                <w:lang w:eastAsia="de-CH"/>
+                <w14:ligatures w14:val="none"/>
+              </w:rPr>
+              <w:t>Jedes Bein kann sich in allen Achsen bewegen.</w:t>
+            </w:r>
+          </w:p>
+        </w:tc>
+        <w:tc>
+          <w:tcPr>
+            <w:tcW w:w="2800" w:type="dxa"/>
+            <w:tcBorders>
+              <w:top w:val="single" w:sz="4" w:space="0" w:color="61CBF3"/>
+              <w:left w:val="nil"/>
+              <w:bottom w:val="single" w:sz="4" w:space="0" w:color="61CBF3"/>
+              <w:right w:val="single" w:sz="4" w:space="0" w:color="61CBF3"/>
+            </w:tcBorders>
+            <w:noWrap/>
+            <w:vAlign w:val="bottom"/>
+            <w:hideMark/>
+          </w:tcPr>
+          <w:p>
+            <w:pPr>
+              <w:spacing w:after="0" w:line="240" w:lineRule="auto"/>
+              <w:rPr>
+                <w:rFonts w:ascii="Aptos Narrow" w:eastAsia="Times New Roman" w:hAnsi="Aptos Narrow" w:cs="Times New Roman"/>
+                <w:color w:val="000000"/>
+                <w:kern w:val="0"/>
+                <w:sz w:val="22"/>
+                <w:szCs w:val="22"/>
+                <w:lang w:eastAsia="de-CH"/>
+                <w14:ligatures w14:val="none"/>
+              </w:rPr>
+            </w:pPr>
+            <w:r>
+              <w:rPr>
+                <w:rFonts w:ascii="Aptos Narrow" w:eastAsia="Times New Roman" w:hAnsi="Aptos Narrow" w:cs="Times New Roman"/>
+                <w:color w:val="000000"/>
+                <w:kern w:val="0"/>
+                <w:sz w:val="22"/>
+                <w:szCs w:val="22"/>
+                <w:lang w:eastAsia="de-CH"/>
+                <w14:ligatures w14:val="none"/>
+              </w:rPr>
+              <w:t>Vom Kunden abgenommen</w:t>
+            </w:r>
+          </w:p>
+        </w:tc>
+      </w:tr>
+      <w:tr>
+        <w:trPr>
+          <w:trHeight w:val="300"/>
+        </w:trPr>
+        <w:tc>
+          <w:tcPr>
+            <w:tcW w:w="326" w:type="dxa"/>
+            <w:tcBorders>
+              <w:top w:val="single" w:sz="4" w:space="0" w:color="61CBF3"/>
+              <w:left w:val="single" w:sz="4" w:space="0" w:color="61CBF3"/>
+              <w:bottom w:val="single" w:sz="4" w:space="0" w:color="61CBF3"/>
+              <w:right w:val="nil"/>
+            </w:tcBorders>
+            <w:shd w:val="clear" w:color="CAEDFB" w:fill="CAEDFB"/>
+            <w:noWrap/>
+            <w:vAlign w:val="bottom"/>
+            <w:hideMark/>
+          </w:tcPr>
+          <w:p>
+            <w:pPr>
+              <w:spacing w:after="0" w:line="240" w:lineRule="auto"/>
+              <w:jc w:val="right"/>
+              <w:rPr>
+                <w:rFonts w:ascii="Aptos Narrow" w:eastAsia="Times New Roman" w:hAnsi="Aptos Narrow" w:cs="Times New Roman"/>
+                <w:color w:val="000000"/>
+                <w:kern w:val="0"/>
+                <w:sz w:val="22"/>
+                <w:szCs w:val="22"/>
+                <w:lang w:eastAsia="de-CH"/>
+                <w14:ligatures w14:val="none"/>
+              </w:rPr>
+            </w:pPr>
+            <w:r>
+              <w:rPr>
+                <w:rFonts w:ascii="Aptos Narrow" w:eastAsia="Times New Roman" w:hAnsi="Aptos Narrow" w:cs="Times New Roman"/>
+                <w:color w:val="000000"/>
+                <w:kern w:val="0"/>
+                <w:sz w:val="22"/>
+                <w:szCs w:val="22"/>
+                <w:lang w:eastAsia="de-CH"/>
+                <w14:ligatures w14:val="none"/>
+              </w:rPr>
+              <w:t>3</w:t>
+            </w:r>
+          </w:p>
+        </w:tc>
+        <w:tc>
+          <w:tcPr>
+            <w:tcW w:w="7314" w:type="dxa"/>
+            <w:tcBorders>
+              <w:top w:val="single" w:sz="4" w:space="0" w:color="61CBF3"/>
+              <w:left w:val="nil"/>
+              <w:bottom w:val="single" w:sz="4" w:space="0" w:color="61CBF3"/>
+              <w:right w:val="nil"/>
+            </w:tcBorders>
+            <w:shd w:val="clear" w:color="CAEDFB" w:fill="CAEDFB"/>
+            <w:noWrap/>
+            <w:vAlign w:val="bottom"/>
+            <w:hideMark/>
+          </w:tcPr>
+          <w:p>
+            <w:pPr>
+              <w:spacing w:after="0" w:line="240" w:lineRule="auto"/>
+              <w:rPr>
+                <w:rFonts w:ascii="Aptos Narrow" w:eastAsia="Times New Roman" w:hAnsi="Aptos Narrow" w:cs="Times New Roman"/>
+                <w:color w:val="000000"/>
+                <w:kern w:val="0"/>
+                <w:sz w:val="22"/>
+                <w:szCs w:val="22"/>
+                <w:lang w:eastAsia="de-CH"/>
+                <w14:ligatures w14:val="none"/>
+              </w:rPr>
+            </w:pPr>
+            <w:r>
+              <w:rPr>
+                <w:rFonts w:ascii="Aptos Narrow" w:eastAsia="Times New Roman" w:hAnsi="Aptos Narrow" w:cs="Times New Roman"/>
+                <w:color w:val="000000"/>
+                <w:kern w:val="0"/>
+                <w:sz w:val="22"/>
+                <w:szCs w:val="22"/>
+                <w:lang w:eastAsia="de-CH"/>
+                <w14:ligatures w14:val="none"/>
+              </w:rPr>
+              <w:t>Das Hexapod wird mit 6V-8,4V gespeist werden.</w:t>
+            </w:r>
+          </w:p>
+        </w:tc>
+        <w:tc>
+          <w:tcPr>
+            <w:tcW w:w="2800" w:type="dxa"/>
+            <w:tcBorders>
+              <w:top w:val="single" w:sz="4" w:space="0" w:color="61CBF3"/>
+              <w:left w:val="nil"/>
+              <w:bottom w:val="single" w:sz="4" w:space="0" w:color="61CBF3"/>
+              <w:right w:val="single" w:sz="4" w:space="0" w:color="61CBF3"/>
+            </w:tcBorders>
+            <w:shd w:val="clear" w:color="CAEDFB" w:fill="CAEDFB"/>
+            <w:noWrap/>
+            <w:vAlign w:val="bottom"/>
+            <w:hideMark/>
+          </w:tcPr>
+          <w:p>
+            <w:pPr>
+              <w:spacing w:after="0" w:line="240" w:lineRule="auto"/>
+              <w:rPr>
+                <w:rFonts w:ascii="Aptos Narrow" w:eastAsia="Times New Roman" w:hAnsi="Aptos Narrow" w:cs="Times New Roman"/>
+                <w:color w:val="000000"/>
+                <w:kern w:val="0"/>
+                <w:sz w:val="22"/>
+                <w:szCs w:val="22"/>
+                <w:lang w:eastAsia="de-CH"/>
+                <w14:ligatures w14:val="none"/>
+              </w:rPr>
+            </w:pPr>
+            <w:r>
+              <w:rPr>
+                <w:rFonts w:ascii="Aptos Narrow" w:eastAsia="Times New Roman" w:hAnsi="Aptos Narrow" w:cs="Times New Roman"/>
+                <w:color w:val="000000"/>
+                <w:kern w:val="0"/>
+                <w:sz w:val="22"/>
+                <w:szCs w:val="22"/>
+                <w:lang w:eastAsia="de-CH"/>
+                <w14:ligatures w14:val="none"/>
+              </w:rPr>
+              <w:t>Vom Kunden abgenommen</w:t>
+            </w:r>
+          </w:p>
+        </w:tc>
+      </w:tr>
+      <w:tr>
+        <w:trPr>
+          <w:trHeight w:val="300"/>
+        </w:trPr>
+        <w:tc>
+          <w:tcPr>
+            <w:tcW w:w="326" w:type="dxa"/>
+            <w:tcBorders>
+              <w:top w:val="single" w:sz="4" w:space="0" w:color="61CBF3"/>
+              <w:left w:val="single" w:sz="4" w:space="0" w:color="61CBF3"/>
+              <w:bottom w:val="single" w:sz="4" w:space="0" w:color="61CBF3"/>
+              <w:right w:val="nil"/>
+            </w:tcBorders>
+            <w:noWrap/>
+            <w:vAlign w:val="bottom"/>
+            <w:hideMark/>
+          </w:tcPr>
+          <w:p>
+            <w:pPr>
+              <w:spacing w:after="0" w:line="240" w:lineRule="auto"/>
+              <w:jc w:val="right"/>
+              <w:rPr>
+                <w:rFonts w:ascii="Aptos Narrow" w:eastAsia="Times New Roman" w:hAnsi="Aptos Narrow" w:cs="Times New Roman"/>
+                <w:color w:val="000000"/>
+                <w:kern w:val="0"/>
+                <w:sz w:val="22"/>
+                <w:szCs w:val="22"/>
+                <w:lang w:eastAsia="de-CH"/>
+                <w14:ligatures w14:val="none"/>
+              </w:rPr>
+            </w:pPr>
+            <w:r>
+              <w:rPr>
+                <w:rFonts w:ascii="Aptos Narrow" w:eastAsia="Times New Roman" w:hAnsi="Aptos Narrow" w:cs="Times New Roman"/>
+                <w:color w:val="000000"/>
+                <w:kern w:val="0"/>
+                <w:sz w:val="22"/>
+                <w:szCs w:val="22"/>
+                <w:lang w:eastAsia="de-CH"/>
+                <w14:ligatures w14:val="none"/>
+              </w:rPr>
+              <w:t>4</w:t>
+            </w:r>
+          </w:p>
+        </w:tc>
+        <w:tc>
+          <w:tcPr>
+            <w:tcW w:w="7314" w:type="dxa"/>
+            <w:tcBorders>
+              <w:top w:val="single" w:sz="4" w:space="0" w:color="61CBF3"/>
+              <w:left w:val="nil"/>
+              <w:bottom w:val="single" w:sz="4" w:space="0" w:color="61CBF3"/>
+              <w:right w:val="nil"/>
+            </w:tcBorders>
+            <w:noWrap/>
+            <w:vAlign w:val="bottom"/>
+            <w:hideMark/>
+          </w:tcPr>
+          <w:p>
+            <w:pPr>
+              <w:spacing w:after="0" w:line="240" w:lineRule="auto"/>
+              <w:rPr>
+                <w:rFonts w:ascii="Aptos Narrow" w:eastAsia="Times New Roman" w:hAnsi="Aptos Narrow" w:cs="Times New Roman"/>
+                <w:color w:val="000000"/>
+                <w:kern w:val="0"/>
+                <w:sz w:val="22"/>
+                <w:szCs w:val="22"/>
+                <w:lang w:eastAsia="de-CH"/>
+                <w14:ligatures w14:val="none"/>
+              </w:rPr>
+            </w:pPr>
+            <w:r>
+              <w:rPr>
+                <w:rFonts w:ascii="Aptos Narrow" w:eastAsia="Times New Roman" w:hAnsi="Aptos Narrow" w:cs="Times New Roman"/>
+                <w:color w:val="000000"/>
+                <w:kern w:val="0"/>
+                <w:sz w:val="22"/>
+                <w:szCs w:val="22"/>
+                <w:lang w:eastAsia="de-CH"/>
+                <w14:ligatures w14:val="none"/>
+              </w:rPr>
+              <w:t>Das Hexapod kann 500g Extragewicht tragen.</w:t>
+            </w:r>
+          </w:p>
+        </w:tc>
+        <w:tc>
+          <w:tcPr>
+            <w:tcW w:w="2800" w:type="dxa"/>
+            <w:tcBorders>
+              <w:top w:val="single" w:sz="4" w:space="0" w:color="61CBF3"/>
+              <w:left w:val="nil"/>
+              <w:bottom w:val="single" w:sz="4" w:space="0" w:color="61CBF3"/>
+              <w:right w:val="single" w:sz="4" w:space="0" w:color="61CBF3"/>
+            </w:tcBorders>
+            <w:noWrap/>
+            <w:vAlign w:val="bottom"/>
+            <w:hideMark/>
+          </w:tcPr>
+          <w:p>
+            <w:pPr>
+              <w:spacing w:after="0" w:line="240" w:lineRule="auto"/>
+              <w:rPr>
+                <w:rFonts w:ascii="Aptos Narrow" w:eastAsia="Times New Roman" w:hAnsi="Aptos Narrow" w:cs="Times New Roman"/>
+                <w:color w:val="000000"/>
+                <w:kern w:val="0"/>
+                <w:sz w:val="22"/>
+                <w:szCs w:val="22"/>
+                <w:lang w:eastAsia="de-CH"/>
+                <w14:ligatures w14:val="none"/>
+              </w:rPr>
+            </w:pPr>
+            <w:r>
+              <w:rPr>
+                <w:rFonts w:ascii="Aptos Narrow" w:eastAsia="Times New Roman" w:hAnsi="Aptos Narrow" w:cs="Times New Roman"/>
+                <w:color w:val="000000"/>
+                <w:kern w:val="0"/>
+                <w:sz w:val="22"/>
+                <w:szCs w:val="22"/>
+                <w:lang w:eastAsia="de-CH"/>
+                <w14:ligatures w14:val="none"/>
+              </w:rPr>
+              <w:t>Vom Kunden abgenommen</w:t>
+            </w:r>
+          </w:p>
+        </w:tc>
+      </w:tr>
+      <w:tr>
+        <w:trPr>
+          <w:trHeight w:val="600"/>
+        </w:trPr>
+        <w:tc>
+          <w:tcPr>
+            <w:tcW w:w="326" w:type="dxa"/>
+            <w:tcBorders>
+              <w:top w:val="single" w:sz="4" w:space="0" w:color="61CBF3"/>
+              <w:left w:val="single" w:sz="4" w:space="0" w:color="61CBF3"/>
+              <w:bottom w:val="single" w:sz="4" w:space="0" w:color="61CBF3"/>
+              <w:right w:val="nil"/>
+            </w:tcBorders>
+            <w:shd w:val="clear" w:color="CAEDFB" w:fill="CAEDFB"/>
+            <w:noWrap/>
+            <w:vAlign w:val="bottom"/>
+            <w:hideMark/>
+          </w:tcPr>
+          <w:p>
+            <w:pPr>
+              <w:spacing w:after="0" w:line="240" w:lineRule="auto"/>
+              <w:jc w:val="right"/>
+              <w:rPr>
+                <w:rFonts w:ascii="Aptos Narrow" w:eastAsia="Times New Roman" w:hAnsi="Aptos Narrow" w:cs="Times New Roman"/>
+                <w:color w:val="000000"/>
+                <w:kern w:val="0"/>
+                <w:sz w:val="22"/>
+                <w:szCs w:val="22"/>
+                <w:lang w:eastAsia="de-CH"/>
+                <w14:ligatures w14:val="none"/>
+              </w:rPr>
+            </w:pPr>
+            <w:r>
+              <w:rPr>
+                <w:rFonts w:ascii="Aptos Narrow" w:eastAsia="Times New Roman" w:hAnsi="Aptos Narrow" w:cs="Times New Roman"/>
+                <w:color w:val="000000"/>
+                <w:kern w:val="0"/>
+                <w:sz w:val="22"/>
+                <w:szCs w:val="22"/>
+                <w:lang w:eastAsia="de-CH"/>
+                <w14:ligatures w14:val="none"/>
+              </w:rPr>
+              <w:t>5</w:t>
+            </w:r>
+          </w:p>
+        </w:tc>
+        <w:tc>
+          <w:tcPr>
+            <w:tcW w:w="7314" w:type="dxa"/>
+            <w:tcBorders>
+              <w:top w:val="single" w:sz="4" w:space="0" w:color="61CBF3"/>
+              <w:left w:val="nil"/>
+              <w:bottom w:val="single" w:sz="4" w:space="0" w:color="61CBF3"/>
+              <w:right w:val="nil"/>
+            </w:tcBorders>
+            <w:shd w:val="clear" w:color="CAEDFB" w:fill="CAEDFB"/>
+            <w:vAlign w:val="bottom"/>
+            <w:hideMark/>
+          </w:tcPr>
+          <w:p>
+            <w:pPr>
+              <w:spacing w:after="0" w:line="240" w:lineRule="auto"/>
+              <w:rPr>
+                <w:rFonts w:ascii="Aptos Narrow" w:eastAsia="Times New Roman" w:hAnsi="Aptos Narrow" w:cs="Times New Roman"/>
+                <w:color w:val="000000"/>
+                <w:kern w:val="0"/>
+                <w:sz w:val="22"/>
+                <w:szCs w:val="22"/>
+                <w:lang w:eastAsia="de-CH"/>
+                <w14:ligatures w14:val="none"/>
+              </w:rPr>
+            </w:pPr>
+            <w:r>
+              <w:rPr>
+                <w:rFonts w:ascii="Aptos Narrow" w:eastAsia="Times New Roman" w:hAnsi="Aptos Narrow" w:cs="Times New Roman"/>
+                <w:color w:val="000000"/>
+                <w:kern w:val="0"/>
+                <w:sz w:val="22"/>
+                <w:szCs w:val="22"/>
+                <w:lang w:eastAsia="de-CH"/>
+                <w14:ligatures w14:val="none"/>
+              </w:rPr>
+              <w:t xml:space="preserve">Das Hexapod hat einen Indikator, der anzeigt, wenn die Kamera </w:t>
+            </w:r>
+            <w:r>
+              <w:rPr>
+                <w:rFonts w:ascii="Aptos Narrow" w:eastAsia="Times New Roman" w:hAnsi="Aptos Narrow" w:cs="Times New Roman"/>
+                <w:color w:val="000000"/>
+                <w:kern w:val="0"/>
+                <w:sz w:val="22"/>
+                <w:szCs w:val="22"/>
+                <w:lang w:eastAsia="de-CH"/>
+                <w14:ligatures w14:val="none"/>
+              </w:rPr>
+              <w:br/>
+              <w:t>benutzt wird.</w:t>
+            </w:r>
+          </w:p>
+        </w:tc>
+        <w:tc>
+          <w:tcPr>
+            <w:tcW w:w="2800" w:type="dxa"/>
+            <w:tcBorders>
+              <w:top w:val="single" w:sz="4" w:space="0" w:color="61CBF3"/>
+              <w:left w:val="nil"/>
+              <w:bottom w:val="single" w:sz="4" w:space="0" w:color="61CBF3"/>
+              <w:right w:val="single" w:sz="4" w:space="0" w:color="61CBF3"/>
+            </w:tcBorders>
+            <w:shd w:val="clear" w:color="CAEDFB" w:fill="CAEDFB"/>
+            <w:noWrap/>
+            <w:vAlign w:val="bottom"/>
+            <w:hideMark/>
+          </w:tcPr>
+          <w:p>
+            <w:pPr>
+              <w:spacing w:after="0" w:line="240" w:lineRule="auto"/>
+              <w:rPr>
+                <w:rFonts w:ascii="Aptos Narrow" w:eastAsia="Times New Roman" w:hAnsi="Aptos Narrow" w:cs="Times New Roman"/>
+                <w:color w:val="000000"/>
+                <w:kern w:val="0"/>
+                <w:sz w:val="22"/>
+                <w:szCs w:val="22"/>
+                <w:lang w:eastAsia="de-CH"/>
+                <w14:ligatures w14:val="none"/>
+              </w:rPr>
+            </w:pPr>
+            <w:r>
+              <w:rPr>
+                <w:rFonts w:ascii="Aptos Narrow" w:eastAsia="Times New Roman" w:hAnsi="Aptos Narrow" w:cs="Times New Roman"/>
+                <w:color w:val="000000"/>
+                <w:kern w:val="0"/>
+                <w:sz w:val="22"/>
+                <w:szCs w:val="22"/>
+                <w:lang w:eastAsia="de-CH"/>
+                <w14:ligatures w14:val="none"/>
+              </w:rPr>
+              <w:t>Vom Kunden abgenommen</w:t>
+            </w:r>
+          </w:p>
+        </w:tc>
+      </w:tr>
+      <w:tr>
+        <w:trPr>
+          <w:trHeight w:val="600"/>
+        </w:trPr>
+        <w:tc>
+          <w:tcPr>
+            <w:tcW w:w="326" w:type="dxa"/>
+            <w:tcBorders>
+              <w:top w:val="single" w:sz="4" w:space="0" w:color="61CBF3"/>
+              <w:left w:val="single" w:sz="4" w:space="0" w:color="61CBF3"/>
+              <w:bottom w:val="single" w:sz="4" w:space="0" w:color="61CBF3"/>
+              <w:right w:val="nil"/>
+            </w:tcBorders>
+            <w:noWrap/>
+            <w:vAlign w:val="bottom"/>
+            <w:hideMark/>
+          </w:tcPr>
+          <w:p>
+            <w:pPr>
+              <w:spacing w:after="0" w:line="240" w:lineRule="auto"/>
+              <w:jc w:val="right"/>
+              <w:rPr>
+                <w:rFonts w:ascii="Aptos Narrow" w:eastAsia="Times New Roman" w:hAnsi="Aptos Narrow" w:cs="Times New Roman"/>
+                <w:color w:val="000000"/>
+                <w:kern w:val="0"/>
+                <w:sz w:val="22"/>
+                <w:szCs w:val="22"/>
+                <w:lang w:eastAsia="de-CH"/>
+                <w14:ligatures w14:val="none"/>
+              </w:rPr>
+            </w:pPr>
+            <w:r>
+              <w:rPr>
+                <w:rFonts w:ascii="Aptos Narrow" w:eastAsia="Times New Roman" w:hAnsi="Aptos Narrow" w:cs="Times New Roman"/>
+                <w:color w:val="000000"/>
+                <w:kern w:val="0"/>
+                <w:sz w:val="22"/>
+                <w:szCs w:val="22"/>
+                <w:lang w:eastAsia="de-CH"/>
+                <w14:ligatures w14:val="none"/>
+              </w:rPr>
+              <w:t>6</w:t>
+            </w:r>
+          </w:p>
+        </w:tc>
+        <w:tc>
+          <w:tcPr>
+            <w:tcW w:w="7314" w:type="dxa"/>
+            <w:tcBorders>
+              <w:top w:val="single" w:sz="4" w:space="0" w:color="61CBF3"/>
+              <w:left w:val="nil"/>
+              <w:bottom w:val="single" w:sz="4" w:space="0" w:color="61CBF3"/>
+              <w:right w:val="nil"/>
+            </w:tcBorders>
+            <w:vAlign w:val="bottom"/>
+            <w:hideMark/>
+          </w:tcPr>
+          <w:p>
+            <w:pPr>
+              <w:spacing w:after="0" w:line="240" w:lineRule="auto"/>
+              <w:rPr>
+                <w:rFonts w:ascii="Aptos Narrow" w:eastAsia="Times New Roman" w:hAnsi="Aptos Narrow" w:cs="Times New Roman"/>
+                <w:color w:val="000000"/>
+                <w:kern w:val="0"/>
+                <w:sz w:val="22"/>
+                <w:szCs w:val="22"/>
+                <w:lang w:eastAsia="de-CH"/>
+                <w14:ligatures w14:val="none"/>
+              </w:rPr>
+            </w:pPr>
+            <w:r>
+              <w:rPr>
+                <w:rFonts w:ascii="Aptos Narrow" w:eastAsia="Times New Roman" w:hAnsi="Aptos Narrow" w:cs="Times New Roman"/>
+                <w:color w:val="000000"/>
+                <w:kern w:val="0"/>
+                <w:sz w:val="22"/>
+                <w:szCs w:val="22"/>
+                <w:lang w:eastAsia="de-CH"/>
+                <w14:ligatures w14:val="none"/>
+              </w:rPr>
+              <w:t xml:space="preserve">Das Hexapod muss in jeder </w:t>
+            </w:r>
+            <w:proofErr w:type="spellStart"/>
+            <w:r>
+              <w:rPr>
+                <w:rFonts w:ascii="Aptos Narrow" w:eastAsia="Times New Roman" w:hAnsi="Aptos Narrow" w:cs="Times New Roman"/>
+                <w:color w:val="000000"/>
+                <w:kern w:val="0"/>
+                <w:sz w:val="22"/>
+                <w:szCs w:val="22"/>
+                <w:lang w:eastAsia="de-CH"/>
+                <w14:ligatures w14:val="none"/>
+              </w:rPr>
+              <w:t>situation</w:t>
+            </w:r>
+            <w:proofErr w:type="spellEnd"/>
+            <w:r>
+              <w:rPr>
+                <w:rFonts w:ascii="Aptos Narrow" w:eastAsia="Times New Roman" w:hAnsi="Aptos Narrow" w:cs="Times New Roman"/>
+                <w:color w:val="000000"/>
+                <w:kern w:val="0"/>
+                <w:sz w:val="22"/>
+                <w:szCs w:val="22"/>
+                <w:lang w:eastAsia="de-CH"/>
+                <w14:ligatures w14:val="none"/>
+              </w:rPr>
+              <w:t xml:space="preserve"> in den Zustand "</w:t>
+            </w:r>
+            <w:proofErr w:type="spellStart"/>
+            <w:r>
+              <w:rPr>
+                <w:rFonts w:ascii="Aptos Narrow" w:eastAsia="Times New Roman" w:hAnsi="Aptos Narrow" w:cs="Times New Roman"/>
+                <w:color w:val="000000"/>
+                <w:kern w:val="0"/>
+                <w:sz w:val="22"/>
+                <w:szCs w:val="22"/>
+                <w:lang w:eastAsia="de-CH"/>
+                <w14:ligatures w14:val="none"/>
+              </w:rPr>
+              <w:t>unarmed</w:t>
+            </w:r>
+            <w:proofErr w:type="spellEnd"/>
+            <w:r>
+              <w:rPr>
+                <w:rFonts w:ascii="Aptos Narrow" w:eastAsia="Times New Roman" w:hAnsi="Aptos Narrow" w:cs="Times New Roman"/>
+                <w:color w:val="000000"/>
+                <w:kern w:val="0"/>
+                <w:sz w:val="22"/>
+                <w:szCs w:val="22"/>
+                <w:lang w:eastAsia="de-CH"/>
+                <w14:ligatures w14:val="none"/>
+              </w:rPr>
+              <w:t>" gebracht werden können</w:t>
+            </w:r>
+          </w:p>
+        </w:tc>
+        <w:tc>
+          <w:tcPr>
+            <w:tcW w:w="2800" w:type="dxa"/>
+            <w:tcBorders>
+              <w:top w:val="single" w:sz="4" w:space="0" w:color="61CBF3"/>
+              <w:left w:val="nil"/>
+              <w:bottom w:val="single" w:sz="4" w:space="0" w:color="61CBF3"/>
+              <w:right w:val="single" w:sz="4" w:space="0" w:color="61CBF3"/>
+            </w:tcBorders>
+            <w:noWrap/>
+            <w:vAlign w:val="bottom"/>
+            <w:hideMark/>
+          </w:tcPr>
+          <w:p>
+            <w:pPr>
+              <w:spacing w:after="0" w:line="240" w:lineRule="auto"/>
+              <w:rPr>
+                <w:rFonts w:ascii="Aptos Narrow" w:eastAsia="Times New Roman" w:hAnsi="Aptos Narrow" w:cs="Times New Roman"/>
+                <w:color w:val="000000"/>
+                <w:kern w:val="0"/>
+                <w:sz w:val="22"/>
+                <w:szCs w:val="22"/>
+                <w:lang w:eastAsia="de-CH"/>
+                <w14:ligatures w14:val="none"/>
+              </w:rPr>
+            </w:pPr>
+            <w:r>
+              <w:rPr>
+                <w:rFonts w:ascii="Aptos Narrow" w:eastAsia="Times New Roman" w:hAnsi="Aptos Narrow" w:cs="Times New Roman"/>
+                <w:color w:val="000000"/>
+                <w:kern w:val="0"/>
+                <w:sz w:val="22"/>
+                <w:szCs w:val="22"/>
+                <w:lang w:eastAsia="de-CH"/>
+                <w14:ligatures w14:val="none"/>
+              </w:rPr>
+              <w:t>Vom Kunden abgenommen</w:t>
+            </w:r>
+          </w:p>
+        </w:tc>
+      </w:tr>
+      <w:tr>
+        <w:trPr>
+          <w:trHeight w:val="600"/>
+        </w:trPr>
+        <w:tc>
+          <w:tcPr>
+            <w:tcW w:w="326" w:type="dxa"/>
+            <w:tcBorders>
+              <w:top w:val="single" w:sz="4" w:space="0" w:color="61CBF3"/>
+              <w:left w:val="single" w:sz="4" w:space="0" w:color="61CBF3"/>
+              <w:bottom w:val="single" w:sz="4" w:space="0" w:color="61CBF3"/>
+              <w:right w:val="nil"/>
+            </w:tcBorders>
+            <w:shd w:val="clear" w:color="CAEDFB" w:fill="CAEDFB"/>
+            <w:noWrap/>
+            <w:vAlign w:val="bottom"/>
+            <w:hideMark/>
+          </w:tcPr>
+          <w:p>
+            <w:pPr>
+              <w:spacing w:after="0" w:line="240" w:lineRule="auto"/>
+              <w:jc w:val="right"/>
+              <w:rPr>
+                <w:rFonts w:ascii="Aptos Narrow" w:eastAsia="Times New Roman" w:hAnsi="Aptos Narrow" w:cs="Times New Roman"/>
+                <w:color w:val="000000"/>
+                <w:kern w:val="0"/>
+                <w:sz w:val="22"/>
+                <w:szCs w:val="22"/>
+                <w:lang w:eastAsia="de-CH"/>
+                <w14:ligatures w14:val="none"/>
+              </w:rPr>
+            </w:pPr>
+            <w:r>
+              <w:rPr>
+                <w:rFonts w:ascii="Aptos Narrow" w:eastAsia="Times New Roman" w:hAnsi="Aptos Narrow" w:cs="Times New Roman"/>
+                <w:color w:val="000000"/>
+                <w:kern w:val="0"/>
+                <w:sz w:val="22"/>
+                <w:szCs w:val="22"/>
+                <w:lang w:eastAsia="de-CH"/>
+                <w14:ligatures w14:val="none"/>
+              </w:rPr>
+              <w:t>7</w:t>
+            </w:r>
+          </w:p>
+        </w:tc>
+        <w:tc>
+          <w:tcPr>
+            <w:tcW w:w="7314" w:type="dxa"/>
+            <w:tcBorders>
+              <w:top w:val="single" w:sz="4" w:space="0" w:color="61CBF3"/>
+              <w:left w:val="nil"/>
+              <w:bottom w:val="single" w:sz="4" w:space="0" w:color="61CBF3"/>
+              <w:right w:val="nil"/>
+            </w:tcBorders>
+            <w:shd w:val="clear" w:color="CAEDFB" w:fill="CAEDFB"/>
+            <w:vAlign w:val="bottom"/>
+            <w:hideMark/>
+          </w:tcPr>
+          <w:p>
+            <w:pPr>
+              <w:spacing w:after="0" w:line="240" w:lineRule="auto"/>
+              <w:rPr>
+                <w:rFonts w:ascii="Aptos Narrow" w:eastAsia="Times New Roman" w:hAnsi="Aptos Narrow" w:cs="Times New Roman"/>
+                <w:color w:val="000000"/>
+                <w:kern w:val="0"/>
+                <w:sz w:val="22"/>
+                <w:szCs w:val="22"/>
+                <w:lang w:eastAsia="de-CH"/>
+                <w14:ligatures w14:val="none"/>
+              </w:rPr>
+            </w:pPr>
+            <w:r>
+              <w:rPr>
+                <w:rFonts w:ascii="Aptos Narrow" w:eastAsia="Times New Roman" w:hAnsi="Aptos Narrow" w:cs="Times New Roman"/>
+                <w:color w:val="000000"/>
+                <w:kern w:val="0"/>
+                <w:sz w:val="22"/>
+                <w:szCs w:val="22"/>
+                <w:lang w:eastAsia="de-CH"/>
+                <w14:ligatures w14:val="none"/>
+              </w:rPr>
+              <w:t>Der Akku kann konstant überwacht und per Software ausgeschalten werden können.</w:t>
+            </w:r>
+          </w:p>
+        </w:tc>
+        <w:tc>
+          <w:tcPr>
+            <w:tcW w:w="2800" w:type="dxa"/>
+            <w:tcBorders>
+              <w:top w:val="single" w:sz="4" w:space="0" w:color="61CBF3"/>
+              <w:left w:val="nil"/>
+              <w:bottom w:val="single" w:sz="4" w:space="0" w:color="61CBF3"/>
+              <w:right w:val="single" w:sz="4" w:space="0" w:color="61CBF3"/>
+            </w:tcBorders>
+            <w:shd w:val="clear" w:color="CAEDFB" w:fill="CAEDFB"/>
+            <w:noWrap/>
+            <w:vAlign w:val="bottom"/>
+            <w:hideMark/>
+          </w:tcPr>
+          <w:p>
+            <w:pPr>
+              <w:spacing w:after="0" w:line="240" w:lineRule="auto"/>
+              <w:rPr>
+                <w:rFonts w:ascii="Aptos Narrow" w:eastAsia="Times New Roman" w:hAnsi="Aptos Narrow" w:cs="Times New Roman"/>
+                <w:color w:val="000000"/>
+                <w:kern w:val="0"/>
+                <w:sz w:val="22"/>
+                <w:szCs w:val="22"/>
+                <w:lang w:eastAsia="de-CH"/>
+                <w14:ligatures w14:val="none"/>
+              </w:rPr>
+            </w:pPr>
+            <w:r>
+              <w:rPr>
+                <w:rFonts w:ascii="Aptos Narrow" w:eastAsia="Times New Roman" w:hAnsi="Aptos Narrow" w:cs="Times New Roman"/>
+                <w:color w:val="000000"/>
+                <w:kern w:val="0"/>
+                <w:sz w:val="22"/>
+                <w:szCs w:val="22"/>
+                <w:lang w:eastAsia="de-CH"/>
+                <w14:ligatures w14:val="none"/>
+              </w:rPr>
+              <w:t>Vom Kunden abgenommen</w:t>
+            </w:r>
+          </w:p>
+        </w:tc>
+      </w:tr>
+      <w:tr>
+        <w:trPr>
+          <w:trHeight w:val="600"/>
+        </w:trPr>
+        <w:tc>
+          <w:tcPr>
+            <w:tcW w:w="326" w:type="dxa"/>
+            <w:tcBorders>
+              <w:top w:val="single" w:sz="4" w:space="0" w:color="61CBF3"/>
+              <w:left w:val="single" w:sz="4" w:space="0" w:color="61CBF3"/>
+              <w:bottom w:val="single" w:sz="4" w:space="0" w:color="61CBF3"/>
+              <w:right w:val="nil"/>
+            </w:tcBorders>
+            <w:noWrap/>
+            <w:vAlign w:val="bottom"/>
+            <w:hideMark/>
+          </w:tcPr>
+          <w:p>
+            <w:pPr>
+              <w:spacing w:after="0" w:line="240" w:lineRule="auto"/>
+              <w:jc w:val="right"/>
+              <w:rPr>
+                <w:rFonts w:ascii="Aptos Narrow" w:eastAsia="Times New Roman" w:hAnsi="Aptos Narrow" w:cs="Times New Roman"/>
+                <w:color w:val="000000"/>
+                <w:kern w:val="0"/>
+                <w:sz w:val="22"/>
+                <w:szCs w:val="22"/>
+                <w:lang w:eastAsia="de-CH"/>
+                <w14:ligatures w14:val="none"/>
+              </w:rPr>
+            </w:pPr>
+            <w:r>
+              <w:rPr>
+                <w:rFonts w:ascii="Aptos Narrow" w:eastAsia="Times New Roman" w:hAnsi="Aptos Narrow" w:cs="Times New Roman"/>
+                <w:color w:val="000000"/>
+                <w:kern w:val="0"/>
+                <w:sz w:val="22"/>
+                <w:szCs w:val="22"/>
+                <w:lang w:eastAsia="de-CH"/>
+                <w14:ligatures w14:val="none"/>
+              </w:rPr>
+              <w:t>8</w:t>
+            </w:r>
+          </w:p>
+        </w:tc>
+        <w:tc>
+          <w:tcPr>
+            <w:tcW w:w="7314" w:type="dxa"/>
+            <w:tcBorders>
+              <w:top w:val="single" w:sz="4" w:space="0" w:color="61CBF3"/>
+              <w:left w:val="nil"/>
+              <w:bottom w:val="single" w:sz="4" w:space="0" w:color="61CBF3"/>
+              <w:right w:val="nil"/>
+            </w:tcBorders>
+            <w:vAlign w:val="bottom"/>
+            <w:hideMark/>
+          </w:tcPr>
+          <w:p>
+            <w:pPr>
+              <w:spacing w:after="0" w:line="240" w:lineRule="auto"/>
+              <w:rPr>
+                <w:rFonts w:ascii="Aptos Narrow" w:eastAsia="Times New Roman" w:hAnsi="Aptos Narrow" w:cs="Times New Roman"/>
+                <w:color w:val="000000"/>
+                <w:kern w:val="0"/>
+                <w:sz w:val="22"/>
+                <w:szCs w:val="22"/>
+                <w:lang w:eastAsia="de-CH"/>
+                <w14:ligatures w14:val="none"/>
+              </w:rPr>
+            </w:pPr>
+            <w:r>
+              <w:rPr>
+                <w:rFonts w:ascii="Aptos Narrow" w:eastAsia="Times New Roman" w:hAnsi="Aptos Narrow" w:cs="Times New Roman"/>
+                <w:color w:val="000000"/>
+                <w:kern w:val="0"/>
+                <w:sz w:val="22"/>
+                <w:szCs w:val="22"/>
+                <w:lang w:eastAsia="de-CH"/>
+                <w14:ligatures w14:val="none"/>
+              </w:rPr>
+              <w:t>Die Leistungsaufnahme kann maximal 850W betragen.</w:t>
+            </w:r>
+          </w:p>
+        </w:tc>
+        <w:tc>
+          <w:tcPr>
+            <w:tcW w:w="2800" w:type="dxa"/>
+            <w:tcBorders>
+              <w:top w:val="single" w:sz="4" w:space="0" w:color="61CBF3"/>
+              <w:left w:val="nil"/>
+              <w:bottom w:val="single" w:sz="4" w:space="0" w:color="61CBF3"/>
+              <w:right w:val="single" w:sz="4" w:space="0" w:color="61CBF3"/>
+            </w:tcBorders>
+            <w:noWrap/>
+            <w:vAlign w:val="bottom"/>
+            <w:hideMark/>
+          </w:tcPr>
+          <w:p>
+            <w:pPr>
+              <w:spacing w:after="0" w:line="240" w:lineRule="auto"/>
+              <w:rPr>
+                <w:rFonts w:ascii="Aptos Narrow" w:eastAsia="Times New Roman" w:hAnsi="Aptos Narrow" w:cs="Times New Roman"/>
+                <w:color w:val="000000"/>
+                <w:kern w:val="0"/>
+                <w:sz w:val="22"/>
+                <w:szCs w:val="22"/>
+                <w:lang w:eastAsia="de-CH"/>
+                <w14:ligatures w14:val="none"/>
+              </w:rPr>
+            </w:pPr>
+            <w:r>
+              <w:rPr>
+                <w:rFonts w:ascii="Aptos Narrow" w:eastAsia="Times New Roman" w:hAnsi="Aptos Narrow" w:cs="Times New Roman"/>
+                <w:color w:val="000000"/>
+                <w:kern w:val="0"/>
+                <w:sz w:val="22"/>
+                <w:szCs w:val="22"/>
+                <w:lang w:eastAsia="de-CH"/>
+                <w14:ligatures w14:val="none"/>
+              </w:rPr>
+              <w:t>Vom Kunden abgenommen</w:t>
+            </w:r>
+          </w:p>
+        </w:tc>
+      </w:tr>
+      <w:tr>
+        <w:trPr>
+          <w:trHeight w:val="600"/>
+        </w:trPr>
+        <w:tc>
+          <w:tcPr>
+            <w:tcW w:w="326" w:type="dxa"/>
+            <w:tcBorders>
+              <w:top w:val="single" w:sz="4" w:space="0" w:color="61CBF3"/>
+              <w:left w:val="single" w:sz="4" w:space="0" w:color="61CBF3"/>
+              <w:bottom w:val="single" w:sz="4" w:space="0" w:color="61CBF3"/>
+              <w:right w:val="nil"/>
+            </w:tcBorders>
+            <w:shd w:val="clear" w:color="CAEDFB" w:fill="CAEDFB"/>
+            <w:noWrap/>
+            <w:vAlign w:val="bottom"/>
+            <w:hideMark/>
+          </w:tcPr>
+          <w:p>
+            <w:pPr>
+              <w:spacing w:after="0" w:line="240" w:lineRule="auto"/>
+              <w:jc w:val="right"/>
+              <w:rPr>
+                <w:rFonts w:ascii="Aptos Narrow" w:eastAsia="Times New Roman" w:hAnsi="Aptos Narrow" w:cs="Times New Roman"/>
+                <w:color w:val="000000"/>
+                <w:kern w:val="0"/>
+                <w:sz w:val="22"/>
+                <w:szCs w:val="22"/>
+                <w:lang w:eastAsia="de-CH"/>
+                <w14:ligatures w14:val="none"/>
+              </w:rPr>
+            </w:pPr>
+            <w:r>
+              <w:rPr>
+                <w:rFonts w:ascii="Aptos Narrow" w:eastAsia="Times New Roman" w:hAnsi="Aptos Narrow" w:cs="Times New Roman"/>
+                <w:color w:val="000000"/>
+                <w:kern w:val="0"/>
+                <w:sz w:val="22"/>
+                <w:szCs w:val="22"/>
+                <w:lang w:eastAsia="de-CH"/>
+                <w14:ligatures w14:val="none"/>
+              </w:rPr>
+              <w:t>9</w:t>
+            </w:r>
+          </w:p>
+        </w:tc>
+        <w:tc>
+          <w:tcPr>
+            <w:tcW w:w="7314" w:type="dxa"/>
+            <w:tcBorders>
+              <w:top w:val="single" w:sz="4" w:space="0" w:color="61CBF3"/>
+              <w:left w:val="nil"/>
+              <w:bottom w:val="single" w:sz="4" w:space="0" w:color="61CBF3"/>
+              <w:right w:val="nil"/>
+            </w:tcBorders>
+            <w:shd w:val="clear" w:color="CAEDFB" w:fill="CAEDFB"/>
+            <w:vAlign w:val="bottom"/>
+            <w:hideMark/>
+          </w:tcPr>
+          <w:p>
+            <w:pPr>
+              <w:spacing w:after="0" w:line="240" w:lineRule="auto"/>
+              <w:rPr>
+                <w:rFonts w:ascii="Aptos Narrow" w:eastAsia="Times New Roman" w:hAnsi="Aptos Narrow" w:cs="Times New Roman"/>
+                <w:color w:val="000000"/>
+                <w:kern w:val="0"/>
+                <w:sz w:val="22"/>
+                <w:szCs w:val="22"/>
+                <w:lang w:eastAsia="de-CH"/>
+                <w14:ligatures w14:val="none"/>
+              </w:rPr>
+            </w:pPr>
+            <w:r>
+              <w:rPr>
+                <w:rFonts w:ascii="Aptos Narrow" w:eastAsia="Times New Roman" w:hAnsi="Aptos Narrow" w:cs="Times New Roman"/>
+                <w:color w:val="000000"/>
+                <w:kern w:val="0"/>
+                <w:sz w:val="22"/>
+                <w:szCs w:val="22"/>
+                <w:lang w:eastAsia="de-CH"/>
+                <w14:ligatures w14:val="none"/>
+              </w:rPr>
+              <w:t xml:space="preserve">das Hexapod hat einen Anschluss für Erweiterungen </w:t>
+            </w:r>
+            <w:proofErr w:type="gramStart"/>
+            <w:r>
+              <w:rPr>
+                <w:rFonts w:ascii="Aptos Narrow" w:eastAsia="Times New Roman" w:hAnsi="Aptos Narrow" w:cs="Times New Roman"/>
+                <w:color w:val="000000"/>
+                <w:kern w:val="0"/>
+                <w:sz w:val="22"/>
+                <w:szCs w:val="22"/>
+                <w:lang w:eastAsia="de-CH"/>
+                <w14:ligatures w14:val="none"/>
+              </w:rPr>
+              <w:t>mit folgenden Anschlüsse</w:t>
+            </w:r>
+            <w:proofErr w:type="gramEnd"/>
+            <w:r>
+              <w:rPr>
+                <w:rFonts w:ascii="Aptos Narrow" w:eastAsia="Times New Roman" w:hAnsi="Aptos Narrow" w:cs="Times New Roman"/>
+                <w:color w:val="000000"/>
+                <w:kern w:val="0"/>
+                <w:sz w:val="22"/>
+                <w:szCs w:val="22"/>
+                <w:lang w:eastAsia="de-CH"/>
+                <w14:ligatures w14:val="none"/>
+              </w:rPr>
+              <w:t>: I2C, 5V, GND, 2x GPIO</w:t>
+            </w:r>
+          </w:p>
+        </w:tc>
+        <w:tc>
+          <w:tcPr>
+            <w:tcW w:w="2800" w:type="dxa"/>
+            <w:tcBorders>
+              <w:top w:val="single" w:sz="4" w:space="0" w:color="61CBF3"/>
+              <w:left w:val="nil"/>
+              <w:bottom w:val="single" w:sz="4" w:space="0" w:color="61CBF3"/>
+              <w:right w:val="single" w:sz="4" w:space="0" w:color="61CBF3"/>
+            </w:tcBorders>
+            <w:shd w:val="clear" w:color="CAEDFB" w:fill="CAEDFB"/>
+            <w:noWrap/>
+            <w:vAlign w:val="bottom"/>
+            <w:hideMark/>
+          </w:tcPr>
+          <w:p>
+            <w:pPr>
+              <w:spacing w:after="0" w:line="240" w:lineRule="auto"/>
+              <w:rPr>
+                <w:rFonts w:ascii="Aptos Narrow" w:eastAsia="Times New Roman" w:hAnsi="Aptos Narrow" w:cs="Times New Roman"/>
+                <w:color w:val="000000"/>
+                <w:kern w:val="0"/>
+                <w:sz w:val="22"/>
+                <w:szCs w:val="22"/>
+                <w:lang w:eastAsia="de-CH"/>
+                <w14:ligatures w14:val="none"/>
+              </w:rPr>
+            </w:pPr>
+            <w:r>
+              <w:rPr>
+                <w:rFonts w:ascii="Aptos Narrow" w:eastAsia="Times New Roman" w:hAnsi="Aptos Narrow" w:cs="Times New Roman"/>
+                <w:color w:val="000000"/>
+                <w:kern w:val="0"/>
+                <w:sz w:val="22"/>
+                <w:szCs w:val="22"/>
+                <w:lang w:eastAsia="de-CH"/>
+                <w14:ligatures w14:val="none"/>
+              </w:rPr>
+              <w:t>Vom Kunden abgenommen</w:t>
+            </w:r>
+          </w:p>
+        </w:tc>
+      </w:tr>
+      <w:tr>
+        <w:trPr>
+          <w:trHeight w:val="585"/>
+        </w:trPr>
+        <w:tc>
+          <w:tcPr>
+            <w:tcW w:w="326" w:type="dxa"/>
+            <w:tcBorders>
+              <w:top w:val="single" w:sz="4" w:space="0" w:color="61CBF3"/>
+              <w:left w:val="single" w:sz="4" w:space="0" w:color="61CBF3"/>
+              <w:bottom w:val="single" w:sz="4" w:space="0" w:color="61CBF3"/>
+              <w:right w:val="nil"/>
+            </w:tcBorders>
+            <w:noWrap/>
+            <w:vAlign w:val="bottom"/>
+            <w:hideMark/>
+          </w:tcPr>
+          <w:p>
+            <w:pPr>
+              <w:spacing w:after="0" w:line="240" w:lineRule="auto"/>
+              <w:jc w:val="right"/>
+              <w:rPr>
+                <w:rFonts w:ascii="Aptos Narrow" w:eastAsia="Times New Roman" w:hAnsi="Aptos Narrow" w:cs="Times New Roman"/>
+                <w:color w:val="000000"/>
+                <w:kern w:val="0"/>
+                <w:sz w:val="22"/>
+                <w:szCs w:val="22"/>
+                <w:lang w:eastAsia="de-CH"/>
+                <w14:ligatures w14:val="none"/>
+              </w:rPr>
+            </w:pPr>
+            <w:r>
+              <w:rPr>
+                <w:rFonts w:ascii="Aptos Narrow" w:eastAsia="Times New Roman" w:hAnsi="Aptos Narrow" w:cs="Times New Roman"/>
+                <w:color w:val="000000"/>
+                <w:kern w:val="0"/>
+                <w:sz w:val="22"/>
+                <w:szCs w:val="22"/>
+                <w:lang w:eastAsia="de-CH"/>
+                <w14:ligatures w14:val="none"/>
+              </w:rPr>
+              <w:t>10</w:t>
+            </w:r>
+          </w:p>
+        </w:tc>
+        <w:tc>
+          <w:tcPr>
+            <w:tcW w:w="7314" w:type="dxa"/>
+            <w:tcBorders>
+              <w:top w:val="single" w:sz="4" w:space="0" w:color="61CBF3"/>
+              <w:left w:val="nil"/>
+              <w:bottom w:val="single" w:sz="4" w:space="0" w:color="61CBF3"/>
+              <w:right w:val="nil"/>
+            </w:tcBorders>
+            <w:vAlign w:val="bottom"/>
+            <w:hideMark/>
+          </w:tcPr>
+          <w:p>
+            <w:pPr>
+              <w:spacing w:after="0" w:line="240" w:lineRule="auto"/>
+              <w:rPr>
+                <w:rFonts w:ascii="Aptos Narrow" w:eastAsia="Times New Roman" w:hAnsi="Aptos Narrow" w:cs="Times New Roman"/>
+                <w:color w:val="000000"/>
+                <w:kern w:val="0"/>
+                <w:sz w:val="22"/>
+                <w:szCs w:val="22"/>
+                <w:lang w:eastAsia="de-CH"/>
+                <w14:ligatures w14:val="none"/>
+              </w:rPr>
+            </w:pPr>
+            <w:r>
+              <w:rPr>
+                <w:rFonts w:ascii="Aptos Narrow" w:eastAsia="Times New Roman" w:hAnsi="Aptos Narrow" w:cs="Times New Roman"/>
+                <w:color w:val="000000"/>
+                <w:kern w:val="0"/>
+                <w:sz w:val="22"/>
+                <w:szCs w:val="22"/>
+                <w:lang w:eastAsia="de-CH"/>
+                <w14:ligatures w14:val="none"/>
+              </w:rPr>
+              <w:t>Es hat einen Überstromschutz und eine Unterspannungsschutz für den Akku.</w:t>
+            </w:r>
+          </w:p>
+        </w:tc>
+        <w:tc>
+          <w:tcPr>
+            <w:tcW w:w="2800" w:type="dxa"/>
+            <w:tcBorders>
+              <w:top w:val="single" w:sz="4" w:space="0" w:color="61CBF3"/>
+              <w:left w:val="nil"/>
+              <w:bottom w:val="single" w:sz="4" w:space="0" w:color="61CBF3"/>
+              <w:right w:val="single" w:sz="4" w:space="0" w:color="61CBF3"/>
+            </w:tcBorders>
+            <w:noWrap/>
+            <w:vAlign w:val="bottom"/>
+            <w:hideMark/>
+          </w:tcPr>
+          <w:p>
+            <w:pPr>
+              <w:spacing w:after="0" w:line="240" w:lineRule="auto"/>
+              <w:rPr>
+                <w:rFonts w:ascii="Aptos Narrow" w:eastAsia="Times New Roman" w:hAnsi="Aptos Narrow" w:cs="Times New Roman"/>
+                <w:color w:val="000000"/>
+                <w:kern w:val="0"/>
+                <w:sz w:val="22"/>
+                <w:szCs w:val="22"/>
+                <w:lang w:eastAsia="de-CH"/>
+                <w14:ligatures w14:val="none"/>
+              </w:rPr>
+            </w:pPr>
+            <w:r>
+              <w:rPr>
+                <w:rFonts w:ascii="Aptos Narrow" w:eastAsia="Times New Roman" w:hAnsi="Aptos Narrow" w:cs="Times New Roman"/>
+                <w:color w:val="000000"/>
+                <w:kern w:val="0"/>
+                <w:sz w:val="22"/>
+                <w:szCs w:val="22"/>
+                <w:lang w:eastAsia="de-CH"/>
+                <w14:ligatures w14:val="none"/>
+              </w:rPr>
+              <w:t>Vom Kunden abgenommen</w:t>
+            </w:r>
+          </w:p>
+        </w:tc>
+      </w:tr>
+      <w:tr>
+        <w:trPr>
+          <w:trHeight w:val="600"/>
+        </w:trPr>
+        <w:tc>
+          <w:tcPr>
+            <w:tcW w:w="326" w:type="dxa"/>
+            <w:tcBorders>
+              <w:top w:val="single" w:sz="4" w:space="0" w:color="61CBF3"/>
+              <w:left w:val="single" w:sz="4" w:space="0" w:color="61CBF3"/>
+              <w:bottom w:val="single" w:sz="4" w:space="0" w:color="61CBF3"/>
+              <w:right w:val="nil"/>
+            </w:tcBorders>
+            <w:shd w:val="clear" w:color="CAEDFB" w:fill="CAEDFB"/>
+            <w:noWrap/>
+            <w:vAlign w:val="bottom"/>
+            <w:hideMark/>
+          </w:tcPr>
+          <w:p>
+            <w:pPr>
+              <w:spacing w:after="0" w:line="240" w:lineRule="auto"/>
+              <w:jc w:val="right"/>
+              <w:rPr>
+                <w:rFonts w:ascii="Aptos Narrow" w:eastAsia="Times New Roman" w:hAnsi="Aptos Narrow" w:cs="Times New Roman"/>
+                <w:color w:val="000000"/>
+                <w:kern w:val="0"/>
+                <w:sz w:val="22"/>
+                <w:szCs w:val="22"/>
+                <w:lang w:eastAsia="de-CH"/>
+                <w14:ligatures w14:val="none"/>
+              </w:rPr>
+            </w:pPr>
+            <w:r>
+              <w:rPr>
+                <w:rFonts w:ascii="Aptos Narrow" w:eastAsia="Times New Roman" w:hAnsi="Aptos Narrow" w:cs="Times New Roman"/>
+                <w:color w:val="000000"/>
+                <w:kern w:val="0"/>
+                <w:sz w:val="22"/>
+                <w:szCs w:val="22"/>
+                <w:lang w:eastAsia="de-CH"/>
+                <w14:ligatures w14:val="none"/>
+              </w:rPr>
+              <w:t>11</w:t>
+            </w:r>
+          </w:p>
+        </w:tc>
+        <w:tc>
+          <w:tcPr>
+            <w:tcW w:w="7314" w:type="dxa"/>
+            <w:tcBorders>
+              <w:top w:val="single" w:sz="4" w:space="0" w:color="61CBF3"/>
+              <w:left w:val="nil"/>
+              <w:bottom w:val="single" w:sz="4" w:space="0" w:color="61CBF3"/>
+              <w:right w:val="nil"/>
+            </w:tcBorders>
+            <w:shd w:val="clear" w:color="CAEDFB" w:fill="CAEDFB"/>
+            <w:vAlign w:val="bottom"/>
+            <w:hideMark/>
+          </w:tcPr>
+          <w:p>
+            <w:pPr>
+              <w:spacing w:after="0" w:line="240" w:lineRule="auto"/>
+              <w:rPr>
+                <w:rFonts w:ascii="Aptos Narrow" w:eastAsia="Times New Roman" w:hAnsi="Aptos Narrow" w:cs="Times New Roman"/>
+                <w:color w:val="000000"/>
+                <w:kern w:val="0"/>
+                <w:sz w:val="22"/>
+                <w:szCs w:val="22"/>
+                <w:lang w:eastAsia="de-CH"/>
+                <w14:ligatures w14:val="none"/>
+              </w:rPr>
+            </w:pPr>
+            <w:r>
+              <w:rPr>
+                <w:rFonts w:ascii="Aptos Narrow" w:eastAsia="Times New Roman" w:hAnsi="Aptos Narrow" w:cs="Times New Roman"/>
+                <w:color w:val="000000"/>
+                <w:kern w:val="0"/>
+                <w:sz w:val="22"/>
+                <w:szCs w:val="22"/>
+                <w:lang w:eastAsia="de-CH"/>
+                <w14:ligatures w14:val="none"/>
+              </w:rPr>
+              <w:t>Der Controller ist ein PlayStation-Controller.</w:t>
+            </w:r>
+          </w:p>
+        </w:tc>
+        <w:tc>
+          <w:tcPr>
+            <w:tcW w:w="2800" w:type="dxa"/>
+            <w:tcBorders>
+              <w:top w:val="single" w:sz="4" w:space="0" w:color="61CBF3"/>
+              <w:left w:val="nil"/>
+              <w:bottom w:val="single" w:sz="4" w:space="0" w:color="61CBF3"/>
+              <w:right w:val="single" w:sz="4" w:space="0" w:color="61CBF3"/>
+            </w:tcBorders>
+            <w:shd w:val="clear" w:color="CAEDFB" w:fill="CAEDFB"/>
+            <w:noWrap/>
+            <w:vAlign w:val="bottom"/>
+            <w:hideMark/>
+          </w:tcPr>
+          <w:p>
+            <w:pPr>
+              <w:spacing w:after="0" w:line="240" w:lineRule="auto"/>
+              <w:rPr>
+                <w:rFonts w:ascii="Aptos Narrow" w:eastAsia="Times New Roman" w:hAnsi="Aptos Narrow" w:cs="Times New Roman"/>
+                <w:color w:val="000000"/>
+                <w:kern w:val="0"/>
+                <w:sz w:val="22"/>
+                <w:szCs w:val="22"/>
+                <w:lang w:eastAsia="de-CH"/>
+                <w14:ligatures w14:val="none"/>
+              </w:rPr>
+            </w:pPr>
+            <w:r>
+              <w:rPr>
+                <w:rFonts w:ascii="Aptos Narrow" w:eastAsia="Times New Roman" w:hAnsi="Aptos Narrow" w:cs="Times New Roman"/>
+                <w:color w:val="000000"/>
+                <w:kern w:val="0"/>
+                <w:sz w:val="22"/>
+                <w:szCs w:val="22"/>
+                <w:lang w:eastAsia="de-CH"/>
+                <w14:ligatures w14:val="none"/>
+              </w:rPr>
+              <w:t>Vom Kunden abgenommen</w:t>
+            </w:r>
+          </w:p>
+        </w:tc>
+      </w:tr>
+      <w:tr>
+        <w:trPr>
+          <w:trHeight w:val="300"/>
+        </w:trPr>
+        <w:tc>
+          <w:tcPr>
+            <w:tcW w:w="326" w:type="dxa"/>
+            <w:tcBorders>
+              <w:top w:val="single" w:sz="4" w:space="0" w:color="61CBF3"/>
+              <w:left w:val="single" w:sz="4" w:space="0" w:color="61CBF3"/>
+              <w:bottom w:val="single" w:sz="4" w:space="0" w:color="61CBF3"/>
+              <w:right w:val="nil"/>
+            </w:tcBorders>
+            <w:noWrap/>
+            <w:vAlign w:val="bottom"/>
+            <w:hideMark/>
+          </w:tcPr>
+          <w:p>
+            <w:pPr>
+              <w:spacing w:after="0" w:line="240" w:lineRule="auto"/>
+              <w:jc w:val="right"/>
+              <w:rPr>
+                <w:rFonts w:ascii="Aptos Narrow" w:eastAsia="Times New Roman" w:hAnsi="Aptos Narrow" w:cs="Times New Roman"/>
+                <w:color w:val="000000"/>
+                <w:kern w:val="0"/>
+                <w:sz w:val="22"/>
+                <w:szCs w:val="22"/>
+                <w:lang w:eastAsia="de-CH"/>
+                <w14:ligatures w14:val="none"/>
+              </w:rPr>
+            </w:pPr>
+            <w:r>
+              <w:rPr>
+                <w:rFonts w:ascii="Aptos Narrow" w:eastAsia="Times New Roman" w:hAnsi="Aptos Narrow" w:cs="Times New Roman"/>
+                <w:color w:val="000000"/>
+                <w:kern w:val="0"/>
+                <w:sz w:val="22"/>
+                <w:szCs w:val="22"/>
+                <w:lang w:eastAsia="de-CH"/>
+                <w14:ligatures w14:val="none"/>
+              </w:rPr>
+              <w:t>11</w:t>
+            </w:r>
+          </w:p>
+        </w:tc>
+        <w:tc>
+          <w:tcPr>
+            <w:tcW w:w="7314" w:type="dxa"/>
+            <w:tcBorders>
+              <w:top w:val="single" w:sz="4" w:space="0" w:color="61CBF3"/>
+              <w:left w:val="nil"/>
+              <w:bottom w:val="single" w:sz="4" w:space="0" w:color="61CBF3"/>
+              <w:right w:val="nil"/>
+            </w:tcBorders>
+            <w:noWrap/>
+            <w:vAlign w:val="bottom"/>
+            <w:hideMark/>
+          </w:tcPr>
+          <w:p>
+            <w:pPr>
+              <w:spacing w:after="0" w:line="240" w:lineRule="auto"/>
+              <w:rPr>
+                <w:rFonts w:ascii="Aptos Narrow" w:eastAsia="Times New Roman" w:hAnsi="Aptos Narrow" w:cs="Times New Roman"/>
+                <w:color w:val="000000"/>
+                <w:kern w:val="0"/>
+                <w:sz w:val="22"/>
+                <w:szCs w:val="22"/>
+                <w:lang w:eastAsia="de-CH"/>
+                <w14:ligatures w14:val="none"/>
+              </w:rPr>
+            </w:pPr>
+            <w:r>
+              <w:rPr>
+                <w:rFonts w:ascii="Aptos Narrow" w:eastAsia="Times New Roman" w:hAnsi="Aptos Narrow" w:cs="Times New Roman"/>
+                <w:color w:val="000000"/>
+                <w:kern w:val="0"/>
+                <w:sz w:val="22"/>
+                <w:szCs w:val="22"/>
+                <w:lang w:eastAsia="de-CH"/>
+                <w14:ligatures w14:val="none"/>
+              </w:rPr>
+              <w:t>Das Hexapod wiegt unter 3kg.</w:t>
+            </w:r>
+          </w:p>
+        </w:tc>
+        <w:tc>
+          <w:tcPr>
+            <w:tcW w:w="2800" w:type="dxa"/>
+            <w:tcBorders>
+              <w:top w:val="single" w:sz="4" w:space="0" w:color="61CBF3"/>
+              <w:left w:val="nil"/>
+              <w:bottom w:val="single" w:sz="4" w:space="0" w:color="61CBF3"/>
+              <w:right w:val="single" w:sz="4" w:space="0" w:color="61CBF3"/>
+            </w:tcBorders>
+            <w:noWrap/>
+            <w:vAlign w:val="bottom"/>
+            <w:hideMark/>
+          </w:tcPr>
+          <w:p>
+            <w:pPr>
+              <w:spacing w:after="0" w:line="240" w:lineRule="auto"/>
+              <w:rPr>
+                <w:rFonts w:ascii="Aptos Narrow" w:eastAsia="Times New Roman" w:hAnsi="Aptos Narrow" w:cs="Times New Roman"/>
+                <w:color w:val="000000"/>
+                <w:kern w:val="0"/>
+                <w:sz w:val="22"/>
+                <w:szCs w:val="22"/>
+                <w:lang w:eastAsia="de-CH"/>
+                <w14:ligatures w14:val="none"/>
+              </w:rPr>
+            </w:pPr>
+            <w:r>
+              <w:rPr>
+                <w:rFonts w:ascii="Aptos Narrow" w:eastAsia="Times New Roman" w:hAnsi="Aptos Narrow" w:cs="Times New Roman"/>
+                <w:color w:val="000000"/>
+                <w:kern w:val="0"/>
+                <w:sz w:val="22"/>
+                <w:szCs w:val="22"/>
+                <w:lang w:eastAsia="de-CH"/>
+                <w14:ligatures w14:val="none"/>
+              </w:rPr>
+              <w:t>Vom Kunden abgenommen</w:t>
+            </w:r>
+          </w:p>
+        </w:tc>
+      </w:tr>
+    </w:tbl>
+    <w:p>
+      <w:pPr>
+        <w:ind w:left="405"/>
+      </w:pPr>
+    </w:p>
+    <w:p>
+      <w:pPr>
+        <w:ind w:left="405"/>
+      </w:pPr>
+    </w:p>
+    <w:p>
+      <w:pPr>
+        <w:ind w:left="405"/>
+      </w:pPr>
+    </w:p>
+    <w:tbl>
+      <w:tblPr>
+        <w:tblW w:w="11120" w:type="dxa"/>
+        <w:tblCellMar>
+          <w:left w:w="70" w:type="dxa"/>
+          <w:right w:w="70" w:type="dxa"/>
+        </w:tblCellMar>
+        <w:tblLook w:val="04A0" w:firstRow="1" w:lastRow="0" w:firstColumn="1" w:lastColumn="0" w:noHBand="0" w:noVBand="1"/>
+      </w:tblPr>
+      <w:tblGrid>
+        <w:gridCol w:w="364"/>
+        <w:gridCol w:w="7339"/>
+        <w:gridCol w:w="3480"/>
+      </w:tblGrid>
+      <w:tr>
+        <w:trPr>
+          <w:trHeight w:val="630"/>
+        </w:trPr>
+        <w:tc>
+          <w:tcPr>
+            <w:tcW w:w="7640" w:type="dxa"/>
+            <w:gridSpan w:val="2"/>
+            <w:tcBorders>
+              <w:top w:val="nil"/>
+              <w:left w:val="nil"/>
+              <w:bottom w:val="nil"/>
+              <w:right w:val="nil"/>
+            </w:tcBorders>
+            <w:noWrap/>
+            <w:vAlign w:val="bottom"/>
+            <w:hideMark/>
+          </w:tcPr>
+          <w:p>
+            <w:pPr>
+              <w:spacing w:after="0" w:line="240" w:lineRule="auto"/>
+              <w:rPr>
+                <w:rFonts w:ascii="Aptos Narrow" w:eastAsia="Times New Roman" w:hAnsi="Aptos Narrow" w:cs="Times New Roman"/>
+                <w:b/>
+                <w:bCs/>
+                <w:color w:val="000000"/>
+                <w:kern w:val="0"/>
+                <w:sz w:val="48"/>
+                <w:szCs w:val="48"/>
+                <w:lang w:eastAsia="de-CH"/>
+                <w14:ligatures w14:val="none"/>
+              </w:rPr>
+            </w:pPr>
+            <w:r>
+              <w:rPr>
+                <w:rFonts w:ascii="Aptos Narrow" w:eastAsia="Times New Roman" w:hAnsi="Aptos Narrow" w:cs="Times New Roman"/>
+                <w:b/>
+                <w:bCs/>
+                <w:color w:val="000000"/>
+                <w:kern w:val="0"/>
+                <w:sz w:val="48"/>
+                <w:szCs w:val="48"/>
+                <w:lang w:eastAsia="de-CH"/>
+                <w14:ligatures w14:val="none"/>
+              </w:rPr>
+              <w:t>Nichtfunktionale Anforderungen</w:t>
+            </w:r>
+          </w:p>
+        </w:tc>
+        <w:tc>
+          <w:tcPr>
+            <w:tcW w:w="3480" w:type="dxa"/>
+            <w:tcBorders>
+              <w:top w:val="nil"/>
+              <w:left w:val="nil"/>
+              <w:bottom w:val="nil"/>
+              <w:right w:val="nil"/>
+            </w:tcBorders>
+            <w:noWrap/>
+            <w:vAlign w:val="bottom"/>
+            <w:hideMark/>
+          </w:tcPr>
+          <w:p>
+            <w:pPr>
+              <w:spacing w:after="0" w:line="240" w:lineRule="auto"/>
+              <w:rPr>
+                <w:rFonts w:ascii="Aptos Narrow" w:eastAsia="Times New Roman" w:hAnsi="Aptos Narrow" w:cs="Times New Roman"/>
+                <w:b/>
+                <w:bCs/>
+                <w:color w:val="000000"/>
+                <w:kern w:val="0"/>
+                <w:sz w:val="48"/>
+                <w:szCs w:val="48"/>
+                <w:lang w:eastAsia="de-CH"/>
+                <w14:ligatures w14:val="none"/>
+              </w:rPr>
+            </w:pPr>
+          </w:p>
+        </w:tc>
+      </w:tr>
+      <w:tr>
+        <w:trPr>
+          <w:trHeight w:val="300"/>
+        </w:trPr>
+        <w:tc>
+          <w:tcPr>
+            <w:tcW w:w="301" w:type="dxa"/>
+            <w:tcBorders>
+              <w:top w:val="nil"/>
+              <w:left w:val="nil"/>
+              <w:bottom w:val="nil"/>
+              <w:right w:val="nil"/>
+            </w:tcBorders>
+            <w:noWrap/>
+            <w:vAlign w:val="bottom"/>
+            <w:hideMark/>
+          </w:tcPr>
+          <w:p>
+            <w:pPr>
+              <w:spacing w:after="0" w:line="240" w:lineRule="auto"/>
+              <w:rPr>
+                <w:rFonts w:ascii="Times New Roman" w:eastAsia="Times New Roman" w:hAnsi="Times New Roman" w:cs="Times New Roman"/>
+                <w:kern w:val="0"/>
+                <w:sz w:val="20"/>
+                <w:szCs w:val="20"/>
+                <w:lang w:eastAsia="de-CH"/>
+                <w14:ligatures w14:val="none"/>
+              </w:rPr>
+            </w:pPr>
+          </w:p>
+        </w:tc>
+        <w:tc>
+          <w:tcPr>
+            <w:tcW w:w="7339" w:type="dxa"/>
+            <w:tcBorders>
+              <w:top w:val="nil"/>
+              <w:left w:val="nil"/>
+              <w:bottom w:val="nil"/>
+              <w:right w:val="nil"/>
+            </w:tcBorders>
+            <w:noWrap/>
+            <w:vAlign w:val="bottom"/>
+            <w:hideMark/>
+          </w:tcPr>
+          <w:p>
+            <w:pPr>
+              <w:spacing w:after="0" w:line="240" w:lineRule="auto"/>
+              <w:rPr>
+                <w:rFonts w:ascii="Times New Roman" w:eastAsia="Times New Roman" w:hAnsi="Times New Roman" w:cs="Times New Roman"/>
+                <w:kern w:val="0"/>
+                <w:sz w:val="20"/>
+                <w:szCs w:val="20"/>
+                <w:lang w:eastAsia="de-CH"/>
+                <w14:ligatures w14:val="none"/>
+              </w:rPr>
+            </w:pPr>
+          </w:p>
+        </w:tc>
+        <w:tc>
+          <w:tcPr>
+            <w:tcW w:w="3480" w:type="dxa"/>
+            <w:tcBorders>
+              <w:top w:val="nil"/>
+              <w:left w:val="nil"/>
+              <w:bottom w:val="nil"/>
+              <w:right w:val="nil"/>
+            </w:tcBorders>
+            <w:noWrap/>
+            <w:vAlign w:val="bottom"/>
+            <w:hideMark/>
+          </w:tcPr>
+          <w:p>
+            <w:pPr>
+              <w:spacing w:after="0" w:line="240" w:lineRule="auto"/>
+              <w:rPr>
+                <w:rFonts w:ascii="Times New Roman" w:eastAsia="Times New Roman" w:hAnsi="Times New Roman" w:cs="Times New Roman"/>
+                <w:kern w:val="0"/>
+                <w:sz w:val="20"/>
+                <w:szCs w:val="20"/>
+                <w:lang w:eastAsia="de-CH"/>
+                <w14:ligatures w14:val="none"/>
+              </w:rPr>
+            </w:pPr>
+          </w:p>
+        </w:tc>
+      </w:tr>
+      <w:tr>
+        <w:trPr>
+          <w:trHeight w:val="300"/>
+        </w:trPr>
+        <w:tc>
+          <w:tcPr>
+            <w:tcW w:w="301" w:type="dxa"/>
+            <w:tcBorders>
+              <w:top w:val="single" w:sz="4" w:space="0" w:color="61CBF3"/>
+              <w:left w:val="single" w:sz="4" w:space="0" w:color="61CBF3"/>
+              <w:bottom w:val="single" w:sz="4" w:space="0" w:color="61CBF3"/>
+              <w:right w:val="nil"/>
+            </w:tcBorders>
+            <w:shd w:val="clear" w:color="0F9ED5" w:fill="0F9ED5"/>
+            <w:noWrap/>
+            <w:vAlign w:val="bottom"/>
+            <w:hideMark/>
+          </w:tcPr>
+          <w:p>
+            <w:pPr>
+              <w:spacing w:after="0" w:line="240" w:lineRule="auto"/>
+              <w:rPr>
+                <w:rFonts w:ascii="Aptos Narrow" w:eastAsia="Times New Roman" w:hAnsi="Aptos Narrow" w:cs="Times New Roman"/>
+                <w:b/>
+                <w:bCs/>
+                <w:color w:val="FFFFFF"/>
+                <w:kern w:val="0"/>
+                <w:sz w:val="22"/>
+                <w:szCs w:val="22"/>
+                <w:lang w:eastAsia="de-CH"/>
+                <w14:ligatures w14:val="none"/>
+              </w:rPr>
+            </w:pPr>
+            <w:r>
+              <w:rPr>
+                <w:rFonts w:ascii="Aptos Narrow" w:eastAsia="Times New Roman" w:hAnsi="Aptos Narrow" w:cs="Times New Roman"/>
+                <w:b/>
+                <w:bCs/>
+                <w:color w:val="FFFFFF"/>
+                <w:kern w:val="0"/>
+                <w:sz w:val="22"/>
+                <w:szCs w:val="22"/>
+                <w:lang w:eastAsia="de-CH"/>
+                <w14:ligatures w14:val="none"/>
+              </w:rPr>
+              <w:t>#</w:t>
+            </w:r>
+          </w:p>
+        </w:tc>
+        <w:tc>
+          <w:tcPr>
+            <w:tcW w:w="7339" w:type="dxa"/>
+            <w:tcBorders>
+              <w:top w:val="single" w:sz="4" w:space="0" w:color="61CBF3"/>
+              <w:left w:val="nil"/>
+              <w:bottom w:val="single" w:sz="4" w:space="0" w:color="61CBF3"/>
+              <w:right w:val="nil"/>
+            </w:tcBorders>
+            <w:shd w:val="clear" w:color="0F9ED5" w:fill="0F9ED5"/>
+            <w:noWrap/>
+            <w:vAlign w:val="bottom"/>
+            <w:hideMark/>
+          </w:tcPr>
+          <w:p>
+            <w:pPr>
+              <w:spacing w:after="0" w:line="240" w:lineRule="auto"/>
+              <w:rPr>
+                <w:rFonts w:ascii="Aptos Narrow" w:eastAsia="Times New Roman" w:hAnsi="Aptos Narrow" w:cs="Times New Roman"/>
+                <w:b/>
+                <w:bCs/>
+                <w:color w:val="FFFFFF"/>
+                <w:kern w:val="0"/>
+                <w:sz w:val="22"/>
+                <w:szCs w:val="22"/>
+                <w:lang w:eastAsia="de-CH"/>
+                <w14:ligatures w14:val="none"/>
+              </w:rPr>
+            </w:pPr>
+            <w:r>
+              <w:rPr>
+                <w:rFonts w:ascii="Aptos Narrow" w:eastAsia="Times New Roman" w:hAnsi="Aptos Narrow" w:cs="Times New Roman"/>
+                <w:b/>
+                <w:bCs/>
+                <w:color w:val="FFFFFF"/>
+                <w:kern w:val="0"/>
+                <w:sz w:val="22"/>
+                <w:szCs w:val="22"/>
+                <w:lang w:eastAsia="de-CH"/>
+                <w14:ligatures w14:val="none"/>
+              </w:rPr>
+              <w:t xml:space="preserve">Anforderung </w:t>
+            </w:r>
+          </w:p>
+        </w:tc>
+        <w:tc>
+          <w:tcPr>
+            <w:tcW w:w="3480" w:type="dxa"/>
+            <w:tcBorders>
+              <w:top w:val="single" w:sz="4" w:space="0" w:color="61CBF3"/>
+              <w:left w:val="nil"/>
+              <w:bottom w:val="single" w:sz="4" w:space="0" w:color="61CBF3"/>
+              <w:right w:val="single" w:sz="4" w:space="0" w:color="61CBF3"/>
+            </w:tcBorders>
+            <w:shd w:val="clear" w:color="0F9ED5" w:fill="0F9ED5"/>
+            <w:noWrap/>
+            <w:vAlign w:val="bottom"/>
+            <w:hideMark/>
+          </w:tcPr>
+          <w:p>
+            <w:pPr>
+              <w:spacing w:after="0" w:line="240" w:lineRule="auto"/>
+              <w:rPr>
+                <w:rFonts w:ascii="Aptos Narrow" w:eastAsia="Times New Roman" w:hAnsi="Aptos Narrow" w:cs="Times New Roman"/>
+                <w:b/>
+                <w:bCs/>
+                <w:color w:val="FFFFFF"/>
+                <w:kern w:val="0"/>
+                <w:sz w:val="22"/>
+                <w:szCs w:val="22"/>
+                <w:lang w:eastAsia="de-CH"/>
+                <w14:ligatures w14:val="none"/>
+              </w:rPr>
+            </w:pPr>
+            <w:r>
+              <w:rPr>
+                <w:rFonts w:ascii="Aptos Narrow" w:eastAsia="Times New Roman" w:hAnsi="Aptos Narrow" w:cs="Times New Roman"/>
+                <w:b/>
+                <w:bCs/>
+                <w:color w:val="FFFFFF"/>
+                <w:kern w:val="0"/>
+                <w:sz w:val="22"/>
+                <w:szCs w:val="22"/>
+                <w:lang w:eastAsia="de-CH"/>
+                <w14:ligatures w14:val="none"/>
+              </w:rPr>
+              <w:t>Status</w:t>
+            </w:r>
+          </w:p>
+        </w:tc>
+      </w:tr>
+      <w:tr>
+        <w:trPr>
+          <w:trHeight w:val="300"/>
+        </w:trPr>
+        <w:tc>
+          <w:tcPr>
+            <w:tcW w:w="301" w:type="dxa"/>
+            <w:tcBorders>
+              <w:top w:val="single" w:sz="4" w:space="0" w:color="61CBF3"/>
+              <w:left w:val="single" w:sz="4" w:space="0" w:color="61CBF3"/>
+              <w:bottom w:val="single" w:sz="4" w:space="0" w:color="61CBF3"/>
+              <w:right w:val="nil"/>
+            </w:tcBorders>
+            <w:shd w:val="clear" w:color="CAEDFB" w:fill="CAEDFB"/>
+            <w:noWrap/>
+            <w:vAlign w:val="bottom"/>
+            <w:hideMark/>
+          </w:tcPr>
+          <w:p>
+            <w:pPr>
+              <w:spacing w:after="0" w:line="240" w:lineRule="auto"/>
+              <w:jc w:val="right"/>
+              <w:rPr>
+                <w:rFonts w:ascii="Aptos Narrow" w:eastAsia="Times New Roman" w:hAnsi="Aptos Narrow" w:cs="Times New Roman"/>
+                <w:color w:val="000000"/>
+                <w:kern w:val="0"/>
+                <w:sz w:val="22"/>
+                <w:szCs w:val="22"/>
+                <w:lang w:eastAsia="de-CH"/>
+                <w14:ligatures w14:val="none"/>
+              </w:rPr>
+            </w:pPr>
+            <w:r>
+              <w:rPr>
+                <w:rFonts w:ascii="Aptos Narrow" w:eastAsia="Times New Roman" w:hAnsi="Aptos Narrow" w:cs="Times New Roman"/>
+                <w:color w:val="000000"/>
+                <w:kern w:val="0"/>
+                <w:sz w:val="22"/>
+                <w:szCs w:val="22"/>
+                <w:lang w:eastAsia="de-CH"/>
+                <w14:ligatures w14:val="none"/>
+              </w:rPr>
+              <w:t>1</w:t>
+            </w:r>
+          </w:p>
+        </w:tc>
+        <w:tc>
+          <w:tcPr>
+            <w:tcW w:w="7339" w:type="dxa"/>
+            <w:tcBorders>
+              <w:top w:val="single" w:sz="4" w:space="0" w:color="61CBF3"/>
+              <w:left w:val="nil"/>
+              <w:bottom w:val="single" w:sz="4" w:space="0" w:color="61CBF3"/>
+              <w:right w:val="nil"/>
+            </w:tcBorders>
+            <w:shd w:val="clear" w:color="CAEDFB" w:fill="CAEDFB"/>
+            <w:noWrap/>
+            <w:vAlign w:val="bottom"/>
+            <w:hideMark/>
+          </w:tcPr>
+          <w:p>
+            <w:pPr>
+              <w:spacing w:after="0" w:line="240" w:lineRule="auto"/>
+              <w:rPr>
+                <w:rFonts w:ascii="Aptos Narrow" w:eastAsia="Times New Roman" w:hAnsi="Aptos Narrow" w:cs="Times New Roman"/>
+                <w:color w:val="000000"/>
+                <w:kern w:val="0"/>
+                <w:sz w:val="22"/>
+                <w:szCs w:val="22"/>
+                <w:lang w:eastAsia="de-CH"/>
+                <w14:ligatures w14:val="none"/>
+              </w:rPr>
+            </w:pPr>
+            <w:r>
+              <w:rPr>
+                <w:rFonts w:ascii="Aptos Narrow" w:eastAsia="Times New Roman" w:hAnsi="Aptos Narrow" w:cs="Times New Roman"/>
+                <w:color w:val="000000"/>
+                <w:kern w:val="0"/>
+                <w:sz w:val="22"/>
+                <w:szCs w:val="22"/>
+                <w:lang w:eastAsia="de-CH"/>
+                <w14:ligatures w14:val="none"/>
+              </w:rPr>
+              <w:t>Der 3D-Druck wird mit PETG oder ABS gedruckt werden.</w:t>
+            </w:r>
+          </w:p>
+        </w:tc>
+        <w:tc>
+          <w:tcPr>
+            <w:tcW w:w="3480" w:type="dxa"/>
+            <w:tcBorders>
+              <w:top w:val="single" w:sz="4" w:space="0" w:color="61CBF3"/>
+              <w:left w:val="nil"/>
+              <w:bottom w:val="single" w:sz="4" w:space="0" w:color="61CBF3"/>
+              <w:right w:val="single" w:sz="4" w:space="0" w:color="61CBF3"/>
+            </w:tcBorders>
+            <w:shd w:val="clear" w:color="CAEDFB" w:fill="CAEDFB"/>
+            <w:noWrap/>
+            <w:vAlign w:val="bottom"/>
+            <w:hideMark/>
+          </w:tcPr>
+          <w:p>
+            <w:pPr>
+              <w:spacing w:after="0" w:line="240" w:lineRule="auto"/>
+              <w:rPr>
+                <w:rFonts w:ascii="Aptos Narrow" w:eastAsia="Times New Roman" w:hAnsi="Aptos Narrow" w:cs="Times New Roman"/>
+                <w:color w:val="000000"/>
+                <w:kern w:val="0"/>
+                <w:sz w:val="22"/>
+                <w:szCs w:val="22"/>
+                <w:lang w:eastAsia="de-CH"/>
+                <w14:ligatures w14:val="none"/>
+              </w:rPr>
+            </w:pPr>
+            <w:r>
+              <w:rPr>
+                <w:rFonts w:ascii="Aptos Narrow" w:eastAsia="Times New Roman" w:hAnsi="Aptos Narrow" w:cs="Times New Roman"/>
+                <w:color w:val="000000"/>
+                <w:kern w:val="0"/>
+                <w:sz w:val="22"/>
+                <w:szCs w:val="22"/>
+                <w:lang w:eastAsia="de-CH"/>
+                <w14:ligatures w14:val="none"/>
+              </w:rPr>
+              <w:t>Vom Kunden abgenommen</w:t>
+            </w:r>
+          </w:p>
+        </w:tc>
+      </w:tr>
+      <w:tr>
+        <w:trPr>
+          <w:trHeight w:val="300"/>
+        </w:trPr>
+        <w:tc>
+          <w:tcPr>
+            <w:tcW w:w="301" w:type="dxa"/>
+            <w:tcBorders>
+              <w:top w:val="single" w:sz="4" w:space="0" w:color="61CBF3"/>
+              <w:left w:val="single" w:sz="4" w:space="0" w:color="61CBF3"/>
+              <w:bottom w:val="single" w:sz="4" w:space="0" w:color="61CBF3"/>
+              <w:right w:val="nil"/>
+            </w:tcBorders>
+            <w:noWrap/>
+            <w:vAlign w:val="bottom"/>
+            <w:hideMark/>
+          </w:tcPr>
+          <w:p>
+            <w:pPr>
+              <w:spacing w:after="0" w:line="240" w:lineRule="auto"/>
+              <w:jc w:val="right"/>
+              <w:rPr>
+                <w:rFonts w:ascii="Aptos Narrow" w:eastAsia="Times New Roman" w:hAnsi="Aptos Narrow" w:cs="Times New Roman"/>
+                <w:color w:val="000000"/>
+                <w:kern w:val="0"/>
+                <w:sz w:val="22"/>
+                <w:szCs w:val="22"/>
+                <w:lang w:eastAsia="de-CH"/>
+                <w14:ligatures w14:val="none"/>
+              </w:rPr>
+            </w:pPr>
+            <w:r>
+              <w:rPr>
+                <w:rFonts w:ascii="Aptos Narrow" w:eastAsia="Times New Roman" w:hAnsi="Aptos Narrow" w:cs="Times New Roman"/>
+                <w:color w:val="000000"/>
+                <w:kern w:val="0"/>
+                <w:sz w:val="22"/>
+                <w:szCs w:val="22"/>
+                <w:lang w:eastAsia="de-CH"/>
+                <w14:ligatures w14:val="none"/>
+              </w:rPr>
+              <w:t>2</w:t>
+            </w:r>
+          </w:p>
+        </w:tc>
+        <w:tc>
+          <w:tcPr>
+            <w:tcW w:w="7339" w:type="dxa"/>
+            <w:tcBorders>
+              <w:top w:val="single" w:sz="4" w:space="0" w:color="61CBF3"/>
+              <w:left w:val="nil"/>
+              <w:bottom w:val="single" w:sz="4" w:space="0" w:color="61CBF3"/>
+              <w:right w:val="nil"/>
+            </w:tcBorders>
+            <w:noWrap/>
+            <w:vAlign w:val="bottom"/>
+            <w:hideMark/>
+          </w:tcPr>
+          <w:p>
+            <w:pPr>
+              <w:spacing w:after="0" w:line="240" w:lineRule="auto"/>
+              <w:rPr>
+                <w:rFonts w:ascii="Aptos Narrow" w:eastAsia="Times New Roman" w:hAnsi="Aptos Narrow" w:cs="Times New Roman"/>
+                <w:color w:val="000000"/>
+                <w:kern w:val="0"/>
+                <w:sz w:val="22"/>
+                <w:szCs w:val="22"/>
+                <w:lang w:eastAsia="de-CH"/>
+                <w14:ligatures w14:val="none"/>
+              </w:rPr>
+            </w:pPr>
+            <w:r>
+              <w:rPr>
+                <w:rFonts w:ascii="Aptos Narrow" w:eastAsia="Times New Roman" w:hAnsi="Aptos Narrow" w:cs="Times New Roman"/>
+                <w:color w:val="000000"/>
+                <w:kern w:val="0"/>
+                <w:sz w:val="22"/>
+                <w:szCs w:val="22"/>
+                <w:lang w:eastAsia="de-CH"/>
+                <w14:ligatures w14:val="none"/>
+              </w:rPr>
+              <w:t>Das Hexapod ist mit ausgestreckten Beinen unter einem Meter lang.</w:t>
+            </w:r>
+          </w:p>
+        </w:tc>
+        <w:tc>
+          <w:tcPr>
+            <w:tcW w:w="3480" w:type="dxa"/>
+            <w:tcBorders>
+              <w:top w:val="single" w:sz="4" w:space="0" w:color="61CBF3"/>
+              <w:left w:val="nil"/>
+              <w:bottom w:val="single" w:sz="4" w:space="0" w:color="61CBF3"/>
+              <w:right w:val="single" w:sz="4" w:space="0" w:color="61CBF3"/>
+            </w:tcBorders>
+            <w:noWrap/>
+            <w:vAlign w:val="bottom"/>
+            <w:hideMark/>
+          </w:tcPr>
+          <w:p>
+            <w:pPr>
+              <w:spacing w:after="0" w:line="240" w:lineRule="auto"/>
+              <w:rPr>
+                <w:rFonts w:ascii="Aptos Narrow" w:eastAsia="Times New Roman" w:hAnsi="Aptos Narrow" w:cs="Times New Roman"/>
+                <w:color w:val="000000"/>
+                <w:kern w:val="0"/>
+                <w:sz w:val="22"/>
+                <w:szCs w:val="22"/>
+                <w:lang w:eastAsia="de-CH"/>
+                <w14:ligatures w14:val="none"/>
+              </w:rPr>
+            </w:pPr>
+            <w:r>
+              <w:rPr>
+                <w:rFonts w:ascii="Aptos Narrow" w:eastAsia="Times New Roman" w:hAnsi="Aptos Narrow" w:cs="Times New Roman"/>
+                <w:color w:val="000000"/>
+                <w:kern w:val="0"/>
+                <w:sz w:val="22"/>
+                <w:szCs w:val="22"/>
+                <w:lang w:eastAsia="de-CH"/>
+                <w14:ligatures w14:val="none"/>
+              </w:rPr>
+              <w:t>Vom Kunden abgenommen</w:t>
+            </w:r>
+          </w:p>
+        </w:tc>
+      </w:tr>
+      <w:tr>
+        <w:trPr>
+          <w:trHeight w:val="300"/>
+        </w:trPr>
+        <w:tc>
+          <w:tcPr>
+            <w:tcW w:w="301" w:type="dxa"/>
+            <w:tcBorders>
+              <w:top w:val="single" w:sz="4" w:space="0" w:color="61CBF3"/>
+              <w:left w:val="single" w:sz="4" w:space="0" w:color="61CBF3"/>
+              <w:bottom w:val="single" w:sz="4" w:space="0" w:color="61CBF3"/>
+              <w:right w:val="nil"/>
+            </w:tcBorders>
+            <w:shd w:val="clear" w:color="CAEDFB" w:fill="CAEDFB"/>
+            <w:noWrap/>
+            <w:vAlign w:val="bottom"/>
+            <w:hideMark/>
+          </w:tcPr>
+          <w:p>
+            <w:pPr>
+              <w:spacing w:after="0" w:line="240" w:lineRule="auto"/>
+              <w:jc w:val="right"/>
+              <w:rPr>
+                <w:rFonts w:ascii="Aptos Narrow" w:eastAsia="Times New Roman" w:hAnsi="Aptos Narrow" w:cs="Times New Roman"/>
+                <w:color w:val="000000"/>
+                <w:kern w:val="0"/>
+                <w:sz w:val="22"/>
+                <w:szCs w:val="22"/>
+                <w:lang w:eastAsia="de-CH"/>
+                <w14:ligatures w14:val="none"/>
+              </w:rPr>
+            </w:pPr>
+            <w:r>
+              <w:rPr>
+                <w:rFonts w:ascii="Aptos Narrow" w:eastAsia="Times New Roman" w:hAnsi="Aptos Narrow" w:cs="Times New Roman"/>
+                <w:color w:val="000000"/>
+                <w:kern w:val="0"/>
+                <w:sz w:val="22"/>
+                <w:szCs w:val="22"/>
+                <w:lang w:eastAsia="de-CH"/>
+                <w14:ligatures w14:val="none"/>
+              </w:rPr>
+              <w:t>3</w:t>
+            </w:r>
+          </w:p>
+        </w:tc>
+        <w:tc>
+          <w:tcPr>
+            <w:tcW w:w="7339" w:type="dxa"/>
+            <w:tcBorders>
+              <w:top w:val="single" w:sz="4" w:space="0" w:color="61CBF3"/>
+              <w:left w:val="nil"/>
+              <w:bottom w:val="single" w:sz="4" w:space="0" w:color="61CBF3"/>
+              <w:right w:val="nil"/>
+            </w:tcBorders>
+            <w:shd w:val="clear" w:color="CAEDFB" w:fill="CAEDFB"/>
+            <w:noWrap/>
+            <w:vAlign w:val="bottom"/>
+            <w:hideMark/>
+          </w:tcPr>
+          <w:p>
+            <w:pPr>
+              <w:spacing w:after="0" w:line="240" w:lineRule="auto"/>
+              <w:jc w:val="right"/>
+              <w:rPr>
+                <w:rFonts w:ascii="Aptos Narrow" w:eastAsia="Times New Roman" w:hAnsi="Aptos Narrow" w:cs="Times New Roman"/>
+                <w:color w:val="000000"/>
+                <w:kern w:val="0"/>
+                <w:sz w:val="22"/>
+                <w:szCs w:val="22"/>
+                <w:lang w:eastAsia="de-CH"/>
+                <w14:ligatures w14:val="none"/>
+              </w:rPr>
+            </w:pPr>
+          </w:p>
+        </w:tc>
+        <w:tc>
+          <w:tcPr>
+            <w:tcW w:w="3480" w:type="dxa"/>
+            <w:tcBorders>
+              <w:top w:val="single" w:sz="4" w:space="0" w:color="61CBF3"/>
+              <w:left w:val="nil"/>
+              <w:bottom w:val="single" w:sz="4" w:space="0" w:color="61CBF3"/>
+              <w:right w:val="single" w:sz="4" w:space="0" w:color="61CBF3"/>
+            </w:tcBorders>
+            <w:shd w:val="clear" w:color="CAEDFB" w:fill="CAEDFB"/>
+            <w:noWrap/>
+            <w:vAlign w:val="bottom"/>
+            <w:hideMark/>
+          </w:tcPr>
+          <w:p>
+            <w:pPr>
+              <w:spacing w:after="0" w:line="240" w:lineRule="auto"/>
+              <w:rPr>
+                <w:rFonts w:ascii="Times New Roman" w:eastAsia="Times New Roman" w:hAnsi="Times New Roman" w:cs="Times New Roman"/>
+                <w:kern w:val="0"/>
+                <w:sz w:val="20"/>
+                <w:szCs w:val="20"/>
+                <w:lang w:eastAsia="de-CH"/>
+                <w14:ligatures w14:val="none"/>
+              </w:rPr>
+            </w:pPr>
+          </w:p>
+        </w:tc>
+      </w:tr>
+      <w:tr>
+        <w:trPr>
+          <w:trHeight w:val="300"/>
+        </w:trPr>
+        <w:tc>
+          <w:tcPr>
+            <w:tcW w:w="301" w:type="dxa"/>
+            <w:tcBorders>
+              <w:top w:val="single" w:sz="4" w:space="0" w:color="61CBF3"/>
+              <w:left w:val="single" w:sz="4" w:space="0" w:color="61CBF3"/>
+              <w:bottom w:val="single" w:sz="4" w:space="0" w:color="61CBF3"/>
+              <w:right w:val="nil"/>
+            </w:tcBorders>
+            <w:noWrap/>
+            <w:vAlign w:val="bottom"/>
+            <w:hideMark/>
+          </w:tcPr>
+          <w:p>
+            <w:pPr>
+              <w:spacing w:after="0" w:line="240" w:lineRule="auto"/>
+              <w:jc w:val="right"/>
+              <w:rPr>
+                <w:rFonts w:ascii="Aptos Narrow" w:eastAsia="Times New Roman" w:hAnsi="Aptos Narrow" w:cs="Times New Roman"/>
+                <w:color w:val="000000"/>
+                <w:kern w:val="0"/>
+                <w:sz w:val="22"/>
+                <w:szCs w:val="22"/>
+                <w:lang w:eastAsia="de-CH"/>
+                <w14:ligatures w14:val="none"/>
+              </w:rPr>
+            </w:pPr>
+            <w:r>
+              <w:rPr>
+                <w:rFonts w:ascii="Aptos Narrow" w:eastAsia="Times New Roman" w:hAnsi="Aptos Narrow" w:cs="Times New Roman"/>
+                <w:color w:val="000000"/>
+                <w:kern w:val="0"/>
+                <w:sz w:val="22"/>
+                <w:szCs w:val="22"/>
+                <w:lang w:eastAsia="de-CH"/>
+                <w14:ligatures w14:val="none"/>
+              </w:rPr>
+              <w:t>4</w:t>
+            </w:r>
+          </w:p>
+        </w:tc>
+        <w:tc>
+          <w:tcPr>
+            <w:tcW w:w="7339" w:type="dxa"/>
+            <w:tcBorders>
+              <w:top w:val="single" w:sz="4" w:space="0" w:color="61CBF3"/>
+              <w:left w:val="nil"/>
+              <w:bottom w:val="single" w:sz="4" w:space="0" w:color="61CBF3"/>
+              <w:right w:val="nil"/>
+            </w:tcBorders>
+            <w:noWrap/>
+            <w:vAlign w:val="bottom"/>
+            <w:hideMark/>
+          </w:tcPr>
+          <w:p>
+            <w:pPr>
+              <w:spacing w:after="0" w:line="240" w:lineRule="auto"/>
+              <w:rPr>
+                <w:rFonts w:ascii="Aptos Narrow" w:eastAsia="Times New Roman" w:hAnsi="Aptos Narrow" w:cs="Times New Roman"/>
+                <w:color w:val="000000"/>
+                <w:kern w:val="0"/>
+                <w:sz w:val="22"/>
+                <w:szCs w:val="22"/>
+                <w:lang w:eastAsia="de-CH"/>
+                <w14:ligatures w14:val="none"/>
+              </w:rPr>
+            </w:pPr>
+            <w:r>
+              <w:rPr>
+                <w:rFonts w:ascii="Aptos Narrow" w:eastAsia="Times New Roman" w:hAnsi="Aptos Narrow" w:cs="Times New Roman"/>
+                <w:color w:val="000000"/>
+                <w:kern w:val="0"/>
+                <w:sz w:val="22"/>
+                <w:szCs w:val="22"/>
+                <w:lang w:eastAsia="de-CH"/>
+                <w14:ligatures w14:val="none"/>
+              </w:rPr>
+              <w:t>Das Mainboard ist ein Eigendesign.</w:t>
+            </w:r>
+          </w:p>
+        </w:tc>
+        <w:tc>
+          <w:tcPr>
+            <w:tcW w:w="3480" w:type="dxa"/>
+            <w:tcBorders>
+              <w:top w:val="single" w:sz="4" w:space="0" w:color="61CBF3"/>
+              <w:left w:val="nil"/>
+              <w:bottom w:val="single" w:sz="4" w:space="0" w:color="61CBF3"/>
+              <w:right w:val="single" w:sz="4" w:space="0" w:color="61CBF3"/>
+            </w:tcBorders>
+            <w:noWrap/>
+            <w:vAlign w:val="bottom"/>
+            <w:hideMark/>
+          </w:tcPr>
+          <w:p>
+            <w:pPr>
+              <w:spacing w:after="0" w:line="240" w:lineRule="auto"/>
+              <w:rPr>
+                <w:rFonts w:ascii="Aptos Narrow" w:eastAsia="Times New Roman" w:hAnsi="Aptos Narrow" w:cs="Times New Roman"/>
+                <w:color w:val="000000"/>
+                <w:kern w:val="0"/>
+                <w:sz w:val="22"/>
+                <w:szCs w:val="22"/>
+                <w:lang w:eastAsia="de-CH"/>
+                <w14:ligatures w14:val="none"/>
+              </w:rPr>
+            </w:pPr>
+            <w:r>
+              <w:rPr>
+                <w:rFonts w:ascii="Aptos Narrow" w:eastAsia="Times New Roman" w:hAnsi="Aptos Narrow" w:cs="Times New Roman"/>
+                <w:color w:val="000000"/>
+                <w:kern w:val="0"/>
+                <w:sz w:val="22"/>
+                <w:szCs w:val="22"/>
+                <w:lang w:eastAsia="de-CH"/>
+                <w14:ligatures w14:val="none"/>
+              </w:rPr>
+              <w:t>Vom Kunden abgenommen</w:t>
+            </w:r>
+          </w:p>
+        </w:tc>
+      </w:tr>
+      <w:tr>
+        <w:trPr>
+          <w:trHeight w:val="600"/>
+        </w:trPr>
+        <w:tc>
+          <w:tcPr>
+            <w:tcW w:w="301" w:type="dxa"/>
+            <w:tcBorders>
+              <w:top w:val="single" w:sz="4" w:space="0" w:color="61CBF3"/>
+              <w:left w:val="single" w:sz="4" w:space="0" w:color="61CBF3"/>
+              <w:bottom w:val="single" w:sz="4" w:space="0" w:color="61CBF3"/>
+              <w:right w:val="nil"/>
+            </w:tcBorders>
+            <w:shd w:val="clear" w:color="CAEDFB" w:fill="CAEDFB"/>
+            <w:noWrap/>
+            <w:vAlign w:val="bottom"/>
+            <w:hideMark/>
+          </w:tcPr>
+          <w:p>
+            <w:pPr>
+              <w:spacing w:after="0" w:line="240" w:lineRule="auto"/>
+              <w:jc w:val="right"/>
+              <w:rPr>
+                <w:rFonts w:ascii="Aptos Narrow" w:eastAsia="Times New Roman" w:hAnsi="Aptos Narrow" w:cs="Times New Roman"/>
+                <w:color w:val="000000"/>
+                <w:kern w:val="0"/>
+                <w:sz w:val="22"/>
+                <w:szCs w:val="22"/>
+                <w:lang w:eastAsia="de-CH"/>
+                <w14:ligatures w14:val="none"/>
+              </w:rPr>
+            </w:pPr>
+            <w:r>
+              <w:rPr>
+                <w:rFonts w:ascii="Aptos Narrow" w:eastAsia="Times New Roman" w:hAnsi="Aptos Narrow" w:cs="Times New Roman"/>
+                <w:color w:val="000000"/>
+                <w:kern w:val="0"/>
+                <w:sz w:val="22"/>
+                <w:szCs w:val="22"/>
+                <w:lang w:eastAsia="de-CH"/>
+                <w14:ligatures w14:val="none"/>
+              </w:rPr>
+              <w:t>5</w:t>
+            </w:r>
+          </w:p>
+        </w:tc>
+        <w:tc>
+          <w:tcPr>
+            <w:tcW w:w="7339" w:type="dxa"/>
+            <w:tcBorders>
+              <w:top w:val="single" w:sz="4" w:space="0" w:color="61CBF3"/>
+              <w:left w:val="nil"/>
+              <w:bottom w:val="single" w:sz="4" w:space="0" w:color="61CBF3"/>
+              <w:right w:val="nil"/>
+            </w:tcBorders>
+            <w:shd w:val="clear" w:color="CAEDFB" w:fill="CAEDFB"/>
+            <w:vAlign w:val="bottom"/>
+            <w:hideMark/>
+          </w:tcPr>
+          <w:p>
+            <w:pPr>
+              <w:spacing w:after="0" w:line="240" w:lineRule="auto"/>
+              <w:rPr>
+                <w:rFonts w:ascii="Aptos Narrow" w:eastAsia="Times New Roman" w:hAnsi="Aptos Narrow" w:cs="Times New Roman"/>
+                <w:color w:val="000000"/>
+                <w:kern w:val="0"/>
+                <w:sz w:val="22"/>
+                <w:szCs w:val="22"/>
+                <w:lang w:eastAsia="de-CH"/>
+                <w14:ligatures w14:val="none"/>
+              </w:rPr>
+            </w:pPr>
+            <w:r>
+              <w:rPr>
+                <w:rFonts w:ascii="Aptos Narrow" w:eastAsia="Times New Roman" w:hAnsi="Aptos Narrow" w:cs="Times New Roman"/>
+                <w:color w:val="000000"/>
+                <w:kern w:val="0"/>
+                <w:sz w:val="22"/>
+                <w:szCs w:val="22"/>
+                <w:lang w:eastAsia="de-CH"/>
+                <w14:ligatures w14:val="none"/>
+              </w:rPr>
+              <w:t xml:space="preserve">Es sollen so viele Teile wie möglich verschraubt </w:t>
+            </w:r>
+            <w:r>
+              <w:rPr>
+                <w:rFonts w:ascii="Aptos Narrow" w:eastAsia="Times New Roman" w:hAnsi="Aptos Narrow" w:cs="Times New Roman"/>
+                <w:color w:val="000000"/>
+                <w:kern w:val="0"/>
+                <w:sz w:val="22"/>
+                <w:szCs w:val="22"/>
+                <w:lang w:eastAsia="de-CH"/>
+                <w14:ligatures w14:val="none"/>
+              </w:rPr>
+              <w:br/>
+              <w:t>und so wenig Klebstoff wie möglich verwendet werden.</w:t>
+            </w:r>
+          </w:p>
+        </w:tc>
+        <w:tc>
+          <w:tcPr>
+            <w:tcW w:w="3480" w:type="dxa"/>
+            <w:tcBorders>
+              <w:top w:val="single" w:sz="4" w:space="0" w:color="61CBF3"/>
+              <w:left w:val="nil"/>
+              <w:bottom w:val="single" w:sz="4" w:space="0" w:color="61CBF3"/>
+              <w:right w:val="single" w:sz="4" w:space="0" w:color="61CBF3"/>
+            </w:tcBorders>
+            <w:shd w:val="clear" w:color="CAEDFB" w:fill="CAEDFB"/>
+            <w:noWrap/>
+            <w:vAlign w:val="bottom"/>
+            <w:hideMark/>
+          </w:tcPr>
+          <w:p>
+            <w:pPr>
+              <w:spacing w:after="0" w:line="240" w:lineRule="auto"/>
+              <w:rPr>
+                <w:rFonts w:ascii="Aptos Narrow" w:eastAsia="Times New Roman" w:hAnsi="Aptos Narrow" w:cs="Times New Roman"/>
+                <w:color w:val="000000"/>
+                <w:kern w:val="0"/>
+                <w:sz w:val="22"/>
+                <w:szCs w:val="22"/>
+                <w:lang w:eastAsia="de-CH"/>
+                <w14:ligatures w14:val="none"/>
+              </w:rPr>
+            </w:pPr>
+            <w:r>
+              <w:rPr>
+                <w:rFonts w:ascii="Aptos Narrow" w:eastAsia="Times New Roman" w:hAnsi="Aptos Narrow" w:cs="Times New Roman"/>
+                <w:color w:val="000000"/>
+                <w:kern w:val="0"/>
+                <w:sz w:val="22"/>
+                <w:szCs w:val="22"/>
+                <w:lang w:eastAsia="de-CH"/>
+                <w14:ligatures w14:val="none"/>
+              </w:rPr>
+              <w:t>Vom Kunden abgenommen</w:t>
+            </w:r>
+          </w:p>
+        </w:tc>
+      </w:tr>
+      <w:tr>
+        <w:trPr>
+          <w:trHeight w:val="600"/>
+        </w:trPr>
+        <w:tc>
+          <w:tcPr>
+            <w:tcW w:w="301" w:type="dxa"/>
+            <w:tcBorders>
+              <w:top w:val="single" w:sz="4" w:space="0" w:color="61CBF3"/>
+              <w:left w:val="single" w:sz="4" w:space="0" w:color="61CBF3"/>
+              <w:bottom w:val="single" w:sz="4" w:space="0" w:color="61CBF3"/>
+              <w:right w:val="nil"/>
+            </w:tcBorders>
+            <w:noWrap/>
+            <w:vAlign w:val="bottom"/>
+            <w:hideMark/>
+          </w:tcPr>
+          <w:p>
+            <w:pPr>
+              <w:spacing w:after="0" w:line="240" w:lineRule="auto"/>
+              <w:jc w:val="right"/>
+              <w:rPr>
+                <w:rFonts w:ascii="Aptos Narrow" w:eastAsia="Times New Roman" w:hAnsi="Aptos Narrow" w:cs="Times New Roman"/>
+                <w:color w:val="000000"/>
+                <w:kern w:val="0"/>
+                <w:sz w:val="22"/>
+                <w:szCs w:val="22"/>
+                <w:lang w:eastAsia="de-CH"/>
+                <w14:ligatures w14:val="none"/>
+              </w:rPr>
+            </w:pPr>
+            <w:r>
+              <w:rPr>
+                <w:rFonts w:ascii="Aptos Narrow" w:eastAsia="Times New Roman" w:hAnsi="Aptos Narrow" w:cs="Times New Roman"/>
+                <w:color w:val="000000"/>
+                <w:kern w:val="0"/>
+                <w:sz w:val="22"/>
+                <w:szCs w:val="22"/>
+                <w:lang w:eastAsia="de-CH"/>
+                <w14:ligatures w14:val="none"/>
+              </w:rPr>
+              <w:t>6</w:t>
+            </w:r>
+          </w:p>
+        </w:tc>
+        <w:tc>
+          <w:tcPr>
+            <w:tcW w:w="7339" w:type="dxa"/>
+            <w:tcBorders>
+              <w:top w:val="single" w:sz="4" w:space="0" w:color="61CBF3"/>
+              <w:left w:val="nil"/>
+              <w:bottom w:val="single" w:sz="4" w:space="0" w:color="61CBF3"/>
+              <w:right w:val="nil"/>
+            </w:tcBorders>
+            <w:vAlign w:val="bottom"/>
+            <w:hideMark/>
+          </w:tcPr>
+          <w:p>
+            <w:pPr>
+              <w:spacing w:after="0" w:line="240" w:lineRule="auto"/>
+              <w:rPr>
+                <w:rFonts w:ascii="Aptos Narrow" w:eastAsia="Times New Roman" w:hAnsi="Aptos Narrow" w:cs="Times New Roman"/>
+                <w:color w:val="000000"/>
+                <w:kern w:val="0"/>
+                <w:sz w:val="22"/>
+                <w:szCs w:val="22"/>
+                <w:lang w:eastAsia="de-CH"/>
+                <w14:ligatures w14:val="none"/>
+              </w:rPr>
+            </w:pPr>
+            <w:r>
+              <w:rPr>
+                <w:rFonts w:ascii="Aptos Narrow" w:eastAsia="Times New Roman" w:hAnsi="Aptos Narrow" w:cs="Times New Roman"/>
+                <w:color w:val="000000"/>
+                <w:kern w:val="0"/>
+                <w:sz w:val="22"/>
+                <w:szCs w:val="22"/>
+                <w:lang w:eastAsia="de-CH"/>
+                <w14:ligatures w14:val="none"/>
+              </w:rPr>
+              <w:t>Das Hexapod darf 80°C nicht überschreiten.</w:t>
+            </w:r>
+          </w:p>
+        </w:tc>
+        <w:tc>
+          <w:tcPr>
+            <w:tcW w:w="3480" w:type="dxa"/>
+            <w:tcBorders>
+              <w:top w:val="single" w:sz="4" w:space="0" w:color="61CBF3"/>
+              <w:left w:val="nil"/>
+              <w:bottom w:val="single" w:sz="4" w:space="0" w:color="61CBF3"/>
+              <w:right w:val="single" w:sz="4" w:space="0" w:color="61CBF3"/>
+            </w:tcBorders>
+            <w:noWrap/>
+            <w:vAlign w:val="bottom"/>
+            <w:hideMark/>
+          </w:tcPr>
+          <w:p>
+            <w:pPr>
+              <w:spacing w:after="0" w:line="240" w:lineRule="auto"/>
+              <w:rPr>
+                <w:rFonts w:ascii="Aptos Narrow" w:eastAsia="Times New Roman" w:hAnsi="Aptos Narrow" w:cs="Times New Roman"/>
+                <w:color w:val="000000"/>
+                <w:kern w:val="0"/>
+                <w:sz w:val="22"/>
+                <w:szCs w:val="22"/>
+                <w:lang w:eastAsia="de-CH"/>
+                <w14:ligatures w14:val="none"/>
+              </w:rPr>
+            </w:pPr>
+            <w:r>
+              <w:rPr>
+                <w:rFonts w:ascii="Aptos Narrow" w:eastAsia="Times New Roman" w:hAnsi="Aptos Narrow" w:cs="Times New Roman"/>
+                <w:color w:val="000000"/>
+                <w:kern w:val="0"/>
+                <w:sz w:val="22"/>
+                <w:szCs w:val="22"/>
+                <w:lang w:eastAsia="de-CH"/>
+                <w14:ligatures w14:val="none"/>
+              </w:rPr>
+              <w:t>Vom Kunden abgenommen</w:t>
+            </w:r>
+          </w:p>
+        </w:tc>
+      </w:tr>
+      <w:tr>
+        <w:trPr>
+          <w:trHeight w:val="600"/>
+        </w:trPr>
+        <w:tc>
+          <w:tcPr>
+            <w:tcW w:w="301" w:type="dxa"/>
+            <w:tcBorders>
+              <w:top w:val="single" w:sz="4" w:space="0" w:color="61CBF3"/>
+              <w:left w:val="single" w:sz="4" w:space="0" w:color="61CBF3"/>
+              <w:bottom w:val="single" w:sz="4" w:space="0" w:color="61CBF3"/>
+              <w:right w:val="nil"/>
+            </w:tcBorders>
+            <w:shd w:val="clear" w:color="CAEDFB" w:fill="CAEDFB"/>
+            <w:noWrap/>
+            <w:vAlign w:val="bottom"/>
+            <w:hideMark/>
+          </w:tcPr>
+          <w:p>
+            <w:pPr>
+              <w:spacing w:after="0" w:line="240" w:lineRule="auto"/>
+              <w:jc w:val="right"/>
+              <w:rPr>
+                <w:rFonts w:ascii="Aptos Narrow" w:eastAsia="Times New Roman" w:hAnsi="Aptos Narrow" w:cs="Times New Roman"/>
+                <w:color w:val="000000"/>
+                <w:kern w:val="0"/>
+                <w:sz w:val="22"/>
+                <w:szCs w:val="22"/>
+                <w:lang w:eastAsia="de-CH"/>
+                <w14:ligatures w14:val="none"/>
+              </w:rPr>
+            </w:pPr>
+            <w:r>
+              <w:rPr>
+                <w:rFonts w:ascii="Aptos Narrow" w:eastAsia="Times New Roman" w:hAnsi="Aptos Narrow" w:cs="Times New Roman"/>
+                <w:color w:val="000000"/>
+                <w:kern w:val="0"/>
+                <w:sz w:val="22"/>
+                <w:szCs w:val="22"/>
+                <w:lang w:eastAsia="de-CH"/>
+                <w14:ligatures w14:val="none"/>
+              </w:rPr>
+              <w:t>7</w:t>
+            </w:r>
+          </w:p>
+        </w:tc>
+        <w:tc>
+          <w:tcPr>
+            <w:tcW w:w="7339" w:type="dxa"/>
+            <w:tcBorders>
+              <w:top w:val="single" w:sz="4" w:space="0" w:color="61CBF3"/>
+              <w:left w:val="nil"/>
+              <w:bottom w:val="single" w:sz="4" w:space="0" w:color="61CBF3"/>
+              <w:right w:val="nil"/>
+            </w:tcBorders>
+            <w:shd w:val="clear" w:color="CAEDFB" w:fill="CAEDFB"/>
+            <w:vAlign w:val="bottom"/>
+            <w:hideMark/>
+          </w:tcPr>
+          <w:p>
+            <w:pPr>
+              <w:spacing w:after="0" w:line="240" w:lineRule="auto"/>
+              <w:rPr>
+                <w:rFonts w:ascii="Aptos Narrow" w:eastAsia="Times New Roman" w:hAnsi="Aptos Narrow" w:cs="Times New Roman"/>
+                <w:color w:val="000000"/>
+                <w:kern w:val="0"/>
+                <w:sz w:val="22"/>
+                <w:szCs w:val="22"/>
+                <w:lang w:eastAsia="de-CH"/>
+                <w14:ligatures w14:val="none"/>
+              </w:rPr>
+            </w:pPr>
+            <w:r>
+              <w:rPr>
+                <w:rFonts w:ascii="Aptos Narrow" w:eastAsia="Times New Roman" w:hAnsi="Aptos Narrow" w:cs="Times New Roman"/>
+                <w:color w:val="000000"/>
+                <w:kern w:val="0"/>
+                <w:sz w:val="22"/>
+                <w:szCs w:val="22"/>
+                <w:lang w:eastAsia="de-CH"/>
+                <w14:ligatures w14:val="none"/>
+              </w:rPr>
+              <w:t>Das Hexapod muss im "</w:t>
+            </w:r>
+            <w:proofErr w:type="spellStart"/>
+            <w:r>
+              <w:rPr>
+                <w:rFonts w:ascii="Aptos Narrow" w:eastAsia="Times New Roman" w:hAnsi="Aptos Narrow" w:cs="Times New Roman"/>
+                <w:color w:val="000000"/>
+                <w:kern w:val="0"/>
+                <w:sz w:val="22"/>
+                <w:szCs w:val="22"/>
+                <w:lang w:eastAsia="de-CH"/>
+                <w14:ligatures w14:val="none"/>
+              </w:rPr>
+              <w:t>unarmed</w:t>
+            </w:r>
+            <w:proofErr w:type="spellEnd"/>
+            <w:r>
+              <w:rPr>
+                <w:rFonts w:ascii="Aptos Narrow" w:eastAsia="Times New Roman" w:hAnsi="Aptos Narrow" w:cs="Times New Roman"/>
+                <w:color w:val="000000"/>
+                <w:kern w:val="0"/>
+                <w:sz w:val="22"/>
+                <w:szCs w:val="22"/>
+                <w:lang w:eastAsia="de-CH"/>
+                <w14:ligatures w14:val="none"/>
+              </w:rPr>
+              <w:t>" Zustand programmierbar sein.</w:t>
+            </w:r>
+          </w:p>
+        </w:tc>
+        <w:tc>
+          <w:tcPr>
+            <w:tcW w:w="3480" w:type="dxa"/>
+            <w:tcBorders>
+              <w:top w:val="single" w:sz="4" w:space="0" w:color="61CBF3"/>
+              <w:left w:val="nil"/>
+              <w:bottom w:val="single" w:sz="4" w:space="0" w:color="61CBF3"/>
+              <w:right w:val="single" w:sz="4" w:space="0" w:color="61CBF3"/>
+            </w:tcBorders>
+            <w:shd w:val="clear" w:color="CAEDFB" w:fill="CAEDFB"/>
+            <w:noWrap/>
+            <w:vAlign w:val="bottom"/>
+            <w:hideMark/>
+          </w:tcPr>
+          <w:p>
+            <w:pPr>
+              <w:spacing w:after="0" w:line="240" w:lineRule="auto"/>
+              <w:rPr>
+                <w:rFonts w:ascii="Aptos Narrow" w:eastAsia="Times New Roman" w:hAnsi="Aptos Narrow" w:cs="Times New Roman"/>
+                <w:color w:val="000000"/>
+                <w:kern w:val="0"/>
+                <w:sz w:val="22"/>
+                <w:szCs w:val="22"/>
+                <w:lang w:eastAsia="de-CH"/>
+                <w14:ligatures w14:val="none"/>
+              </w:rPr>
+            </w:pPr>
+            <w:r>
+              <w:rPr>
+                <w:rFonts w:ascii="Aptos Narrow" w:eastAsia="Times New Roman" w:hAnsi="Aptos Narrow" w:cs="Times New Roman"/>
+                <w:color w:val="000000"/>
+                <w:kern w:val="0"/>
+                <w:sz w:val="22"/>
+                <w:szCs w:val="22"/>
+                <w:lang w:eastAsia="de-CH"/>
+                <w14:ligatures w14:val="none"/>
+              </w:rPr>
+              <w:t>Vom Kunden abgenommen</w:t>
+            </w:r>
+          </w:p>
+        </w:tc>
+      </w:tr>
+      <w:tr>
+        <w:trPr>
+          <w:trHeight w:val="600"/>
+        </w:trPr>
+        <w:tc>
+          <w:tcPr>
+            <w:tcW w:w="301" w:type="dxa"/>
+            <w:tcBorders>
+              <w:top w:val="single" w:sz="4" w:space="0" w:color="61CBF3"/>
+              <w:left w:val="single" w:sz="4" w:space="0" w:color="61CBF3"/>
+              <w:bottom w:val="single" w:sz="4" w:space="0" w:color="61CBF3"/>
+              <w:right w:val="nil"/>
+            </w:tcBorders>
+            <w:noWrap/>
+            <w:vAlign w:val="bottom"/>
+            <w:hideMark/>
+          </w:tcPr>
+          <w:p>
+            <w:pPr>
+              <w:spacing w:after="0" w:line="240" w:lineRule="auto"/>
+              <w:jc w:val="right"/>
+              <w:rPr>
+                <w:rFonts w:ascii="Aptos Narrow" w:eastAsia="Times New Roman" w:hAnsi="Aptos Narrow" w:cs="Times New Roman"/>
+                <w:color w:val="000000"/>
+                <w:kern w:val="0"/>
+                <w:sz w:val="22"/>
+                <w:szCs w:val="22"/>
+                <w:lang w:eastAsia="de-CH"/>
+                <w14:ligatures w14:val="none"/>
+              </w:rPr>
+            </w:pPr>
+            <w:r>
+              <w:rPr>
+                <w:rFonts w:ascii="Aptos Narrow" w:eastAsia="Times New Roman" w:hAnsi="Aptos Narrow" w:cs="Times New Roman"/>
+                <w:color w:val="000000"/>
+                <w:kern w:val="0"/>
+                <w:sz w:val="22"/>
+                <w:szCs w:val="22"/>
+                <w:lang w:eastAsia="de-CH"/>
+                <w14:ligatures w14:val="none"/>
+              </w:rPr>
+              <w:t>8</w:t>
+            </w:r>
+          </w:p>
+        </w:tc>
+        <w:tc>
+          <w:tcPr>
+            <w:tcW w:w="7339" w:type="dxa"/>
+            <w:tcBorders>
+              <w:top w:val="single" w:sz="4" w:space="0" w:color="61CBF3"/>
+              <w:left w:val="nil"/>
+              <w:bottom w:val="single" w:sz="4" w:space="0" w:color="61CBF3"/>
+              <w:right w:val="nil"/>
+            </w:tcBorders>
+            <w:vAlign w:val="bottom"/>
+            <w:hideMark/>
+          </w:tcPr>
+          <w:p>
+            <w:pPr>
+              <w:spacing w:after="0" w:line="240" w:lineRule="auto"/>
+              <w:rPr>
+                <w:rFonts w:ascii="Aptos Narrow" w:eastAsia="Times New Roman" w:hAnsi="Aptos Narrow" w:cs="Times New Roman"/>
+                <w:color w:val="000000"/>
+                <w:kern w:val="0"/>
+                <w:sz w:val="22"/>
+                <w:szCs w:val="22"/>
+                <w:lang w:eastAsia="de-CH"/>
+                <w14:ligatures w14:val="none"/>
+              </w:rPr>
+            </w:pPr>
+            <w:r>
+              <w:rPr>
+                <w:rFonts w:ascii="Aptos Narrow" w:eastAsia="Times New Roman" w:hAnsi="Aptos Narrow" w:cs="Times New Roman"/>
+                <w:color w:val="000000"/>
+                <w:kern w:val="0"/>
+                <w:sz w:val="22"/>
+                <w:szCs w:val="22"/>
+                <w:lang w:eastAsia="de-CH"/>
+                <w14:ligatures w14:val="none"/>
+              </w:rPr>
+              <w:t xml:space="preserve">Das Hexapod hat eine IMU (Internal </w:t>
+            </w:r>
+            <w:proofErr w:type="spellStart"/>
+            <w:r>
+              <w:rPr>
+                <w:rFonts w:ascii="Aptos Narrow" w:eastAsia="Times New Roman" w:hAnsi="Aptos Narrow" w:cs="Times New Roman"/>
+                <w:color w:val="000000"/>
+                <w:kern w:val="0"/>
+                <w:sz w:val="22"/>
+                <w:szCs w:val="22"/>
+                <w:lang w:eastAsia="de-CH"/>
+                <w14:ligatures w14:val="none"/>
+              </w:rPr>
+              <w:t>Mesurment</w:t>
+            </w:r>
+            <w:proofErr w:type="spellEnd"/>
+            <w:r>
+              <w:rPr>
+                <w:rFonts w:ascii="Aptos Narrow" w:eastAsia="Times New Roman" w:hAnsi="Aptos Narrow" w:cs="Times New Roman"/>
+                <w:color w:val="000000"/>
+                <w:kern w:val="0"/>
+                <w:sz w:val="22"/>
+                <w:szCs w:val="22"/>
+                <w:lang w:eastAsia="de-CH"/>
+                <w14:ligatures w14:val="none"/>
+              </w:rPr>
+              <w:t xml:space="preserve"> Unit, kann </w:t>
+            </w:r>
+            <w:proofErr w:type="spellStart"/>
+            <w:r>
+              <w:rPr>
+                <w:rFonts w:ascii="Aptos Narrow" w:eastAsia="Times New Roman" w:hAnsi="Aptos Narrow" w:cs="Times New Roman"/>
+                <w:color w:val="000000"/>
+                <w:kern w:val="0"/>
+                <w:sz w:val="22"/>
+                <w:szCs w:val="22"/>
+                <w:lang w:eastAsia="de-CH"/>
+                <w14:ligatures w14:val="none"/>
+              </w:rPr>
+              <w:t>beschleunigung</w:t>
+            </w:r>
+            <w:proofErr w:type="spellEnd"/>
+            <w:r>
+              <w:rPr>
+                <w:rFonts w:ascii="Aptos Narrow" w:eastAsia="Times New Roman" w:hAnsi="Aptos Narrow" w:cs="Times New Roman"/>
+                <w:color w:val="000000"/>
+                <w:kern w:val="0"/>
+                <w:sz w:val="22"/>
+                <w:szCs w:val="22"/>
+                <w:lang w:eastAsia="de-CH"/>
+                <w14:ligatures w14:val="none"/>
+              </w:rPr>
+              <w:t xml:space="preserve"> und </w:t>
+            </w:r>
+            <w:proofErr w:type="spellStart"/>
+            <w:r>
+              <w:rPr>
+                <w:rFonts w:ascii="Aptos Narrow" w:eastAsia="Times New Roman" w:hAnsi="Aptos Narrow" w:cs="Times New Roman"/>
+                <w:color w:val="000000"/>
+                <w:kern w:val="0"/>
+                <w:sz w:val="22"/>
+                <w:szCs w:val="22"/>
+                <w:lang w:eastAsia="de-CH"/>
+                <w14:ligatures w14:val="none"/>
+              </w:rPr>
+              <w:t>rotation</w:t>
+            </w:r>
+            <w:proofErr w:type="spellEnd"/>
+            <w:r>
+              <w:rPr>
+                <w:rFonts w:ascii="Aptos Narrow" w:eastAsia="Times New Roman" w:hAnsi="Aptos Narrow" w:cs="Times New Roman"/>
+                <w:color w:val="000000"/>
+                <w:kern w:val="0"/>
+                <w:sz w:val="22"/>
+                <w:szCs w:val="22"/>
+                <w:lang w:eastAsia="de-CH"/>
+                <w14:ligatures w14:val="none"/>
+              </w:rPr>
+              <w:t xml:space="preserve"> in allen Achsen messen).</w:t>
+            </w:r>
+          </w:p>
+        </w:tc>
+        <w:tc>
+          <w:tcPr>
+            <w:tcW w:w="3480" w:type="dxa"/>
+            <w:tcBorders>
+              <w:top w:val="single" w:sz="4" w:space="0" w:color="61CBF3"/>
+              <w:left w:val="nil"/>
+              <w:bottom w:val="single" w:sz="4" w:space="0" w:color="61CBF3"/>
+              <w:right w:val="single" w:sz="4" w:space="0" w:color="61CBF3"/>
+            </w:tcBorders>
+            <w:noWrap/>
+            <w:vAlign w:val="bottom"/>
+            <w:hideMark/>
+          </w:tcPr>
+          <w:p>
+            <w:pPr>
+              <w:spacing w:after="0" w:line="240" w:lineRule="auto"/>
+              <w:rPr>
+                <w:rFonts w:ascii="Aptos Narrow" w:eastAsia="Times New Roman" w:hAnsi="Aptos Narrow" w:cs="Times New Roman"/>
+                <w:color w:val="000000"/>
+                <w:kern w:val="0"/>
+                <w:sz w:val="22"/>
+                <w:szCs w:val="22"/>
+                <w:lang w:eastAsia="de-CH"/>
+                <w14:ligatures w14:val="none"/>
+              </w:rPr>
+            </w:pPr>
+            <w:r>
+              <w:rPr>
+                <w:rFonts w:ascii="Aptos Narrow" w:eastAsia="Times New Roman" w:hAnsi="Aptos Narrow" w:cs="Times New Roman"/>
+                <w:color w:val="000000"/>
+                <w:kern w:val="0"/>
+                <w:sz w:val="22"/>
+                <w:szCs w:val="22"/>
+                <w:lang w:eastAsia="de-CH"/>
+                <w14:ligatures w14:val="none"/>
+              </w:rPr>
+              <w:t>Vom Kunden abgenommen</w:t>
+            </w:r>
+          </w:p>
+        </w:tc>
+      </w:tr>
+      <w:tr>
+        <w:trPr>
+          <w:trHeight w:val="600"/>
+        </w:trPr>
+        <w:tc>
+          <w:tcPr>
+            <w:tcW w:w="301" w:type="dxa"/>
+            <w:tcBorders>
+              <w:top w:val="single" w:sz="4" w:space="0" w:color="61CBF3"/>
+              <w:left w:val="single" w:sz="4" w:space="0" w:color="61CBF3"/>
+              <w:bottom w:val="single" w:sz="4" w:space="0" w:color="61CBF3"/>
+              <w:right w:val="nil"/>
+            </w:tcBorders>
+            <w:shd w:val="clear" w:color="CAEDFB" w:fill="CAEDFB"/>
+            <w:noWrap/>
+            <w:vAlign w:val="bottom"/>
+            <w:hideMark/>
+          </w:tcPr>
+          <w:p>
+            <w:pPr>
+              <w:spacing w:after="0" w:line="240" w:lineRule="auto"/>
+              <w:jc w:val="right"/>
+              <w:rPr>
+                <w:rFonts w:ascii="Aptos Narrow" w:eastAsia="Times New Roman" w:hAnsi="Aptos Narrow" w:cs="Times New Roman"/>
+                <w:color w:val="000000"/>
+                <w:kern w:val="0"/>
+                <w:sz w:val="22"/>
+                <w:szCs w:val="22"/>
+                <w:lang w:eastAsia="de-CH"/>
+                <w14:ligatures w14:val="none"/>
+              </w:rPr>
+            </w:pPr>
+            <w:r>
+              <w:rPr>
+                <w:rFonts w:ascii="Aptos Narrow" w:eastAsia="Times New Roman" w:hAnsi="Aptos Narrow" w:cs="Times New Roman"/>
+                <w:color w:val="000000"/>
+                <w:kern w:val="0"/>
+                <w:sz w:val="22"/>
+                <w:szCs w:val="22"/>
+                <w:lang w:eastAsia="de-CH"/>
+                <w14:ligatures w14:val="none"/>
+              </w:rPr>
+              <w:t>9</w:t>
+            </w:r>
+          </w:p>
+        </w:tc>
+        <w:tc>
+          <w:tcPr>
+            <w:tcW w:w="7339" w:type="dxa"/>
+            <w:tcBorders>
+              <w:top w:val="single" w:sz="4" w:space="0" w:color="61CBF3"/>
+              <w:left w:val="nil"/>
+              <w:bottom w:val="single" w:sz="4" w:space="0" w:color="61CBF3"/>
+              <w:right w:val="nil"/>
+            </w:tcBorders>
+            <w:shd w:val="clear" w:color="CAEDFB" w:fill="CAEDFB"/>
+            <w:noWrap/>
+            <w:vAlign w:val="bottom"/>
+            <w:hideMark/>
+          </w:tcPr>
+          <w:p>
+            <w:pPr>
+              <w:spacing w:after="0" w:line="240" w:lineRule="auto"/>
+              <w:rPr>
+                <w:rFonts w:ascii="Aptos Narrow" w:eastAsia="Times New Roman" w:hAnsi="Aptos Narrow" w:cs="Times New Roman"/>
+                <w:color w:val="000000"/>
+                <w:kern w:val="0"/>
+                <w:sz w:val="22"/>
+                <w:szCs w:val="22"/>
+                <w:lang w:eastAsia="de-CH"/>
+                <w14:ligatures w14:val="none"/>
+              </w:rPr>
+            </w:pPr>
+            <w:r>
+              <w:rPr>
+                <w:rFonts w:ascii="Aptos Narrow" w:eastAsia="Times New Roman" w:hAnsi="Aptos Narrow" w:cs="Times New Roman"/>
+                <w:color w:val="000000"/>
+                <w:kern w:val="0"/>
+                <w:sz w:val="22"/>
+                <w:szCs w:val="22"/>
+                <w:lang w:eastAsia="de-CH"/>
+                <w14:ligatures w14:val="none"/>
+              </w:rPr>
+              <w:t xml:space="preserve">Die Batterie kann einfach und schnell </w:t>
+            </w:r>
+            <w:proofErr w:type="spellStart"/>
+            <w:r>
+              <w:rPr>
+                <w:rFonts w:ascii="Aptos Narrow" w:eastAsia="Times New Roman" w:hAnsi="Aptos Narrow" w:cs="Times New Roman"/>
+                <w:color w:val="000000"/>
+                <w:kern w:val="0"/>
+                <w:sz w:val="22"/>
+                <w:szCs w:val="22"/>
+                <w:lang w:eastAsia="de-CH"/>
+                <w14:ligatures w14:val="none"/>
+              </w:rPr>
+              <w:t>ausgetaust</w:t>
+            </w:r>
+            <w:proofErr w:type="spellEnd"/>
+            <w:r>
+              <w:rPr>
+                <w:rFonts w:ascii="Aptos Narrow" w:eastAsia="Times New Roman" w:hAnsi="Aptos Narrow" w:cs="Times New Roman"/>
+                <w:color w:val="000000"/>
+                <w:kern w:val="0"/>
+                <w:sz w:val="22"/>
+                <w:szCs w:val="22"/>
+                <w:lang w:eastAsia="de-CH"/>
+                <w14:ligatures w14:val="none"/>
+              </w:rPr>
+              <w:t xml:space="preserve"> werden.</w:t>
+            </w:r>
+          </w:p>
+        </w:tc>
+        <w:tc>
+          <w:tcPr>
+            <w:tcW w:w="3480" w:type="dxa"/>
+            <w:tcBorders>
+              <w:top w:val="single" w:sz="4" w:space="0" w:color="61CBF3"/>
+              <w:left w:val="nil"/>
+              <w:bottom w:val="single" w:sz="4" w:space="0" w:color="61CBF3"/>
+              <w:right w:val="single" w:sz="4" w:space="0" w:color="61CBF3"/>
+            </w:tcBorders>
+            <w:shd w:val="clear" w:color="CAEDFB" w:fill="CAEDFB"/>
+            <w:noWrap/>
+            <w:vAlign w:val="bottom"/>
+            <w:hideMark/>
+          </w:tcPr>
+          <w:p>
+            <w:pPr>
+              <w:spacing w:after="0" w:line="240" w:lineRule="auto"/>
+              <w:rPr>
+                <w:rFonts w:ascii="Aptos Narrow" w:eastAsia="Times New Roman" w:hAnsi="Aptos Narrow" w:cs="Times New Roman"/>
+                <w:color w:val="000000"/>
+                <w:kern w:val="0"/>
+                <w:sz w:val="22"/>
+                <w:szCs w:val="22"/>
+                <w:lang w:eastAsia="de-CH"/>
+                <w14:ligatures w14:val="none"/>
+              </w:rPr>
+            </w:pPr>
+            <w:r>
+              <w:rPr>
+                <w:rFonts w:ascii="Aptos Narrow" w:eastAsia="Times New Roman" w:hAnsi="Aptos Narrow" w:cs="Times New Roman"/>
+                <w:color w:val="000000"/>
+                <w:kern w:val="0"/>
+                <w:sz w:val="22"/>
+                <w:szCs w:val="22"/>
+                <w:lang w:eastAsia="de-CH"/>
+                <w14:ligatures w14:val="none"/>
+              </w:rPr>
+              <w:t>Vom Kunden abgenommen</w:t>
+            </w:r>
+          </w:p>
+        </w:tc>
+      </w:tr>
+      <w:tr>
+        <w:trPr>
+          <w:trHeight w:val="585"/>
+        </w:trPr>
+        <w:tc>
+          <w:tcPr>
+            <w:tcW w:w="301" w:type="dxa"/>
+            <w:tcBorders>
+              <w:top w:val="single" w:sz="4" w:space="0" w:color="61CBF3"/>
+              <w:left w:val="single" w:sz="4" w:space="0" w:color="61CBF3"/>
+              <w:bottom w:val="single" w:sz="4" w:space="0" w:color="61CBF3"/>
+              <w:right w:val="nil"/>
+            </w:tcBorders>
+            <w:noWrap/>
+            <w:vAlign w:val="bottom"/>
+            <w:hideMark/>
+          </w:tcPr>
+          <w:p>
+            <w:pPr>
+              <w:spacing w:after="0" w:line="240" w:lineRule="auto"/>
+              <w:jc w:val="right"/>
+              <w:rPr>
+                <w:rFonts w:ascii="Aptos Narrow" w:eastAsia="Times New Roman" w:hAnsi="Aptos Narrow" w:cs="Times New Roman"/>
+                <w:color w:val="000000"/>
+                <w:kern w:val="0"/>
+                <w:sz w:val="22"/>
+                <w:szCs w:val="22"/>
+                <w:lang w:eastAsia="de-CH"/>
+                <w14:ligatures w14:val="none"/>
+              </w:rPr>
+            </w:pPr>
+            <w:r>
+              <w:rPr>
+                <w:rFonts w:ascii="Aptos Narrow" w:eastAsia="Times New Roman" w:hAnsi="Aptos Narrow" w:cs="Times New Roman"/>
+                <w:color w:val="000000"/>
+                <w:kern w:val="0"/>
+                <w:sz w:val="22"/>
+                <w:szCs w:val="22"/>
+                <w:lang w:eastAsia="de-CH"/>
+                <w14:ligatures w14:val="none"/>
+              </w:rPr>
+              <w:t>10</w:t>
+            </w:r>
+          </w:p>
+        </w:tc>
+        <w:tc>
+          <w:tcPr>
+            <w:tcW w:w="7339" w:type="dxa"/>
+            <w:tcBorders>
+              <w:top w:val="single" w:sz="4" w:space="0" w:color="61CBF3"/>
+              <w:left w:val="nil"/>
+              <w:bottom w:val="single" w:sz="4" w:space="0" w:color="61CBF3"/>
+              <w:right w:val="nil"/>
+            </w:tcBorders>
+            <w:noWrap/>
+            <w:vAlign w:val="bottom"/>
+            <w:hideMark/>
+          </w:tcPr>
+          <w:p>
+            <w:pPr>
+              <w:spacing w:after="0" w:line="240" w:lineRule="auto"/>
+              <w:rPr>
+                <w:rFonts w:ascii="Aptos Narrow" w:eastAsia="Times New Roman" w:hAnsi="Aptos Narrow" w:cs="Times New Roman"/>
+                <w:color w:val="000000"/>
+                <w:kern w:val="0"/>
+                <w:sz w:val="22"/>
+                <w:szCs w:val="22"/>
+                <w:lang w:eastAsia="de-CH"/>
+                <w14:ligatures w14:val="none"/>
+              </w:rPr>
+            </w:pPr>
+            <w:r>
+              <w:rPr>
+                <w:rFonts w:ascii="Aptos Narrow" w:eastAsia="Times New Roman" w:hAnsi="Aptos Narrow" w:cs="Times New Roman"/>
+                <w:color w:val="000000"/>
+                <w:kern w:val="0"/>
+                <w:sz w:val="22"/>
+                <w:szCs w:val="22"/>
+                <w:lang w:eastAsia="de-CH"/>
+                <w14:ligatures w14:val="none"/>
+              </w:rPr>
+              <w:t>Jedes Bein kann einzeln entfernt werden.</w:t>
+            </w:r>
+          </w:p>
+        </w:tc>
+        <w:tc>
+          <w:tcPr>
+            <w:tcW w:w="3480" w:type="dxa"/>
+            <w:tcBorders>
+              <w:top w:val="single" w:sz="4" w:space="0" w:color="61CBF3"/>
+              <w:left w:val="nil"/>
+              <w:bottom w:val="single" w:sz="4" w:space="0" w:color="61CBF3"/>
+              <w:right w:val="single" w:sz="4" w:space="0" w:color="61CBF3"/>
+            </w:tcBorders>
+            <w:noWrap/>
+            <w:vAlign w:val="bottom"/>
+            <w:hideMark/>
+          </w:tcPr>
+          <w:p>
+            <w:pPr>
+              <w:spacing w:after="0" w:line="240" w:lineRule="auto"/>
+              <w:rPr>
+                <w:rFonts w:ascii="Aptos Narrow" w:eastAsia="Times New Roman" w:hAnsi="Aptos Narrow" w:cs="Times New Roman"/>
+                <w:color w:val="000000"/>
+                <w:kern w:val="0"/>
+                <w:sz w:val="22"/>
+                <w:szCs w:val="22"/>
+                <w:lang w:eastAsia="de-CH"/>
+                <w14:ligatures w14:val="none"/>
+              </w:rPr>
+            </w:pPr>
+            <w:r>
+              <w:rPr>
+                <w:rFonts w:ascii="Aptos Narrow" w:eastAsia="Times New Roman" w:hAnsi="Aptos Narrow" w:cs="Times New Roman"/>
+                <w:color w:val="000000"/>
+                <w:kern w:val="0"/>
+                <w:sz w:val="22"/>
+                <w:szCs w:val="22"/>
+                <w:lang w:eastAsia="de-CH"/>
+                <w14:ligatures w14:val="none"/>
+              </w:rPr>
+              <w:t>Vom Kunden abgenommen</w:t>
+            </w:r>
+          </w:p>
+        </w:tc>
+      </w:tr>
+      <w:tr>
+        <w:trPr>
+          <w:trHeight w:val="600"/>
+        </w:trPr>
+        <w:tc>
+          <w:tcPr>
+            <w:tcW w:w="301" w:type="dxa"/>
+            <w:tcBorders>
+              <w:top w:val="single" w:sz="4" w:space="0" w:color="61CBF3"/>
+              <w:left w:val="single" w:sz="4" w:space="0" w:color="61CBF3"/>
+              <w:bottom w:val="single" w:sz="4" w:space="0" w:color="61CBF3"/>
+              <w:right w:val="nil"/>
+            </w:tcBorders>
+            <w:shd w:val="clear" w:color="CAEDFB" w:fill="CAEDFB"/>
+            <w:noWrap/>
+            <w:vAlign w:val="bottom"/>
+            <w:hideMark/>
+          </w:tcPr>
+          <w:p>
+            <w:pPr>
+              <w:spacing w:after="0" w:line="240" w:lineRule="auto"/>
+              <w:jc w:val="right"/>
+              <w:rPr>
+                <w:rFonts w:ascii="Aptos Narrow" w:eastAsia="Times New Roman" w:hAnsi="Aptos Narrow" w:cs="Times New Roman"/>
+                <w:color w:val="000000"/>
+                <w:kern w:val="0"/>
+                <w:sz w:val="22"/>
+                <w:szCs w:val="22"/>
+                <w:lang w:eastAsia="de-CH"/>
+                <w14:ligatures w14:val="none"/>
+              </w:rPr>
+            </w:pPr>
+            <w:r>
+              <w:rPr>
+                <w:rFonts w:ascii="Aptos Narrow" w:eastAsia="Times New Roman" w:hAnsi="Aptos Narrow" w:cs="Times New Roman"/>
+                <w:color w:val="000000"/>
+                <w:kern w:val="0"/>
+                <w:sz w:val="22"/>
+                <w:szCs w:val="22"/>
+                <w:lang w:eastAsia="de-CH"/>
+                <w14:ligatures w14:val="none"/>
+              </w:rPr>
+              <w:t>11</w:t>
+            </w:r>
+          </w:p>
+        </w:tc>
+        <w:tc>
+          <w:tcPr>
+            <w:tcW w:w="7339" w:type="dxa"/>
+            <w:tcBorders>
+              <w:top w:val="single" w:sz="4" w:space="0" w:color="61CBF3"/>
+              <w:left w:val="nil"/>
+              <w:bottom w:val="single" w:sz="4" w:space="0" w:color="61CBF3"/>
+              <w:right w:val="nil"/>
+            </w:tcBorders>
+            <w:shd w:val="clear" w:color="CAEDFB" w:fill="CAEDFB"/>
+            <w:vAlign w:val="bottom"/>
+            <w:hideMark/>
+          </w:tcPr>
+          <w:p>
+            <w:pPr>
+              <w:spacing w:after="0" w:line="240" w:lineRule="auto"/>
+              <w:rPr>
+                <w:rFonts w:ascii="Aptos Narrow" w:eastAsia="Times New Roman" w:hAnsi="Aptos Narrow" w:cs="Times New Roman"/>
+                <w:color w:val="000000"/>
+                <w:kern w:val="0"/>
+                <w:sz w:val="22"/>
+                <w:szCs w:val="22"/>
+                <w:lang w:eastAsia="de-CH"/>
+                <w14:ligatures w14:val="none"/>
+              </w:rPr>
+            </w:pPr>
+            <w:r>
+              <w:rPr>
+                <w:rFonts w:ascii="Aptos Narrow" w:eastAsia="Times New Roman" w:hAnsi="Aptos Narrow" w:cs="Times New Roman"/>
+                <w:color w:val="000000"/>
+                <w:kern w:val="0"/>
+                <w:sz w:val="22"/>
+                <w:szCs w:val="22"/>
+                <w:lang w:eastAsia="de-CH"/>
+                <w14:ligatures w14:val="none"/>
+              </w:rPr>
+              <w:t xml:space="preserve">Das Hexapod muss auch im komplett zusammengebauten Zustand </w:t>
+            </w:r>
+            <w:r>
+              <w:rPr>
+                <w:rFonts w:ascii="Aptos Narrow" w:eastAsia="Times New Roman" w:hAnsi="Aptos Narrow" w:cs="Times New Roman"/>
+                <w:color w:val="000000"/>
+                <w:kern w:val="0"/>
+                <w:sz w:val="22"/>
+                <w:szCs w:val="22"/>
+                <w:lang w:eastAsia="de-CH"/>
+                <w14:ligatures w14:val="none"/>
+              </w:rPr>
+              <w:br/>
+              <w:t>noch programmierbar sein.</w:t>
+            </w:r>
+          </w:p>
+        </w:tc>
+        <w:tc>
+          <w:tcPr>
+            <w:tcW w:w="3480" w:type="dxa"/>
+            <w:tcBorders>
+              <w:top w:val="single" w:sz="4" w:space="0" w:color="61CBF3"/>
+              <w:left w:val="nil"/>
+              <w:bottom w:val="single" w:sz="4" w:space="0" w:color="61CBF3"/>
+              <w:right w:val="single" w:sz="4" w:space="0" w:color="61CBF3"/>
+            </w:tcBorders>
+            <w:shd w:val="clear" w:color="CAEDFB" w:fill="CAEDFB"/>
+            <w:noWrap/>
+            <w:vAlign w:val="bottom"/>
+            <w:hideMark/>
+          </w:tcPr>
+          <w:p>
+            <w:pPr>
+              <w:spacing w:after="0" w:line="240" w:lineRule="auto"/>
+              <w:rPr>
+                <w:rFonts w:ascii="Aptos Narrow" w:eastAsia="Times New Roman" w:hAnsi="Aptos Narrow" w:cs="Times New Roman"/>
+                <w:color w:val="000000"/>
+                <w:kern w:val="0"/>
+                <w:sz w:val="22"/>
+                <w:szCs w:val="22"/>
+                <w:lang w:eastAsia="de-CH"/>
+                <w14:ligatures w14:val="none"/>
+              </w:rPr>
+            </w:pPr>
+            <w:r>
+              <w:rPr>
+                <w:rFonts w:ascii="Aptos Narrow" w:eastAsia="Times New Roman" w:hAnsi="Aptos Narrow" w:cs="Times New Roman"/>
+                <w:color w:val="000000"/>
+                <w:kern w:val="0"/>
+                <w:sz w:val="22"/>
+                <w:szCs w:val="22"/>
+                <w:lang w:eastAsia="de-CH"/>
+                <w14:ligatures w14:val="none"/>
+              </w:rPr>
+              <w:t>Vom Kunden abgenommen</w:t>
+            </w:r>
+          </w:p>
+        </w:tc>
+      </w:tr>
+      <w:tr>
+        <w:trPr>
+          <w:trHeight w:val="300"/>
+        </w:trPr>
+        <w:tc>
+          <w:tcPr>
+            <w:tcW w:w="301" w:type="dxa"/>
+            <w:tcBorders>
+              <w:top w:val="single" w:sz="4" w:space="0" w:color="61CBF3"/>
+              <w:left w:val="single" w:sz="4" w:space="0" w:color="61CBF3"/>
+              <w:bottom w:val="single" w:sz="4" w:space="0" w:color="61CBF3"/>
+              <w:right w:val="nil"/>
+            </w:tcBorders>
+            <w:noWrap/>
+            <w:vAlign w:val="bottom"/>
+            <w:hideMark/>
+          </w:tcPr>
+          <w:p>
+            <w:pPr>
+              <w:spacing w:after="0" w:line="240" w:lineRule="auto"/>
+              <w:jc w:val="right"/>
+              <w:rPr>
+                <w:rFonts w:ascii="Aptos Narrow" w:eastAsia="Times New Roman" w:hAnsi="Aptos Narrow" w:cs="Times New Roman"/>
+                <w:color w:val="000000"/>
+                <w:kern w:val="0"/>
+                <w:sz w:val="22"/>
+                <w:szCs w:val="22"/>
+                <w:lang w:eastAsia="de-CH"/>
+                <w14:ligatures w14:val="none"/>
+              </w:rPr>
+            </w:pPr>
+            <w:r>
+              <w:rPr>
+                <w:rFonts w:ascii="Aptos Narrow" w:eastAsia="Times New Roman" w:hAnsi="Aptos Narrow" w:cs="Times New Roman"/>
+                <w:color w:val="000000"/>
+                <w:kern w:val="0"/>
+                <w:sz w:val="22"/>
+                <w:szCs w:val="22"/>
+                <w:lang w:eastAsia="de-CH"/>
+                <w14:ligatures w14:val="none"/>
+              </w:rPr>
+              <w:t>12</w:t>
+            </w:r>
+          </w:p>
+        </w:tc>
+        <w:tc>
+          <w:tcPr>
+            <w:tcW w:w="7339" w:type="dxa"/>
+            <w:tcBorders>
+              <w:top w:val="single" w:sz="4" w:space="0" w:color="61CBF3"/>
+              <w:left w:val="nil"/>
+              <w:bottom w:val="single" w:sz="4" w:space="0" w:color="61CBF3"/>
+              <w:right w:val="nil"/>
+            </w:tcBorders>
+            <w:vAlign w:val="bottom"/>
+            <w:hideMark/>
+          </w:tcPr>
+          <w:p>
+            <w:pPr>
+              <w:spacing w:after="0" w:line="240" w:lineRule="auto"/>
+              <w:rPr>
+                <w:rFonts w:ascii="Aptos Narrow" w:eastAsia="Times New Roman" w:hAnsi="Aptos Narrow" w:cs="Times New Roman"/>
+                <w:color w:val="000000"/>
+                <w:kern w:val="0"/>
+                <w:sz w:val="22"/>
+                <w:szCs w:val="22"/>
+                <w:lang w:eastAsia="de-CH"/>
+                <w14:ligatures w14:val="none"/>
+              </w:rPr>
+            </w:pPr>
+            <w:r>
+              <w:rPr>
+                <w:rFonts w:ascii="Aptos Narrow" w:eastAsia="Times New Roman" w:hAnsi="Aptos Narrow" w:cs="Times New Roman"/>
+                <w:color w:val="000000"/>
+                <w:kern w:val="0"/>
+                <w:sz w:val="22"/>
+                <w:szCs w:val="22"/>
+                <w:lang w:eastAsia="de-CH"/>
+                <w14:ligatures w14:val="none"/>
+              </w:rPr>
+              <w:t>Die Füße sind austauschbar sein.</w:t>
+            </w:r>
+          </w:p>
+        </w:tc>
+        <w:tc>
+          <w:tcPr>
+            <w:tcW w:w="3480" w:type="dxa"/>
+            <w:tcBorders>
+              <w:top w:val="single" w:sz="4" w:space="0" w:color="61CBF3"/>
+              <w:left w:val="nil"/>
+              <w:bottom w:val="single" w:sz="4" w:space="0" w:color="61CBF3"/>
+              <w:right w:val="single" w:sz="4" w:space="0" w:color="61CBF3"/>
+            </w:tcBorders>
+            <w:noWrap/>
+            <w:vAlign w:val="bottom"/>
+            <w:hideMark/>
+          </w:tcPr>
+          <w:p>
+            <w:pPr>
+              <w:spacing w:after="0" w:line="240" w:lineRule="auto"/>
+              <w:rPr>
+                <w:rFonts w:ascii="Aptos Narrow" w:eastAsia="Times New Roman" w:hAnsi="Aptos Narrow" w:cs="Times New Roman"/>
+                <w:color w:val="000000"/>
+                <w:kern w:val="0"/>
+                <w:sz w:val="22"/>
+                <w:szCs w:val="22"/>
+                <w:lang w:eastAsia="de-CH"/>
+                <w14:ligatures w14:val="none"/>
+              </w:rPr>
+            </w:pPr>
+            <w:r>
+              <w:rPr>
+                <w:rFonts w:ascii="Aptos Narrow" w:eastAsia="Times New Roman" w:hAnsi="Aptos Narrow" w:cs="Times New Roman"/>
+                <w:color w:val="000000"/>
+                <w:kern w:val="0"/>
+                <w:sz w:val="22"/>
+                <w:szCs w:val="22"/>
+                <w:lang w:eastAsia="de-CH"/>
+                <w14:ligatures w14:val="none"/>
+              </w:rPr>
+              <w:t>Vom Kunden abgenommen</w:t>
+            </w:r>
+          </w:p>
+        </w:tc>
+      </w:tr>
+    </w:tbl>
     <w:p>
       <w:pPr>
         <w:rPr>
@@ -1403,19 +6157,265 @@
           <w:szCs w:val="40"/>
         </w:rPr>
       </w:pPr>
-      <w:r>
-        <w:t>REPLACEME</w:t>
-      </w:r>
     </w:p>
     <w:p>
       <w:pPr>
-        <w:pStyle w:val="berschrift1"/>
+        <w:pStyle w:val="Heading1"/>
       </w:pPr>
       <w:bookmarkStart w:id="2" w:name="_Toc209171250"/>
       <w:r>
         <w:t>Planung</w:t>
       </w:r>
       <w:bookmarkEnd w:id="2"/>
+    </w:p>
+    <w:p>
+      <w:r>
+        <w:t xml:space="preserve">Für die Planung des Projekts habe ich mir zuerst ein geeignetes Tool ausgesucht. Nach dem Vergleichen mehrerer Möglichkeiten habe ich mich für das Online-Tool </w:t>
+      </w:r>
+      <w:r>
+        <w:rPr>
+          <w:i/>
+          <w:iCs/>
+        </w:rPr>
+        <w:t>Miro</w:t>
+      </w:r>
+      <w:r>
+        <w:t xml:space="preserve"> entschieden. Dieses eignet sich besonders gut, weil ich von überall darauf zugreifen kann, es eine übersichtliche Benutzeroberfläche hat und die Erstellung von Plänen sehr einfach und flexibel ist.</w:t>
+      </w:r>
+    </w:p>
+    <w:p>
+      <w:r>
+        <w:t>Als das Tool feststand, habe ich begonnen, die Anforderungen in grobe Schritte und Meilensteine einzuteilen. Jeder Schritt bekam eine geschätzte Zeitdauer, und bei den Meilensteinen habe ich ein genaues Datum eingetragen.</w:t>
+      </w:r>
+      <w:r>
+        <w:t xml:space="preserve"> In dem Zeitplan haben die Schritte, an welchen ich </w:t>
+      </w:r>
+      <w:r>
+        <w:t>arbeite,</w:t>
+      </w:r>
+      <w:r>
+        <w:t xml:space="preserve"> einen hellgrünen Rahmen und die schon gemacht sind haben einen grünen Rahmen. Ich habe Dazu auch noch</w:t>
+      </w:r>
+      <w:r>
+        <w:t xml:space="preserve"> die Meilensteine in verschiedenen Farben eingefärbt.</w:t>
+      </w:r>
+      <w:r>
+        <w:t xml:space="preserve"> </w:t>
+      </w:r>
+      <w:r>
+        <w:t>D</w:t>
+      </w:r>
+      <w:r>
+        <w:t>ie</w:t>
+      </w:r>
+      <w:r>
+        <w:t xml:space="preserve"> Zeitangaben habe ich möglichst realistisch geschätzt, basierend auf meinen bisherigen Erfahrungen. Am Ende habe ich die geschätzten Zeiten addiert, den Wert verdoppelt und zusätzlich 50 Stunden dazugezählt. Der Grund dafür ist, dass man sich bei Projekten oft verschätzt und viele Arbeiten mehr Zeit beanspruchen, als man zuerst denkt. So kam ich auf eine Gesamtzeit von rund 250 Stunden.</w:t>
+      </w:r>
+    </w:p>
+    <w:p/>
+    <w:p>
+      <w:r>
+        <w:t xml:space="preserve">Der Zeitplan beginnt am </w:t>
+      </w:r>
+      <w:r>
+        <w:rPr>
+          <w:b/>
+          <w:bCs/>
+        </w:rPr>
+        <w:t>28.08.2025</w:t>
+      </w:r>
+      <w:r>
+        <w:t xml:space="preserve"> mit der Projektbeschreibung, dem organisatorischen Teil und der Erstellung des Zeitplans. Danach folgt die Suche nach geeigneten Servomotoren, der Kauf von drei Servos und der erste 3D-Entwurf für ein Bein. Dieses Bein wird gedruckt, zusammengebaut und getestet. So entsteht bis zum </w:t>
+      </w:r>
+      <w:r>
+        <w:rPr>
+          <w:b/>
+          <w:bCs/>
+        </w:rPr>
+        <w:t>26.09.2025</w:t>
+      </w:r>
+      <w:r>
+        <w:t xml:space="preserve"> der erste Prototyp.</w:t>
+      </w:r>
+    </w:p>
+    <w:p>
+      <w:r>
+        <w:t xml:space="preserve">Im nächsten Schritt wird das Design des Körpers entwickelt und die restlichen Teile werden gesucht. Nach dem ersten fertigen 3D-Design am </w:t>
+      </w:r>
+      <w:r>
+        <w:rPr>
+          <w:b/>
+          <w:bCs/>
+        </w:rPr>
+        <w:t>09.10.2025</w:t>
+      </w:r>
+      <w:r>
+        <w:t xml:space="preserve"> folgen das Drucken des Körpers und die Überarbeitung der Beine. Danach werden fünf weitere Beine gedruckt, sodass am </w:t>
+      </w:r>
+      <w:r>
+        <w:rPr>
+          <w:b/>
+          <w:bCs/>
+        </w:rPr>
+        <w:t>12.11.2025</w:t>
+      </w:r>
+      <w:r>
+        <w:t xml:space="preserve"> das finale 3D-Design abgeschlossen ist. Anschliessend wird das Hexapod zum ersten Mal komplett zusammengesetzt.</w:t>
+      </w:r>
+    </w:p>
+    <w:p>
+      <w:r>
+        <w:t xml:space="preserve">Parallel dazu wird die Elektronik geplant. Dazu gehört das Design der eigenen Leiterplatte (PCB), das Bestellen der Bauteile und die Fertigung der Platine. Am </w:t>
+      </w:r>
+      <w:r>
+        <w:rPr>
+          <w:b/>
+          <w:bCs/>
+        </w:rPr>
+        <w:t>19.11.2025</w:t>
+      </w:r>
+      <w:r>
+        <w:t xml:space="preserve"> ist die finale Platine fertiggestellt. Danach wird die Elektronik mit Oszilloskop und Multimeter getestet und in das Hexapod eingebaut.</w:t>
+      </w:r>
+    </w:p>
+    <w:p>
+      <w:r>
+        <w:t xml:space="preserve">Am </w:t>
+      </w:r>
+      <w:r>
+        <w:rPr>
+          <w:b/>
+          <w:bCs/>
+        </w:rPr>
+        <w:t>10.12.2025</w:t>
+      </w:r>
+      <w:r>
+        <w:t xml:space="preserve"> steht der erste komplette Aufbau des </w:t>
+      </w:r>
+      <w:proofErr w:type="spellStart"/>
+      <w:r>
+        <w:t>Hexapods</w:t>
+      </w:r>
+      <w:proofErr w:type="spellEnd"/>
+      <w:r>
+        <w:t xml:space="preserve">. Danach beginnt eine längere Testphase von rund 16 Stunden. Dabei werden Fehler im Design gesucht und behoben. Am </w:t>
+      </w:r>
+      <w:r>
+        <w:rPr>
+          <w:b/>
+          <w:bCs/>
+        </w:rPr>
+        <w:t>08.01.2026</w:t>
+      </w:r>
+      <w:r>
+        <w:t xml:space="preserve"> ist die Dokumentation abgeschlossen, und am </w:t>
+      </w:r>
+      <w:r>
+        <w:rPr>
+          <w:b/>
+          <w:bCs/>
+        </w:rPr>
+        <w:t>09.01.2026</w:t>
+      </w:r>
+      <w:r>
+        <w:t xml:space="preserve"> ist das Hexapod so weit, dass es funktioniert und präsentiert werden kann.</w:t>
+      </w:r>
+    </w:p>
+    <w:p>
+      <w:r>
+        <w:t xml:space="preserve">In den letzten Tagen bis zum </w:t>
+      </w:r>
+      <w:r>
+        <w:rPr>
+          <w:b/>
+          <w:bCs/>
+        </w:rPr>
+        <w:t>15.01.2026</w:t>
+      </w:r>
+      <w:r>
+        <w:t xml:space="preserve"> wird die Programmierung für die Demonstration vorbereitet, sodass das Hexapod am Ende in einer Vorführung präsentiert werden kann.</w:t>
+      </w:r>
+    </w:p>
+    <w:p>
+      <w:r>
+        <w:t>Man kann den Zeitplan unten Auf dem Bild sehen oder in dem Browser mit diesem Link:</w:t>
+      </w:r>
+    </w:p>
+    <w:p>
+      <w:hyperlink r:id="rId16" w:history="1">
+        <w:r>
+          <w:rPr>
+            <w:rStyle w:val="Hyperlink"/>
+          </w:rPr>
+          <w:t>https://miro.com/app/board/uXjVJN4mAOU=/</w:t>
+        </w:r>
+      </w:hyperlink>
+      <w:r>
+        <w:rPr>
+          <w:noProof/>
+        </w:rPr>
+        <w:drawing>
+          <wp:inline distT="0" distB="0" distL="0" distR="0" wp14:anchorId="6B27B1B8" wp14:editId="7CF3A3FF">
+            <wp:extent cx="5749925" cy="1570990"/>
+            <wp:effectExtent l="0" t="0" r="3175" b="0"/>
+            <wp:docPr id="628268976" name="Picture 2" descr="A diagram of a network&#10;&#10;AI-generated content may be incorrect."/>
+            <wp:cNvGraphicFramePr>
+              <a:graphicFrameLocks xmlns:a="http://schemas.openxmlformats.org/drawingml/2006/main" noChangeAspect="1"/>
+            </wp:cNvGraphicFramePr>
+            <a:graphic xmlns:a="http://schemas.openxmlformats.org/drawingml/2006/main">
+              <a:graphicData uri="http://schemas.openxmlformats.org/drawingml/2006/picture">
+                <pic:pic xmlns:pic="http://schemas.openxmlformats.org/drawingml/2006/picture">
+                  <pic:nvPicPr>
+                    <pic:cNvPr id="628268976" name="Picture 2" descr="A diagram of a network&#10;&#10;AI-generated content may be incorrect."/>
+                    <pic:cNvPicPr>
+                      <a:picLocks noChangeAspect="1" noChangeArrowheads="1"/>
+                    </pic:cNvPicPr>
+                  </pic:nvPicPr>
+                  <pic:blipFill>
+                    <a:blip r:embed="rId17" cstate="print">
+                      <a:extLst>
+                        <a:ext uri="{28A0092B-C50C-407E-A947-70E740481C1C}">
+                          <a14:useLocalDpi xmlns:a14="http://schemas.microsoft.com/office/drawing/2010/main" val="0"/>
+                        </a:ext>
+                      </a:extLst>
+                    </a:blip>
+                    <a:srcRect/>
+                    <a:stretch>
+                      <a:fillRect/>
+                    </a:stretch>
+                  </pic:blipFill>
+                  <pic:spPr bwMode="auto">
+                    <a:xfrm>
+                      <a:off x="0" y="0"/>
+                      <a:ext cx="5749925" cy="1570990"/>
+                    </a:xfrm>
+                    <a:prstGeom prst="rect">
+                      <a:avLst/>
+                    </a:prstGeom>
+                    <a:noFill/>
+                    <a:ln>
+                      <a:noFill/>
+                    </a:ln>
+                  </pic:spPr>
+                </pic:pic>
+              </a:graphicData>
+            </a:graphic>
+          </wp:inline>
+        </w:drawing>
+      </w:r>
+    </w:p>
+    <w:p>
+      <w:pPr>
+        <w:pStyle w:val="Heading1"/>
+      </w:pPr>
+      <w:bookmarkStart w:id="3" w:name="_Toc209171251"/>
+      <w:r>
+        <w:t>Analyse</w:t>
+      </w:r>
+      <w:bookmarkEnd w:id="3"/>
+      <w:r>
+        <w:t xml:space="preserve"> </w:t>
+      </w:r>
     </w:p>
     <w:p>
       <w:pPr>
@@ -1424,24 +6424,33 @@
           <w:color w:val="0F4761" w:themeColor="accent1" w:themeShade="BF"/>
           <w:sz w:val="40"/>
           <w:szCs w:val="40"/>
-        </w:rPr>
-      </w:pPr>
-      <w:r>
+          <w:lang w:val="en-US"/>
+        </w:rPr>
+      </w:pPr>
+      <w:r>
+        <w:rPr>
+          <w:lang w:val="en-US"/>
+        </w:rPr>
         <w:t>REPLACEME</w:t>
       </w:r>
     </w:p>
     <w:p>
       <w:pPr>
-        <w:pStyle w:val="berschrift1"/>
-      </w:pPr>
-      <w:bookmarkStart w:id="3" w:name="_Toc209171251"/>
-      <w:r>
-        <w:t>Analyse</w:t>
-      </w:r>
-      <w:bookmarkEnd w:id="3"/>
-      <w:r>
-        <w:t xml:space="preserve"> </w:t>
-      </w:r>
+        <w:pStyle w:val="Heading1"/>
+        <w:rPr>
+          <w:lang w:val="en-US"/>
+        </w:rPr>
+      </w:pPr>
+      <w:bookmarkStart w:id="4" w:name="_Toc209171252"/>
+      <w:proofErr w:type="spellStart"/>
+      <w:r>
+        <w:rPr>
+          <w:lang w:val="en-US"/>
+        </w:rPr>
+        <w:t>Realisierung</w:t>
+      </w:r>
+      <w:bookmarkEnd w:id="4"/>
+      <w:proofErr w:type="spellEnd"/>
     </w:p>
     <w:p>
       <w:pPr>
@@ -1450,21 +6459,31 @@
           <w:color w:val="0F4761" w:themeColor="accent1" w:themeShade="BF"/>
           <w:sz w:val="40"/>
           <w:szCs w:val="40"/>
-        </w:rPr>
-      </w:pPr>
-      <w:r>
+          <w:lang w:val="en-US"/>
+        </w:rPr>
+      </w:pPr>
+      <w:r>
+        <w:rPr>
+          <w:lang w:val="en-US"/>
+        </w:rPr>
         <w:t>REPLACEME</w:t>
       </w:r>
     </w:p>
     <w:p>
       <w:pPr>
-        <w:pStyle w:val="berschrift1"/>
-      </w:pPr>
-      <w:bookmarkStart w:id="4" w:name="_Toc209171252"/>
-      <w:r>
-        <w:t>Realisierung</w:t>
-      </w:r>
-      <w:bookmarkEnd w:id="4"/>
+        <w:pStyle w:val="Heading1"/>
+        <w:rPr>
+          <w:lang w:val="en-US"/>
+        </w:rPr>
+      </w:pPr>
+      <w:bookmarkStart w:id="5" w:name="_Toc209171253"/>
+      <w:r>
+        <w:rPr>
+          <w:lang w:val="en-US"/>
+        </w:rPr>
+        <w:t>Testen</w:t>
+      </w:r>
+      <w:bookmarkEnd w:id="5"/>
     </w:p>
     <w:p>
       <w:pPr>
@@ -1473,21 +6492,39 @@
           <w:color w:val="0F4761" w:themeColor="accent1" w:themeShade="BF"/>
           <w:sz w:val="40"/>
           <w:szCs w:val="40"/>
-        </w:rPr>
-      </w:pPr>
-      <w:r>
+          <w:lang w:val="en-US"/>
+        </w:rPr>
+      </w:pPr>
+      <w:r>
+        <w:rPr>
+          <w:lang w:val="en-US"/>
+        </w:rPr>
         <w:t>REPLACEME</w:t>
       </w:r>
     </w:p>
     <w:p>
       <w:pPr>
-        <w:pStyle w:val="berschrift1"/>
-      </w:pPr>
-      <w:bookmarkStart w:id="5" w:name="_Toc209171253"/>
-      <w:r>
-        <w:t>Testen</w:t>
-      </w:r>
-      <w:bookmarkEnd w:id="5"/>
+        <w:pStyle w:val="Heading1"/>
+        <w:rPr>
+          <w:lang w:val="en-US"/>
+        </w:rPr>
+      </w:pPr>
+      <w:bookmarkStart w:id="6" w:name="_Toc209171254"/>
+      <w:proofErr w:type="spellStart"/>
+      <w:r>
+        <w:rPr>
+          <w:lang w:val="en-US"/>
+        </w:rPr>
+        <w:t>Reflektion</w:t>
+      </w:r>
+      <w:bookmarkEnd w:id="6"/>
+      <w:proofErr w:type="spellEnd"/>
+      <w:r>
+        <w:rPr>
+          <w:lang w:val="en-US"/>
+        </w:rPr>
+        <w:t xml:space="preserve"> </w:t>
+      </w:r>
     </w:p>
     <w:p>
       <w:pPr>
@@ -1496,24 +6533,32 @@
           <w:color w:val="0F4761" w:themeColor="accent1" w:themeShade="BF"/>
           <w:sz w:val="40"/>
           <w:szCs w:val="40"/>
-        </w:rPr>
-      </w:pPr>
-      <w:r>
+          <w:lang w:val="en-US"/>
+        </w:rPr>
+      </w:pPr>
+      <w:r>
+        <w:rPr>
+          <w:lang w:val="en-US"/>
+        </w:rPr>
         <w:t>REPLACEME</w:t>
       </w:r>
     </w:p>
     <w:p>
       <w:pPr>
-        <w:pStyle w:val="berschrift1"/>
-      </w:pPr>
-      <w:bookmarkStart w:id="6" w:name="_Toc209171254"/>
-      <w:r>
-        <w:t>Reflektion</w:t>
-      </w:r>
-      <w:bookmarkEnd w:id="6"/>
-      <w:r>
-        <w:t xml:space="preserve"> </w:t>
-      </w:r>
+        <w:pStyle w:val="Heading1"/>
+      </w:pPr>
+      <w:bookmarkStart w:id="7" w:name="_Toc209171255"/>
+      <w:r>
+        <w:lastRenderedPageBreak/>
+        <w:t>Selbständi</w:t>
+      </w:r>
+      <w:r>
+        <w:t>g</w:t>
+      </w:r>
+      <w:r>
+        <w:t>keitserklärung</w:t>
+      </w:r>
+      <w:bookmarkEnd w:id="7"/>
     </w:p>
     <w:p>
       <w:pPr>
@@ -1530,19 +6575,13 @@
     </w:p>
     <w:p>
       <w:pPr>
-        <w:pStyle w:val="berschrift1"/>
-      </w:pPr>
-      <w:bookmarkStart w:id="7" w:name="_Toc209171255"/>
-      <w:r>
-        <w:t>Selbständi</w:t>
-      </w:r>
-      <w:r>
-        <w:t>g</w:t>
-      </w:r>
-      <w:r>
-        <w:t>keitserklärung</w:t>
-      </w:r>
-      <w:bookmarkEnd w:id="7"/>
+        <w:pStyle w:val="Heading1"/>
+      </w:pPr>
+      <w:bookmarkStart w:id="8" w:name="_Toc209171256"/>
+      <w:r>
+        <w:t>Arbeitsjournal</w:t>
+      </w:r>
+      <w:bookmarkEnd w:id="8"/>
     </w:p>
     <w:p>
       <w:pPr>
@@ -1554,18 +6593,18 @@
         </w:rPr>
       </w:pPr>
       <w:r>
-        <w:t>REPLACEME</w:t>
+        <w:t>In diesem Excelfile befindet sich das Arbeitsjournal.</w:t>
       </w:r>
     </w:p>
     <w:p>
       <w:pPr>
-        <w:pStyle w:val="berschrift1"/>
-      </w:pPr>
-      <w:bookmarkStart w:id="8" w:name="_Toc209171256"/>
-      <w:r>
-        <w:t>Arbeitsjournal</w:t>
-      </w:r>
-      <w:bookmarkEnd w:id="8"/>
+        <w:pStyle w:val="Heading1"/>
+      </w:pPr>
+      <w:bookmarkStart w:id="9" w:name="_Toc209171257"/>
+      <w:r>
+        <w:t>Anhang</w:t>
+      </w:r>
+      <w:bookmarkEnd w:id="9"/>
     </w:p>
     <w:p>
       <w:pPr>
@@ -1577,36 +6616,12 @@
         </w:rPr>
       </w:pPr>
       <w:r>
-        <w:t>In diesem Excelfile befindet sich das Arbeitsjournal.</w:t>
+        <w:t>REPLACEME</w:t>
       </w:r>
     </w:p>
     <w:p>
       <w:pPr>
-        <w:pStyle w:val="berschrift1"/>
-      </w:pPr>
-      <w:bookmarkStart w:id="9" w:name="_Toc209171257"/>
-      <w:r>
-        <w:lastRenderedPageBreak/>
-        <w:t>Anhang</w:t>
-      </w:r>
-      <w:bookmarkEnd w:id="9"/>
-    </w:p>
-    <w:p>
-      <w:pPr>
-        <w:rPr>
-          <w:rFonts w:asciiTheme="majorHAnsi" w:eastAsiaTheme="majorEastAsia" w:hAnsiTheme="majorHAnsi" w:cstheme="majorBidi"/>
-          <w:color w:val="0F4761" w:themeColor="accent1" w:themeShade="BF"/>
-          <w:sz w:val="40"/>
-          <w:szCs w:val="40"/>
-        </w:rPr>
-      </w:pPr>
-      <w:r>
-        <w:t>REPLACEME</w:t>
-      </w:r>
-    </w:p>
-    <w:p>
-      <w:pPr>
-        <w:pStyle w:val="berschrift1"/>
+        <w:pStyle w:val="Heading1"/>
       </w:pPr>
       <w:bookmarkStart w:id="10" w:name="_Toc209171258"/>
       <w:r>
@@ -1621,13 +6636,13 @@
     </w:p>
     <w:p>
       <w:pPr>
-        <w:pStyle w:val="Listenabsatz"/>
+        <w:pStyle w:val="ListParagraph"/>
         <w:numPr>
           <w:ilvl w:val="0"/>
           <w:numId w:val="1"/>
         </w:numPr>
       </w:pPr>
-      <w:hyperlink r:id="rId15" w:history="1">
+      <w:hyperlink r:id="rId18" w:history="1">
         <w:r>
           <w:rPr>
             <w:rStyle w:val="Hyperlink"/>
@@ -1638,13 +6653,13 @@
     </w:p>
     <w:p>
       <w:pPr>
-        <w:pStyle w:val="Listenabsatz"/>
+        <w:pStyle w:val="ListParagraph"/>
         <w:numPr>
           <w:ilvl w:val="0"/>
           <w:numId w:val="1"/>
         </w:numPr>
       </w:pPr>
-      <w:hyperlink r:id="rId16" w:history="1">
+      <w:hyperlink r:id="rId19" w:history="1">
         <w:r>
           <w:rPr>
             <w:rStyle w:val="Hyperlink"/>
@@ -1655,13 +6670,13 @@
     </w:p>
     <w:p>
       <w:pPr>
-        <w:pStyle w:val="Listenabsatz"/>
+        <w:pStyle w:val="ListParagraph"/>
         <w:numPr>
           <w:ilvl w:val="0"/>
           <w:numId w:val="1"/>
         </w:numPr>
       </w:pPr>
-      <w:hyperlink r:id="rId17" w:history="1">
+      <w:hyperlink r:id="rId20" w:history="1">
         <w:r>
           <w:rPr>
             <w:rStyle w:val="Hyperlink"/>
@@ -1678,13 +6693,13 @@
     </w:p>
     <w:p>
       <w:pPr>
-        <w:pStyle w:val="Listenabsatz"/>
+        <w:pStyle w:val="ListParagraph"/>
         <w:numPr>
           <w:ilvl w:val="0"/>
           <w:numId w:val="2"/>
         </w:numPr>
       </w:pPr>
-      <w:hyperlink r:id="rId18" w:history="1">
+      <w:hyperlink r:id="rId21" w:history="1">
         <w:r>
           <w:rPr>
             <w:rStyle w:val="Hyperlink"/>
@@ -1695,13 +6710,13 @@
     </w:p>
     <w:p>
       <w:pPr>
-        <w:pStyle w:val="Listenabsatz"/>
+        <w:pStyle w:val="ListParagraph"/>
         <w:numPr>
           <w:ilvl w:val="0"/>
           <w:numId w:val="2"/>
         </w:numPr>
       </w:pPr>
-      <w:hyperlink r:id="rId19" w:history="1">
+      <w:hyperlink r:id="rId22" w:history="1">
         <w:r>
           <w:rPr>
             <w:rStyle w:val="Hyperlink"/>
@@ -1712,13 +6727,13 @@
     </w:p>
     <w:p>
       <w:pPr>
-        <w:pStyle w:val="Listenabsatz"/>
+        <w:pStyle w:val="ListParagraph"/>
         <w:numPr>
           <w:ilvl w:val="0"/>
           <w:numId w:val="2"/>
         </w:numPr>
       </w:pPr>
-      <w:hyperlink r:id="rId20" w:history="1">
+      <w:hyperlink r:id="rId23" w:history="1">
         <w:r>
           <w:rPr>
             <w:rStyle w:val="Hyperlink"/>
@@ -1729,7 +6744,7 @@
     </w:p>
     <w:p>
       <w:pPr>
-        <w:pStyle w:val="Listenabsatz"/>
+        <w:pStyle w:val="ListParagraph"/>
         <w:numPr>
           <w:ilvl w:val="0"/>
           <w:numId w:val="2"/>
@@ -1744,13 +6759,13 @@
     </w:p>
     <w:p>
       <w:pPr>
-        <w:pStyle w:val="Listenabsatz"/>
+        <w:pStyle w:val="ListParagraph"/>
         <w:numPr>
           <w:ilvl w:val="0"/>
           <w:numId w:val="3"/>
         </w:numPr>
       </w:pPr>
-      <w:hyperlink r:id="rId21" w:history="1">
+      <w:hyperlink r:id="rId24" w:history="1">
         <w:r>
           <w:rPr>
             <w:rStyle w:val="Hyperlink"/>
@@ -1761,13 +6776,13 @@
     </w:p>
     <w:p>
       <w:pPr>
-        <w:pStyle w:val="Listenabsatz"/>
+        <w:pStyle w:val="ListParagraph"/>
         <w:numPr>
           <w:ilvl w:val="0"/>
           <w:numId w:val="3"/>
         </w:numPr>
       </w:pPr>
-      <w:hyperlink r:id="rId22" w:history="1">
+      <w:hyperlink r:id="rId25" w:history="1">
         <w:r>
           <w:rPr>
             <w:rStyle w:val="Hyperlink"/>
@@ -1778,13 +6793,13 @@
     </w:p>
     <w:p>
       <w:pPr>
-        <w:pStyle w:val="Listenabsatz"/>
+        <w:pStyle w:val="ListParagraph"/>
         <w:numPr>
           <w:ilvl w:val="0"/>
           <w:numId w:val="3"/>
         </w:numPr>
       </w:pPr>
-      <w:hyperlink r:id="rId23" w:history="1">
+      <w:hyperlink r:id="rId26" w:history="1">
         <w:r>
           <w:rPr>
             <w:rStyle w:val="Hyperlink"/>
@@ -1795,13 +6810,13 @@
     </w:p>
     <w:p>
       <w:pPr>
-        <w:pStyle w:val="Listenabsatz"/>
+        <w:pStyle w:val="ListParagraph"/>
         <w:numPr>
           <w:ilvl w:val="0"/>
           <w:numId w:val="3"/>
         </w:numPr>
       </w:pPr>
-      <w:hyperlink r:id="rId24" w:history="1">
+      <w:hyperlink r:id="rId27" w:history="1">
         <w:r>
           <w:rPr>
             <w:rStyle w:val="Hyperlink"/>
@@ -1812,13 +6827,13 @@
     </w:p>
     <w:p>
       <w:pPr>
-        <w:pStyle w:val="Listenabsatz"/>
+        <w:pStyle w:val="ListParagraph"/>
         <w:numPr>
           <w:ilvl w:val="0"/>
           <w:numId w:val="3"/>
         </w:numPr>
       </w:pPr>
-      <w:hyperlink r:id="rId25" w:history="1">
+      <w:hyperlink r:id="rId28" w:history="1">
         <w:r>
           <w:rPr>
             <w:rStyle w:val="Hyperlink"/>
@@ -1829,13 +6844,13 @@
     </w:p>
     <w:p>
       <w:pPr>
-        <w:pStyle w:val="Listenabsatz"/>
+        <w:pStyle w:val="ListParagraph"/>
         <w:numPr>
           <w:ilvl w:val="0"/>
           <w:numId w:val="3"/>
         </w:numPr>
       </w:pPr>
-      <w:hyperlink r:id="rId26" w:history="1">
+      <w:hyperlink r:id="rId29" w:history="1">
         <w:r>
           <w:rPr>
             <w:rStyle w:val="Hyperlink"/>
@@ -1846,13 +6861,13 @@
     </w:p>
     <w:p>
       <w:pPr>
-        <w:pStyle w:val="Listenabsatz"/>
+        <w:pStyle w:val="ListParagraph"/>
         <w:numPr>
           <w:ilvl w:val="0"/>
           <w:numId w:val="3"/>
         </w:numPr>
       </w:pPr>
-      <w:hyperlink r:id="rId27" w:history="1">
+      <w:hyperlink r:id="rId30" w:history="1">
         <w:r>
           <w:rPr>
             <w:rStyle w:val="Hyperlink"/>
@@ -1861,20 +6876,11 @@
         </w:r>
       </w:hyperlink>
     </w:p>
-    <w:p>
-      <w:pPr>
-        <w:pStyle w:val="Listenabsatz"/>
-        <w:numPr>
-          <w:ilvl w:val="0"/>
-          <w:numId w:val="3"/>
-        </w:numPr>
-      </w:pPr>
-    </w:p>
     <w:p/>
     <w:p/>
     <w:sectPr>
-      <w:headerReference w:type="default" r:id="rId28"/>
-      <w:footerReference w:type="default" r:id="rId29"/>
+      <w:headerReference w:type="default" r:id="rId31"/>
+      <w:footerReference w:type="default" r:id="rId32"/>
       <w:pgSz w:w="11906" w:h="16838"/>
       <w:pgMar w:top="1417" w:right="1417" w:bottom="1134" w:left="1417" w:header="708" w:footer="708" w:gutter="0"/>
       <w:cols w:space="708"/>
@@ -1913,7 +6919,7 @@
 <w:ftr xmlns:wpc="http://schemas.microsoft.com/office/word/2010/wordprocessingCanvas" xmlns:cx="http://schemas.microsoft.com/office/drawing/2014/chartex" xmlns:cx1="http://schemas.microsoft.com/office/drawing/2015/9/8/chartex" xmlns:cx2="http://schemas.microsoft.com/office/drawing/2015/10/21/chartex" xmlns:cx3="http://schemas.microsoft.com/office/drawing/2016/5/9/chartex" xmlns:cx4="http://schemas.microsoft.com/office/drawing/2016/5/10/chartex" xmlns:cx5="http://schemas.microsoft.com/office/drawing/2016/5/11/chartex" xmlns:cx6="http://schemas.microsoft.com/office/drawing/2016/5/12/chartex" xmlns:cx7="http://schemas.microsoft.com/office/drawing/2016/5/13/chartex" xmlns:cx8="http://schemas.microsoft.com/office/drawing/2016/5/14/chartex" xmlns:mc="http://schemas.openxmlformats.org/markup-compatibility/2006" xmlns:aink="http://schemas.microsoft.com/office/drawing/2016/ink" xmlns:am3d="http://schemas.microsoft.com/office/drawing/2017/model3d" xmlns:o="urn:schemas-microsoft-com:office:office" xmlns:oel="http://schemas.microsoft.com/office/2019/extlst" xmlns:r="http://schemas.openxmlformats.org/officeDocument/2006/relationships" xmlns:m="http://schemas.openxmlformats.org/officeDocument/2006/math" xmlns:v="urn:schemas-microsoft-com:vml" xmlns:wp14="http://schemas.microsoft.com/office/word/2010/wordprocessingDrawing" xmlns:wp="http://schemas.openxmlformats.org/drawingml/2006/wordprocessingDrawing" xmlns:w10="urn:schemas-microsoft-com:office:word" xmlns:w="http://schemas.openxmlformats.org/wordprocessingml/2006/main" xmlns:w14="http://schemas.microsoft.com/office/word/2010/wordml" xmlns:w15="http://schemas.microsoft.com/office/word/2012/wordml" xmlns:w16cex="http://schemas.microsoft.com/office/word/2018/wordml/cex" xmlns:w16cid="http://schemas.microsoft.com/office/word/2016/wordml/cid" xmlns:w16="http://schemas.microsoft.com/office/word/2018/wordml" xmlns:w16du="http://schemas.microsoft.com/office/word/2023/wordml/word16du" xmlns:w16sdtdh="http://schemas.microsoft.com/office/word/2020/wordml/sdtdatahash" xmlns:w16sdtfl="http://schemas.microsoft.com/office/word/2024/wordml/sdtformatlock" xmlns:w16se="http://schemas.microsoft.com/office/word/2015/wordml/symex" xmlns:wpg="http://schemas.microsoft.com/office/word/2010/wordprocessingGroup" xmlns:wpi="http://schemas.microsoft.com/office/word/2010/wordprocessingInk" xmlns:wne="http://schemas.microsoft.com/office/word/2006/wordml" xmlns:wps="http://schemas.microsoft.com/office/word/2010/wordprocessingShape" mc:Ignorable="w14 w15 w16se w16cid w16 w16cex w16sdtdh w16sdtfl w16du wp14">
   <w:p>
     <w:pPr>
-      <w:pStyle w:val="Fuzeile"/>
+      <w:pStyle w:val="Footer"/>
     </w:pPr>
     <w:r>
       <w:t>19.09.2025</w:t>
@@ -2041,7 +7047,7 @@
 <w:hdr xmlns:wpc="http://schemas.microsoft.com/office/word/2010/wordprocessingCanvas" xmlns:cx="http://schemas.microsoft.com/office/drawing/2014/chartex" xmlns:cx1="http://schemas.microsoft.com/office/drawing/2015/9/8/chartex" xmlns:cx2="http://schemas.microsoft.com/office/drawing/2015/10/21/chartex" xmlns:cx3="http://schemas.microsoft.com/office/drawing/2016/5/9/chartex" xmlns:cx4="http://schemas.microsoft.com/office/drawing/2016/5/10/chartex" xmlns:cx5="http://schemas.microsoft.com/office/drawing/2016/5/11/chartex" xmlns:cx6="http://schemas.microsoft.com/office/drawing/2016/5/12/chartex" xmlns:cx7="http://schemas.microsoft.com/office/drawing/2016/5/13/chartex" xmlns:cx8="http://schemas.microsoft.com/office/drawing/2016/5/14/chartex" xmlns:mc="http://schemas.openxmlformats.org/markup-compatibility/2006" xmlns:aink="http://schemas.microsoft.com/office/drawing/2016/ink" xmlns:am3d="http://schemas.microsoft.com/office/drawing/2017/model3d" xmlns:o="urn:schemas-microsoft-com:office:office" xmlns:oel="http://schemas.microsoft.com/office/2019/extlst" xmlns:r="http://schemas.openxmlformats.org/officeDocument/2006/relationships" xmlns:m="http://schemas.openxmlformats.org/officeDocument/2006/math" xmlns:v="urn:schemas-microsoft-com:vml" xmlns:wp14="http://schemas.microsoft.com/office/word/2010/wordprocessingDrawing" xmlns:wp="http://schemas.openxmlformats.org/drawingml/2006/wordprocessingDrawing" xmlns:w10="urn:schemas-microsoft-com:office:word" xmlns:w="http://schemas.openxmlformats.org/wordprocessingml/2006/main" xmlns:w14="http://schemas.microsoft.com/office/word/2010/wordml" xmlns:w15="http://schemas.microsoft.com/office/word/2012/wordml" xmlns:w16cex="http://schemas.microsoft.com/office/word/2018/wordml/cex" xmlns:w16cid="http://schemas.microsoft.com/office/word/2016/wordml/cid" xmlns:w16="http://schemas.microsoft.com/office/word/2018/wordml" xmlns:w16du="http://schemas.microsoft.com/office/word/2023/wordml/word16du" xmlns:w16sdtdh="http://schemas.microsoft.com/office/word/2020/wordml/sdtdatahash" xmlns:w16sdtfl="http://schemas.microsoft.com/office/word/2024/wordml/sdtformatlock" xmlns:w16se="http://schemas.microsoft.com/office/word/2015/wordml/symex" xmlns:wpg="http://schemas.microsoft.com/office/word/2010/wordprocessingGroup" xmlns:wpi="http://schemas.microsoft.com/office/word/2010/wordprocessingInk" xmlns:wne="http://schemas.microsoft.com/office/word/2006/wordml" xmlns:wps="http://schemas.microsoft.com/office/word/2010/wordprocessingShape" mc:Ignorable="w14 w15 w16se w16cid w16 w16cex w16sdtdh w16sdtfl w16du wp14">
   <w:p>
     <w:pPr>
-      <w:pStyle w:val="Kopfzeile"/>
+      <w:pStyle w:val="Header"/>
     </w:pPr>
     <w:r>
       <w:t xml:space="preserve">Hexapod </w:t>
@@ -2173,9 +7179,9 @@
     </w:lvl>
   </w:abstractNum>
   <w:abstractNum w:abstractNumId="1" w15:restartNumberingAfterBreak="0">
-    <w:nsid w:val="34433234"/>
+    <w:nsid w:val="2C7E2245"/>
     <w:multiLevelType w:val="hybridMultilevel"/>
-    <w:tmpl w:val="5970A00A"/>
+    <w:tmpl w:val="EAFA1D7C"/>
     <w:lvl w:ilvl="0" w:tplc="08070001">
       <w:start w:val="1"/>
       <w:numFmt w:val="bullet"/>
@@ -2286,9 +7292,9 @@
     </w:lvl>
   </w:abstractNum>
   <w:abstractNum w:abstractNumId="2" w15:restartNumberingAfterBreak="0">
-    <w:nsid w:val="687D5A07"/>
+    <w:nsid w:val="34433234"/>
     <w:multiLevelType w:val="hybridMultilevel"/>
-    <w:tmpl w:val="0D76BB14"/>
+    <w:tmpl w:val="5970A00A"/>
     <w:lvl w:ilvl="0" w:tplc="08070001">
       <w:start w:val="1"/>
       <w:numFmt w:val="bullet"/>
@@ -2398,13 +7404,245 @@
       </w:rPr>
     </w:lvl>
   </w:abstractNum>
+  <w:abstractNum w:abstractNumId="3" w15:restartNumberingAfterBreak="0">
+    <w:nsid w:val="3CA30119"/>
+    <w:multiLevelType w:val="hybridMultilevel"/>
+    <w:tmpl w:val="64101B0C"/>
+    <w:lvl w:ilvl="0" w:tplc="08070001">
+      <w:start w:val="1"/>
+      <w:numFmt w:val="bullet"/>
+      <w:lvlText w:val=""/>
+      <w:lvlJc w:val="left"/>
+      <w:pPr>
+        <w:ind w:left="765" w:hanging="360"/>
+      </w:pPr>
+      <w:rPr>
+        <w:rFonts w:ascii="Symbol" w:hAnsi="Symbol" w:hint="default"/>
+      </w:rPr>
+    </w:lvl>
+    <w:lvl w:ilvl="1" w:tplc="08070003" w:tentative="1">
+      <w:start w:val="1"/>
+      <w:numFmt w:val="bullet"/>
+      <w:lvlText w:val="o"/>
+      <w:lvlJc w:val="left"/>
+      <w:pPr>
+        <w:ind w:left="1485" w:hanging="360"/>
+      </w:pPr>
+      <w:rPr>
+        <w:rFonts w:ascii="Courier New" w:hAnsi="Courier New" w:cs="Courier New" w:hint="default"/>
+      </w:rPr>
+    </w:lvl>
+    <w:lvl w:ilvl="2" w:tplc="08070005" w:tentative="1">
+      <w:start w:val="1"/>
+      <w:numFmt w:val="bullet"/>
+      <w:lvlText w:val=""/>
+      <w:lvlJc w:val="left"/>
+      <w:pPr>
+        <w:ind w:left="2205" w:hanging="360"/>
+      </w:pPr>
+      <w:rPr>
+        <w:rFonts w:ascii="Wingdings" w:hAnsi="Wingdings" w:hint="default"/>
+      </w:rPr>
+    </w:lvl>
+    <w:lvl w:ilvl="3" w:tplc="08070001" w:tentative="1">
+      <w:start w:val="1"/>
+      <w:numFmt w:val="bullet"/>
+      <w:lvlText w:val=""/>
+      <w:lvlJc w:val="left"/>
+      <w:pPr>
+        <w:ind w:left="2925" w:hanging="360"/>
+      </w:pPr>
+      <w:rPr>
+        <w:rFonts w:ascii="Symbol" w:hAnsi="Symbol" w:hint="default"/>
+      </w:rPr>
+    </w:lvl>
+    <w:lvl w:ilvl="4" w:tplc="08070003" w:tentative="1">
+      <w:start w:val="1"/>
+      <w:numFmt w:val="bullet"/>
+      <w:lvlText w:val="o"/>
+      <w:lvlJc w:val="left"/>
+      <w:pPr>
+        <w:ind w:left="3645" w:hanging="360"/>
+      </w:pPr>
+      <w:rPr>
+        <w:rFonts w:ascii="Courier New" w:hAnsi="Courier New" w:cs="Courier New" w:hint="default"/>
+      </w:rPr>
+    </w:lvl>
+    <w:lvl w:ilvl="5" w:tplc="08070005" w:tentative="1">
+      <w:start w:val="1"/>
+      <w:numFmt w:val="bullet"/>
+      <w:lvlText w:val=""/>
+      <w:lvlJc w:val="left"/>
+      <w:pPr>
+        <w:ind w:left="4365" w:hanging="360"/>
+      </w:pPr>
+      <w:rPr>
+        <w:rFonts w:ascii="Wingdings" w:hAnsi="Wingdings" w:hint="default"/>
+      </w:rPr>
+    </w:lvl>
+    <w:lvl w:ilvl="6" w:tplc="08070001" w:tentative="1">
+      <w:start w:val="1"/>
+      <w:numFmt w:val="bullet"/>
+      <w:lvlText w:val=""/>
+      <w:lvlJc w:val="left"/>
+      <w:pPr>
+        <w:ind w:left="5085" w:hanging="360"/>
+      </w:pPr>
+      <w:rPr>
+        <w:rFonts w:ascii="Symbol" w:hAnsi="Symbol" w:hint="default"/>
+      </w:rPr>
+    </w:lvl>
+    <w:lvl w:ilvl="7" w:tplc="08070003" w:tentative="1">
+      <w:start w:val="1"/>
+      <w:numFmt w:val="bullet"/>
+      <w:lvlText w:val="o"/>
+      <w:lvlJc w:val="left"/>
+      <w:pPr>
+        <w:ind w:left="5805" w:hanging="360"/>
+      </w:pPr>
+      <w:rPr>
+        <w:rFonts w:ascii="Courier New" w:hAnsi="Courier New" w:cs="Courier New" w:hint="default"/>
+      </w:rPr>
+    </w:lvl>
+    <w:lvl w:ilvl="8" w:tplc="08070005" w:tentative="1">
+      <w:start w:val="1"/>
+      <w:numFmt w:val="bullet"/>
+      <w:lvlText w:val=""/>
+      <w:lvlJc w:val="left"/>
+      <w:pPr>
+        <w:ind w:left="6525" w:hanging="360"/>
+      </w:pPr>
+      <w:rPr>
+        <w:rFonts w:ascii="Wingdings" w:hAnsi="Wingdings" w:hint="default"/>
+      </w:rPr>
+    </w:lvl>
+  </w:abstractNum>
+  <w:abstractNum w:abstractNumId="4" w15:restartNumberingAfterBreak="0">
+    <w:nsid w:val="687D5A07"/>
+    <w:multiLevelType w:val="hybridMultilevel"/>
+    <w:tmpl w:val="0D76BB14"/>
+    <w:lvl w:ilvl="0" w:tplc="08070001">
+      <w:start w:val="1"/>
+      <w:numFmt w:val="bullet"/>
+      <w:lvlText w:val=""/>
+      <w:lvlJc w:val="left"/>
+      <w:pPr>
+        <w:ind w:left="720" w:hanging="360"/>
+      </w:pPr>
+      <w:rPr>
+        <w:rFonts w:ascii="Symbol" w:hAnsi="Symbol" w:hint="default"/>
+      </w:rPr>
+    </w:lvl>
+    <w:lvl w:ilvl="1" w:tplc="08070003" w:tentative="1">
+      <w:start w:val="1"/>
+      <w:numFmt w:val="bullet"/>
+      <w:lvlText w:val="o"/>
+      <w:lvlJc w:val="left"/>
+      <w:pPr>
+        <w:ind w:left="1440" w:hanging="360"/>
+      </w:pPr>
+      <w:rPr>
+        <w:rFonts w:ascii="Courier New" w:hAnsi="Courier New" w:cs="Courier New" w:hint="default"/>
+      </w:rPr>
+    </w:lvl>
+    <w:lvl w:ilvl="2" w:tplc="08070005" w:tentative="1">
+      <w:start w:val="1"/>
+      <w:numFmt w:val="bullet"/>
+      <w:lvlText w:val=""/>
+      <w:lvlJc w:val="left"/>
+      <w:pPr>
+        <w:ind w:left="2160" w:hanging="360"/>
+      </w:pPr>
+      <w:rPr>
+        <w:rFonts w:ascii="Wingdings" w:hAnsi="Wingdings" w:hint="default"/>
+      </w:rPr>
+    </w:lvl>
+    <w:lvl w:ilvl="3" w:tplc="08070001" w:tentative="1">
+      <w:start w:val="1"/>
+      <w:numFmt w:val="bullet"/>
+      <w:lvlText w:val=""/>
+      <w:lvlJc w:val="left"/>
+      <w:pPr>
+        <w:ind w:left="2880" w:hanging="360"/>
+      </w:pPr>
+      <w:rPr>
+        <w:rFonts w:ascii="Symbol" w:hAnsi="Symbol" w:hint="default"/>
+      </w:rPr>
+    </w:lvl>
+    <w:lvl w:ilvl="4" w:tplc="08070003" w:tentative="1">
+      <w:start w:val="1"/>
+      <w:numFmt w:val="bullet"/>
+      <w:lvlText w:val="o"/>
+      <w:lvlJc w:val="left"/>
+      <w:pPr>
+        <w:ind w:left="3600" w:hanging="360"/>
+      </w:pPr>
+      <w:rPr>
+        <w:rFonts w:ascii="Courier New" w:hAnsi="Courier New" w:cs="Courier New" w:hint="default"/>
+      </w:rPr>
+    </w:lvl>
+    <w:lvl w:ilvl="5" w:tplc="08070005" w:tentative="1">
+      <w:start w:val="1"/>
+      <w:numFmt w:val="bullet"/>
+      <w:lvlText w:val=""/>
+      <w:lvlJc w:val="left"/>
+      <w:pPr>
+        <w:ind w:left="4320" w:hanging="360"/>
+      </w:pPr>
+      <w:rPr>
+        <w:rFonts w:ascii="Wingdings" w:hAnsi="Wingdings" w:hint="default"/>
+      </w:rPr>
+    </w:lvl>
+    <w:lvl w:ilvl="6" w:tplc="08070001" w:tentative="1">
+      <w:start w:val="1"/>
+      <w:numFmt w:val="bullet"/>
+      <w:lvlText w:val=""/>
+      <w:lvlJc w:val="left"/>
+      <w:pPr>
+        <w:ind w:left="5040" w:hanging="360"/>
+      </w:pPr>
+      <w:rPr>
+        <w:rFonts w:ascii="Symbol" w:hAnsi="Symbol" w:hint="default"/>
+      </w:rPr>
+    </w:lvl>
+    <w:lvl w:ilvl="7" w:tplc="08070003" w:tentative="1">
+      <w:start w:val="1"/>
+      <w:numFmt w:val="bullet"/>
+      <w:lvlText w:val="o"/>
+      <w:lvlJc w:val="left"/>
+      <w:pPr>
+        <w:ind w:left="5760" w:hanging="360"/>
+      </w:pPr>
+      <w:rPr>
+        <w:rFonts w:ascii="Courier New" w:hAnsi="Courier New" w:cs="Courier New" w:hint="default"/>
+      </w:rPr>
+    </w:lvl>
+    <w:lvl w:ilvl="8" w:tplc="08070005" w:tentative="1">
+      <w:start w:val="1"/>
+      <w:numFmt w:val="bullet"/>
+      <w:lvlText w:val=""/>
+      <w:lvlJc w:val="left"/>
+      <w:pPr>
+        <w:ind w:left="6480" w:hanging="360"/>
+      </w:pPr>
+      <w:rPr>
+        <w:rFonts w:ascii="Wingdings" w:hAnsi="Wingdings" w:hint="default"/>
+      </w:rPr>
+    </w:lvl>
+  </w:abstractNum>
   <w:num w:numId="1" w16cid:durableId="1202664821">
     <w:abstractNumId w:val="0"/>
   </w:num>
   <w:num w:numId="2" w16cid:durableId="665016588">
+    <w:abstractNumId w:val="4"/>
+  </w:num>
+  <w:num w:numId="3" w16cid:durableId="425925014">
     <w:abstractNumId w:val="2"/>
   </w:num>
-  <w:num w:numId="3" w16cid:durableId="425925014">
+  <w:num w:numId="4" w16cid:durableId="161704060">
+    <w:abstractNumId w:val="3"/>
+  </w:num>
+  <w:num w:numId="5" w16cid:durableId="23412056">
     <w:abstractNumId w:val="1"/>
   </w:num>
 </w:numbering>
@@ -2807,15 +8045,15 @@
     <w:lsdException w:name="Unresolved Mention" w:semiHidden="1" w:unhideWhenUsed="1"/>
     <w:lsdException w:name="Smart Link" w:semiHidden="1" w:unhideWhenUsed="1"/>
   </w:latentStyles>
-  <w:style w:type="paragraph" w:default="1" w:styleId="Standard">
+  <w:style w:type="paragraph" w:default="1" w:styleId="Normal">
     <w:name w:val="Normal"/>
     <w:qFormat/>
   </w:style>
-  <w:style w:type="paragraph" w:styleId="berschrift1">
+  <w:style w:type="paragraph" w:styleId="Heading1">
     <w:name w:val="heading 1"/>
-    <w:basedOn w:val="Standard"/>
-    <w:next w:val="Standard"/>
-    <w:link w:val="berschrift1Zchn"/>
+    <w:basedOn w:val="Normal"/>
+    <w:next w:val="Normal"/>
+    <w:link w:val="Heading1Char"/>
     <w:uiPriority w:val="9"/>
     <w:qFormat/>
     <w:rsid w:val="007B1B16"/>
@@ -2832,11 +8070,11 @@
       <w:szCs w:val="40"/>
     </w:rPr>
   </w:style>
-  <w:style w:type="paragraph" w:styleId="berschrift2">
+  <w:style w:type="paragraph" w:styleId="Heading2">
     <w:name w:val="heading 2"/>
-    <w:basedOn w:val="Standard"/>
-    <w:next w:val="Standard"/>
-    <w:link w:val="berschrift2Zchn"/>
+    <w:basedOn w:val="Normal"/>
+    <w:next w:val="Normal"/>
+    <w:link w:val="Heading2Char"/>
     <w:uiPriority w:val="9"/>
     <w:unhideWhenUsed/>
     <w:qFormat/>
@@ -2854,11 +8092,11 @@
       <w:szCs w:val="32"/>
     </w:rPr>
   </w:style>
-  <w:style w:type="paragraph" w:styleId="berschrift3">
+  <w:style w:type="paragraph" w:styleId="Heading3">
     <w:name w:val="heading 3"/>
-    <w:basedOn w:val="Standard"/>
-    <w:next w:val="Standard"/>
-    <w:link w:val="berschrift3Zchn"/>
+    <w:basedOn w:val="Normal"/>
+    <w:next w:val="Normal"/>
+    <w:link w:val="Heading3Char"/>
     <w:uiPriority w:val="9"/>
     <w:semiHidden/>
     <w:unhideWhenUsed/>
@@ -2877,11 +8115,11 @@
       <w:szCs w:val="28"/>
     </w:rPr>
   </w:style>
-  <w:style w:type="paragraph" w:styleId="berschrift4">
+  <w:style w:type="paragraph" w:styleId="Heading4">
     <w:name w:val="heading 4"/>
-    <w:basedOn w:val="Standard"/>
-    <w:next w:val="Standard"/>
-    <w:link w:val="berschrift4Zchn"/>
+    <w:basedOn w:val="Normal"/>
+    <w:next w:val="Normal"/>
+    <w:link w:val="Heading4Char"/>
     <w:uiPriority w:val="9"/>
     <w:semiHidden/>
     <w:unhideWhenUsed/>
@@ -2900,11 +8138,11 @@
       <w:color w:val="0F4761" w:themeColor="accent1" w:themeShade="BF"/>
     </w:rPr>
   </w:style>
-  <w:style w:type="paragraph" w:styleId="berschrift5">
+  <w:style w:type="paragraph" w:styleId="Heading5">
     <w:name w:val="heading 5"/>
-    <w:basedOn w:val="Standard"/>
-    <w:next w:val="Standard"/>
-    <w:link w:val="berschrift5Zchn"/>
+    <w:basedOn w:val="Normal"/>
+    <w:next w:val="Normal"/>
+    <w:link w:val="Heading5Char"/>
     <w:uiPriority w:val="9"/>
     <w:semiHidden/>
     <w:unhideWhenUsed/>
@@ -2921,11 +8159,11 @@
       <w:color w:val="0F4761" w:themeColor="accent1" w:themeShade="BF"/>
     </w:rPr>
   </w:style>
-  <w:style w:type="paragraph" w:styleId="berschrift6">
+  <w:style w:type="paragraph" w:styleId="Heading6">
     <w:name w:val="heading 6"/>
-    <w:basedOn w:val="Standard"/>
-    <w:next w:val="Standard"/>
-    <w:link w:val="berschrift6Zchn"/>
+    <w:basedOn w:val="Normal"/>
+    <w:next w:val="Normal"/>
+    <w:link w:val="Heading6Char"/>
     <w:uiPriority w:val="9"/>
     <w:semiHidden/>
     <w:unhideWhenUsed/>
@@ -2944,11 +8182,11 @@
       <w:color w:val="595959" w:themeColor="text1" w:themeTint="A6"/>
     </w:rPr>
   </w:style>
-  <w:style w:type="paragraph" w:styleId="berschrift7">
+  <w:style w:type="paragraph" w:styleId="Heading7">
     <w:name w:val="heading 7"/>
-    <w:basedOn w:val="Standard"/>
-    <w:next w:val="Standard"/>
-    <w:link w:val="berschrift7Zchn"/>
+    <w:basedOn w:val="Normal"/>
+    <w:next w:val="Normal"/>
+    <w:link w:val="Heading7Char"/>
     <w:uiPriority w:val="9"/>
     <w:semiHidden/>
     <w:unhideWhenUsed/>
@@ -2965,11 +8203,11 @@
       <w:color w:val="595959" w:themeColor="text1" w:themeTint="A6"/>
     </w:rPr>
   </w:style>
-  <w:style w:type="paragraph" w:styleId="berschrift8">
+  <w:style w:type="paragraph" w:styleId="Heading8">
     <w:name w:val="heading 8"/>
-    <w:basedOn w:val="Standard"/>
-    <w:next w:val="Standard"/>
-    <w:link w:val="berschrift8Zchn"/>
+    <w:basedOn w:val="Normal"/>
+    <w:next w:val="Normal"/>
+    <w:link w:val="Heading8Char"/>
     <w:uiPriority w:val="9"/>
     <w:semiHidden/>
     <w:unhideWhenUsed/>
@@ -2988,11 +8226,11 @@
       <w:color w:val="272727" w:themeColor="text1" w:themeTint="D8"/>
     </w:rPr>
   </w:style>
-  <w:style w:type="paragraph" w:styleId="berschrift9">
+  <w:style w:type="paragraph" w:styleId="Heading9">
     <w:name w:val="heading 9"/>
-    <w:basedOn w:val="Standard"/>
-    <w:next w:val="Standard"/>
-    <w:link w:val="berschrift9Zchn"/>
+    <w:basedOn w:val="Normal"/>
+    <w:next w:val="Normal"/>
+    <w:link w:val="Heading9Char"/>
     <w:uiPriority w:val="9"/>
     <w:semiHidden/>
     <w:unhideWhenUsed/>
@@ -3009,13 +8247,12 @@
       <w:color w:val="272727" w:themeColor="text1" w:themeTint="D8"/>
     </w:rPr>
   </w:style>
-  <w:style w:type="character" w:default="1" w:styleId="Absatz-Standardschriftart">
+  <w:style w:type="character" w:default="1" w:styleId="DefaultParagraphFont">
     <w:name w:val="Default Paragraph Font"/>
     <w:uiPriority w:val="1"/>
-    <w:semiHidden/>
     <w:unhideWhenUsed/>
   </w:style>
-  <w:style w:type="table" w:default="1" w:styleId="NormaleTabelle">
+  <w:style w:type="table" w:default="1" w:styleId="TableNormal">
     <w:name w:val="Normal Table"/>
     <w:uiPriority w:val="99"/>
     <w:semiHidden/>
@@ -3030,16 +8267,16 @@
       </w:tblCellMar>
     </w:tblPr>
   </w:style>
-  <w:style w:type="numbering" w:default="1" w:styleId="KeineListe">
+  <w:style w:type="numbering" w:default="1" w:styleId="NoList">
     <w:name w:val="No List"/>
     <w:uiPriority w:val="99"/>
     <w:semiHidden/>
     <w:unhideWhenUsed/>
   </w:style>
-  <w:style w:type="character" w:customStyle="1" w:styleId="berschrift1Zchn">
-    <w:name w:val="Überschrift 1 Zchn"/>
-    <w:basedOn w:val="Absatz-Standardschriftart"/>
-    <w:link w:val="berschrift1"/>
+  <w:style w:type="character" w:customStyle="1" w:styleId="Heading1Char">
+    <w:name w:val="Heading 1 Char"/>
+    <w:basedOn w:val="DefaultParagraphFont"/>
+    <w:link w:val="Heading1"/>
     <w:uiPriority w:val="9"/>
     <w:rsid w:val="007B1B16"/>
     <w:rPr>
@@ -3049,10 +8286,10 @@
       <w:szCs w:val="40"/>
     </w:rPr>
   </w:style>
-  <w:style w:type="character" w:customStyle="1" w:styleId="berschrift2Zchn">
-    <w:name w:val="Überschrift 2 Zchn"/>
-    <w:basedOn w:val="Absatz-Standardschriftart"/>
-    <w:link w:val="berschrift2"/>
+  <w:style w:type="character" w:customStyle="1" w:styleId="Heading2Char">
+    <w:name w:val="Heading 2 Char"/>
+    <w:basedOn w:val="DefaultParagraphFont"/>
+    <w:link w:val="Heading2"/>
     <w:uiPriority w:val="9"/>
     <w:rsid w:val="007B1B16"/>
     <w:rPr>
@@ -3062,10 +8299,10 @@
       <w:szCs w:val="32"/>
     </w:rPr>
   </w:style>
-  <w:style w:type="character" w:customStyle="1" w:styleId="berschrift3Zchn">
-    <w:name w:val="Überschrift 3 Zchn"/>
-    <w:basedOn w:val="Absatz-Standardschriftart"/>
-    <w:link w:val="berschrift3"/>
+  <w:style w:type="character" w:customStyle="1" w:styleId="Heading3Char">
+    <w:name w:val="Heading 3 Char"/>
+    <w:basedOn w:val="DefaultParagraphFont"/>
+    <w:link w:val="Heading3"/>
     <w:uiPriority w:val="9"/>
     <w:semiHidden/>
     <w:rsid w:val="007B1B16"/>
@@ -3076,10 +8313,10 @@
       <w:szCs w:val="28"/>
     </w:rPr>
   </w:style>
-  <w:style w:type="character" w:customStyle="1" w:styleId="berschrift4Zchn">
-    <w:name w:val="Überschrift 4 Zchn"/>
-    <w:basedOn w:val="Absatz-Standardschriftart"/>
-    <w:link w:val="berschrift4"/>
+  <w:style w:type="character" w:customStyle="1" w:styleId="Heading4Char">
+    <w:name w:val="Heading 4 Char"/>
+    <w:basedOn w:val="DefaultParagraphFont"/>
+    <w:link w:val="Heading4"/>
     <w:uiPriority w:val="9"/>
     <w:semiHidden/>
     <w:rsid w:val="007B1B16"/>
@@ -3090,10 +8327,10 @@
       <w:color w:val="0F4761" w:themeColor="accent1" w:themeShade="BF"/>
     </w:rPr>
   </w:style>
-  <w:style w:type="character" w:customStyle="1" w:styleId="berschrift5Zchn">
-    <w:name w:val="Überschrift 5 Zchn"/>
-    <w:basedOn w:val="Absatz-Standardschriftart"/>
-    <w:link w:val="berschrift5"/>
+  <w:style w:type="character" w:customStyle="1" w:styleId="Heading5Char">
+    <w:name w:val="Heading 5 Char"/>
+    <w:basedOn w:val="DefaultParagraphFont"/>
+    <w:link w:val="Heading5"/>
     <w:uiPriority w:val="9"/>
     <w:semiHidden/>
     <w:rsid w:val="007B1B16"/>
@@ -3102,10 +8339,10 @@
       <w:color w:val="0F4761" w:themeColor="accent1" w:themeShade="BF"/>
     </w:rPr>
   </w:style>
-  <w:style w:type="character" w:customStyle="1" w:styleId="berschrift6Zchn">
-    <w:name w:val="Überschrift 6 Zchn"/>
-    <w:basedOn w:val="Absatz-Standardschriftart"/>
-    <w:link w:val="berschrift6"/>
+  <w:style w:type="character" w:customStyle="1" w:styleId="Heading6Char">
+    <w:name w:val="Heading 6 Char"/>
+    <w:basedOn w:val="DefaultParagraphFont"/>
+    <w:link w:val="Heading6"/>
     <w:uiPriority w:val="9"/>
     <w:semiHidden/>
     <w:rsid w:val="007B1B16"/>
@@ -3116,10 +8353,10 @@
       <w:color w:val="595959" w:themeColor="text1" w:themeTint="A6"/>
     </w:rPr>
   </w:style>
-  <w:style w:type="character" w:customStyle="1" w:styleId="berschrift7Zchn">
-    <w:name w:val="Überschrift 7 Zchn"/>
-    <w:basedOn w:val="Absatz-Standardschriftart"/>
-    <w:link w:val="berschrift7"/>
+  <w:style w:type="character" w:customStyle="1" w:styleId="Heading7Char">
+    <w:name w:val="Heading 7 Char"/>
+    <w:basedOn w:val="DefaultParagraphFont"/>
+    <w:link w:val="Heading7"/>
     <w:uiPriority w:val="9"/>
     <w:semiHidden/>
     <w:rsid w:val="007B1B16"/>
@@ -3128,10 +8365,10 @@
       <w:color w:val="595959" w:themeColor="text1" w:themeTint="A6"/>
     </w:rPr>
   </w:style>
-  <w:style w:type="character" w:customStyle="1" w:styleId="berschrift8Zchn">
-    <w:name w:val="Überschrift 8 Zchn"/>
-    <w:basedOn w:val="Absatz-Standardschriftart"/>
-    <w:link w:val="berschrift8"/>
+  <w:style w:type="character" w:customStyle="1" w:styleId="Heading8Char">
+    <w:name w:val="Heading 8 Char"/>
+    <w:basedOn w:val="DefaultParagraphFont"/>
+    <w:link w:val="Heading8"/>
     <w:uiPriority w:val="9"/>
     <w:semiHidden/>
     <w:rsid w:val="007B1B16"/>
@@ -3142,10 +8379,10 @@
       <w:color w:val="272727" w:themeColor="text1" w:themeTint="D8"/>
     </w:rPr>
   </w:style>
-  <w:style w:type="character" w:customStyle="1" w:styleId="berschrift9Zchn">
-    <w:name w:val="Überschrift 9 Zchn"/>
-    <w:basedOn w:val="Absatz-Standardschriftart"/>
-    <w:link w:val="berschrift9"/>
+  <w:style w:type="character" w:customStyle="1" w:styleId="Heading9Char">
+    <w:name w:val="Heading 9 Char"/>
+    <w:basedOn w:val="DefaultParagraphFont"/>
+    <w:link w:val="Heading9"/>
     <w:uiPriority w:val="9"/>
     <w:semiHidden/>
     <w:rsid w:val="007B1B16"/>
@@ -3154,11 +8391,11 @@
       <w:color w:val="272727" w:themeColor="text1" w:themeTint="D8"/>
     </w:rPr>
   </w:style>
-  <w:style w:type="paragraph" w:styleId="Titel">
+  <w:style w:type="paragraph" w:styleId="Title">
     <w:name w:val="Title"/>
-    <w:basedOn w:val="Standard"/>
-    <w:next w:val="Standard"/>
-    <w:link w:val="TitelZchn"/>
+    <w:basedOn w:val="Normal"/>
+    <w:next w:val="Normal"/>
+    <w:link w:val="TitleChar"/>
     <w:uiPriority w:val="10"/>
     <w:qFormat/>
     <w:rsid w:val="007B1B16"/>
@@ -3174,10 +8411,10 @@
       <w:szCs w:val="56"/>
     </w:rPr>
   </w:style>
-  <w:style w:type="character" w:customStyle="1" w:styleId="TitelZchn">
-    <w:name w:val="Titel Zchn"/>
-    <w:basedOn w:val="Absatz-Standardschriftart"/>
-    <w:link w:val="Titel"/>
+  <w:style w:type="character" w:customStyle="1" w:styleId="TitleChar">
+    <w:name w:val="Title Char"/>
+    <w:basedOn w:val="DefaultParagraphFont"/>
+    <w:link w:val="Title"/>
     <w:uiPriority w:val="10"/>
     <w:rsid w:val="007B1B16"/>
     <w:rPr>
@@ -3188,11 +8425,11 @@
       <w:szCs w:val="56"/>
     </w:rPr>
   </w:style>
-  <w:style w:type="paragraph" w:styleId="Untertitel">
+  <w:style w:type="paragraph" w:styleId="Subtitle">
     <w:name w:val="Subtitle"/>
-    <w:basedOn w:val="Standard"/>
-    <w:next w:val="Standard"/>
-    <w:link w:val="UntertitelZchn"/>
+    <w:basedOn w:val="Normal"/>
+    <w:next w:val="Normal"/>
+    <w:link w:val="SubtitleChar"/>
     <w:uiPriority w:val="11"/>
     <w:qFormat/>
     <w:rsid w:val="007B1B16"/>
@@ -3209,10 +8446,10 @@
       <w:szCs w:val="28"/>
     </w:rPr>
   </w:style>
-  <w:style w:type="character" w:customStyle="1" w:styleId="UntertitelZchn">
-    <w:name w:val="Untertitel Zchn"/>
-    <w:basedOn w:val="Absatz-Standardschriftart"/>
-    <w:link w:val="Untertitel"/>
+  <w:style w:type="character" w:customStyle="1" w:styleId="SubtitleChar">
+    <w:name w:val="Subtitle Char"/>
+    <w:basedOn w:val="DefaultParagraphFont"/>
+    <w:link w:val="Subtitle"/>
     <w:uiPriority w:val="11"/>
     <w:rsid w:val="007B1B16"/>
     <w:rPr>
@@ -3223,11 +8460,11 @@
       <w:szCs w:val="28"/>
     </w:rPr>
   </w:style>
-  <w:style w:type="paragraph" w:styleId="Zitat">
+  <w:style w:type="paragraph" w:styleId="Quote">
     <w:name w:val="Quote"/>
-    <w:basedOn w:val="Standard"/>
-    <w:next w:val="Standard"/>
-    <w:link w:val="ZitatZchn"/>
+    <w:basedOn w:val="Normal"/>
+    <w:next w:val="Normal"/>
+    <w:link w:val="QuoteChar"/>
     <w:uiPriority w:val="29"/>
     <w:qFormat/>
     <w:rsid w:val="007B1B16"/>
@@ -3241,10 +8478,10 @@
       <w:color w:val="404040" w:themeColor="text1" w:themeTint="BF"/>
     </w:rPr>
   </w:style>
-  <w:style w:type="character" w:customStyle="1" w:styleId="ZitatZchn">
-    <w:name w:val="Zitat Zchn"/>
-    <w:basedOn w:val="Absatz-Standardschriftart"/>
-    <w:link w:val="Zitat"/>
+  <w:style w:type="character" w:customStyle="1" w:styleId="QuoteChar">
+    <w:name w:val="Quote Char"/>
+    <w:basedOn w:val="DefaultParagraphFont"/>
+    <w:link w:val="Quote"/>
     <w:uiPriority w:val="29"/>
     <w:rsid w:val="007B1B16"/>
     <w:rPr>
@@ -3253,9 +8490,9 @@
       <w:color w:val="404040" w:themeColor="text1" w:themeTint="BF"/>
     </w:rPr>
   </w:style>
-  <w:style w:type="paragraph" w:styleId="Listenabsatz">
+  <w:style w:type="paragraph" w:styleId="ListParagraph">
     <w:name w:val="List Paragraph"/>
-    <w:basedOn w:val="Standard"/>
+    <w:basedOn w:val="Normal"/>
     <w:uiPriority w:val="34"/>
     <w:qFormat/>
     <w:rsid w:val="007B1B16"/>
@@ -3264,9 +8501,9 @@
       <w:contextualSpacing/>
     </w:pPr>
   </w:style>
-  <w:style w:type="character" w:styleId="IntensiveHervorhebung">
+  <w:style w:type="character" w:styleId="IntenseEmphasis">
     <w:name w:val="Intense Emphasis"/>
-    <w:basedOn w:val="Absatz-Standardschriftart"/>
+    <w:basedOn w:val="DefaultParagraphFont"/>
     <w:uiPriority w:val="21"/>
     <w:qFormat/>
     <w:rsid w:val="007B1B16"/>
@@ -3276,11 +8513,11 @@
       <w:color w:val="0F4761" w:themeColor="accent1" w:themeShade="BF"/>
     </w:rPr>
   </w:style>
-  <w:style w:type="paragraph" w:styleId="IntensivesZitat">
+  <w:style w:type="paragraph" w:styleId="IntenseQuote">
     <w:name w:val="Intense Quote"/>
-    <w:basedOn w:val="Standard"/>
-    <w:next w:val="Standard"/>
-    <w:link w:val="IntensivesZitatZchn"/>
+    <w:basedOn w:val="Normal"/>
+    <w:next w:val="Normal"/>
+    <w:link w:val="IntenseQuoteChar"/>
     <w:uiPriority w:val="30"/>
     <w:qFormat/>
     <w:rsid w:val="007B1B16"/>
@@ -3299,10 +8536,10 @@
       <w:color w:val="0F4761" w:themeColor="accent1" w:themeShade="BF"/>
     </w:rPr>
   </w:style>
-  <w:style w:type="character" w:customStyle="1" w:styleId="IntensivesZitatZchn">
-    <w:name w:val="Intensives Zitat Zchn"/>
-    <w:basedOn w:val="Absatz-Standardschriftart"/>
-    <w:link w:val="IntensivesZitat"/>
+  <w:style w:type="character" w:customStyle="1" w:styleId="IntenseQuoteChar">
+    <w:name w:val="Intense Quote Char"/>
+    <w:basedOn w:val="DefaultParagraphFont"/>
+    <w:link w:val="IntenseQuote"/>
     <w:uiPriority w:val="30"/>
     <w:rsid w:val="007B1B16"/>
     <w:rPr>
@@ -3311,9 +8548,9 @@
       <w:color w:val="0F4761" w:themeColor="accent1" w:themeShade="BF"/>
     </w:rPr>
   </w:style>
-  <w:style w:type="character" w:styleId="IntensiverVerweis">
+  <w:style w:type="character" w:styleId="IntenseReference">
     <w:name w:val="Intense Reference"/>
-    <w:basedOn w:val="Absatz-Standardschriftart"/>
+    <w:basedOn w:val="DefaultParagraphFont"/>
     <w:uiPriority w:val="32"/>
     <w:qFormat/>
     <w:rsid w:val="007B1B16"/>
@@ -3325,10 +8562,10 @@
       <w:spacing w:val="5"/>
     </w:rPr>
   </w:style>
-  <w:style w:type="paragraph" w:styleId="Kopfzeile">
+  <w:style w:type="paragraph" w:styleId="Header">
     <w:name w:val="header"/>
-    <w:basedOn w:val="Standard"/>
-    <w:link w:val="KopfzeileZchn"/>
+    <w:basedOn w:val="Normal"/>
+    <w:link w:val="HeaderChar"/>
     <w:uiPriority w:val="99"/>
     <w:unhideWhenUsed/>
     <w:rsid w:val="00434710"/>
@@ -3340,17 +8577,17 @@
       <w:spacing w:after="0" w:line="240" w:lineRule="auto"/>
     </w:pPr>
   </w:style>
-  <w:style w:type="character" w:customStyle="1" w:styleId="KopfzeileZchn">
-    <w:name w:val="Kopfzeile Zchn"/>
-    <w:basedOn w:val="Absatz-Standardschriftart"/>
-    <w:link w:val="Kopfzeile"/>
+  <w:style w:type="character" w:customStyle="1" w:styleId="HeaderChar">
+    <w:name w:val="Header Char"/>
+    <w:basedOn w:val="DefaultParagraphFont"/>
+    <w:link w:val="Header"/>
     <w:uiPriority w:val="99"/>
     <w:rsid w:val="00434710"/>
   </w:style>
-  <w:style w:type="paragraph" w:styleId="Fuzeile">
+  <w:style w:type="paragraph" w:styleId="Footer">
     <w:name w:val="footer"/>
-    <w:basedOn w:val="Standard"/>
-    <w:link w:val="FuzeileZchn"/>
+    <w:basedOn w:val="Normal"/>
+    <w:link w:val="FooterChar"/>
     <w:uiPriority w:val="99"/>
     <w:unhideWhenUsed/>
     <w:rsid w:val="00434710"/>
@@ -3362,17 +8599,17 @@
       <w:spacing w:after="0" w:line="240" w:lineRule="auto"/>
     </w:pPr>
   </w:style>
-  <w:style w:type="character" w:customStyle="1" w:styleId="FuzeileZchn">
-    <w:name w:val="Fußzeile Zchn"/>
-    <w:basedOn w:val="Absatz-Standardschriftart"/>
-    <w:link w:val="Fuzeile"/>
+  <w:style w:type="character" w:customStyle="1" w:styleId="FooterChar">
+    <w:name w:val="Footer Char"/>
+    <w:basedOn w:val="DefaultParagraphFont"/>
+    <w:link w:val="Footer"/>
     <w:uiPriority w:val="99"/>
     <w:rsid w:val="00434710"/>
   </w:style>
-  <w:style w:type="paragraph" w:styleId="Inhaltsverzeichnisberschrift">
+  <w:style w:type="paragraph" w:styleId="TOCHeading">
     <w:name w:val="TOC Heading"/>
-    <w:basedOn w:val="berschrift1"/>
-    <w:next w:val="Standard"/>
+    <w:basedOn w:val="Heading1"/>
+    <w:next w:val="Normal"/>
     <w:uiPriority w:val="39"/>
     <w:unhideWhenUsed/>
     <w:qFormat/>
@@ -3389,10 +8626,10 @@
       <w14:ligatures w14:val="none"/>
     </w:rPr>
   </w:style>
-  <w:style w:type="paragraph" w:styleId="Verzeichnis1">
+  <w:style w:type="paragraph" w:styleId="TOC1">
     <w:name w:val="toc 1"/>
-    <w:basedOn w:val="Standard"/>
-    <w:next w:val="Standard"/>
+    <w:basedOn w:val="Normal"/>
+    <w:next w:val="Normal"/>
     <w:autoRedefine/>
     <w:uiPriority w:val="39"/>
     <w:unhideWhenUsed/>
@@ -3403,7 +8640,7 @@
   </w:style>
   <w:style w:type="character" w:styleId="Hyperlink">
     <w:name w:val="Hyperlink"/>
-    <w:basedOn w:val="Absatz-Standardschriftart"/>
+    <w:basedOn w:val="DefaultParagraphFont"/>
     <w:uiPriority w:val="99"/>
     <w:unhideWhenUsed/>
     <w:rsid w:val="00B0230E"/>
@@ -3412,9 +8649,9 @@
       <w:u w:val="single"/>
     </w:rPr>
   </w:style>
-  <w:style w:type="character" w:styleId="NichtaufgelsteErwhnung">
+  <w:style w:type="character" w:styleId="UnresolvedMention">
     <w:name w:val="Unresolved Mention"/>
-    <w:basedOn w:val="Absatz-Standardschriftart"/>
+    <w:basedOn w:val="DefaultParagraphFont"/>
     <w:uiPriority w:val="99"/>
     <w:semiHidden/>
     <w:unhideWhenUsed/>
@@ -3422,6 +8659,17 @@
     <w:rPr>
       <w:color w:val="605E5C"/>
       <w:shd w:val="clear" w:color="auto" w:fill="E1DFDD"/>
+    </w:rPr>
+  </w:style>
+  <w:style w:type="paragraph" w:styleId="NormalWeb">
+    <w:name w:val="Normal (Web)"/>
+    <w:basedOn w:val="Normal"/>
+    <w:uiPriority w:val="99"/>
+    <w:semiHidden/>
+    <w:unhideWhenUsed/>
+    <w:rsid w:val="001C0367"/>
+    <w:rPr>
+      <w:rFonts w:ascii="Times New Roman" w:hAnsi="Times New Roman" w:cs="Times New Roman"/>
     </w:rPr>
   </w:style>
 </w:styles>

--- a/docs/Hexapod_Projektdokumentation_250919.docx
+++ b/docs/Hexapod_Projektdokumentation_250919.docx
@@ -108,13 +108,13 @@
           <w:szCs w:val="144"/>
         </w:rPr>
         <w:drawing>
-          <wp:anchor distT="0" distB="0" distL="114300" distR="114300" simplePos="0" relativeHeight="251663360" behindDoc="1" locked="0" layoutInCell="1" allowOverlap="1" wp14:anchorId="4DB952E1" wp14:editId="10DD96E4">
+          <wp:anchor distT="0" distB="0" distL="114300" distR="114300" simplePos="0" relativeHeight="251663360" behindDoc="1" locked="0" layoutInCell="1" allowOverlap="1" wp14:anchorId="4DB952E1" wp14:editId="7B958752">
             <wp:simplePos x="0" y="0"/>
             <wp:positionH relativeFrom="margin">
-              <wp:posOffset>3430905</wp:posOffset>
+              <wp:posOffset>2899290</wp:posOffset>
             </wp:positionH>
             <wp:positionV relativeFrom="paragraph">
-              <wp:posOffset>450215</wp:posOffset>
+              <wp:posOffset>525069</wp:posOffset>
             </wp:positionV>
             <wp:extent cx="2711395" cy="1653377"/>
             <wp:effectExtent l="0" t="0" r="0" b="4445"/>
@@ -383,24 +383,21 @@
     <w:p>
       <w:r>
         <w:rPr>
-          <w:rFonts w:ascii="Berlin Sans FB" w:hAnsi="Berlin Sans FB"/>
           <w:noProof/>
-          <w:sz w:val="144"/>
-          <w:szCs w:val="144"/>
         </w:rPr>
         <w:drawing>
-          <wp:anchor distT="0" distB="0" distL="114300" distR="114300" simplePos="0" relativeHeight="251665408" behindDoc="1" locked="0" layoutInCell="1" allowOverlap="1" wp14:anchorId="0E6848BA" wp14:editId="07D4FC3E">
+          <wp:anchor distT="0" distB="0" distL="114300" distR="114300" simplePos="0" relativeHeight="251661312" behindDoc="1" locked="0" layoutInCell="1" allowOverlap="1" wp14:anchorId="570336EB" wp14:editId="574FAB74">
             <wp:simplePos x="0" y="0"/>
-            <wp:positionH relativeFrom="page">
-              <wp:posOffset>190500</wp:posOffset>
+            <wp:positionH relativeFrom="margin">
+              <wp:posOffset>4480858</wp:posOffset>
             </wp:positionH>
             <wp:positionV relativeFrom="paragraph">
-              <wp:posOffset>153670</wp:posOffset>
+              <wp:posOffset>142321</wp:posOffset>
             </wp:positionV>
-            <wp:extent cx="2266526" cy="1699895"/>
-            <wp:effectExtent l="0" t="0" r="635" b="0"/>
+            <wp:extent cx="1764665" cy="1764665"/>
+            <wp:effectExtent l="0" t="0" r="6985" b="6985"/>
             <wp:wrapNone/>
-            <wp:docPr id="2116077700" name="Picture 1"/>
+            <wp:docPr id="364131591" name="Grafik 6" descr="Servo Standard 35kg.cm Metal Gears (Feetech FT5330M)"/>
             <wp:cNvGraphicFramePr>
               <a:graphicFrameLocks xmlns:a="http://schemas.openxmlformats.org/drawingml/2006/main" noChangeAspect="1"/>
             </wp:cNvGraphicFramePr>
@@ -408,7 +405,7 @@
               <a:graphicData uri="http://schemas.openxmlformats.org/drawingml/2006/picture">
                 <pic:pic xmlns:pic="http://schemas.openxmlformats.org/drawingml/2006/picture">
                   <pic:nvPicPr>
-                    <pic:cNvPr id="0" name="Picture 1"/>
+                    <pic:cNvPr id="0" name="Picture 5" descr="Servo Standard 35kg.cm Metal Gears (Feetech FT5330M)"/>
                     <pic:cNvPicPr>
                       <a:picLocks noChangeAspect="1" noChangeArrowheads="1"/>
                     </pic:cNvPicPr>
@@ -429,7 +426,7 @@
                   <pic:spPr bwMode="auto">
                     <a:xfrm>
                       <a:off x="0" y="0"/>
-                      <a:ext cx="2266526" cy="1699895"/>
+                      <a:ext cx="1764665" cy="1764665"/>
                     </a:xfrm>
                     <a:prstGeom prst="rect">
                       <a:avLst/>
@@ -453,21 +450,24 @@
       </w:r>
       <w:r>
         <w:rPr>
+          <w:rFonts w:ascii="Berlin Sans FB" w:hAnsi="Berlin Sans FB"/>
           <w:noProof/>
+          <w:sz w:val="144"/>
+          <w:szCs w:val="144"/>
         </w:rPr>
         <w:drawing>
-          <wp:anchor distT="0" distB="0" distL="114300" distR="114300" simplePos="0" relativeHeight="251661312" behindDoc="1" locked="0" layoutInCell="1" allowOverlap="1" wp14:anchorId="570336EB" wp14:editId="59E4A095">
+          <wp:anchor distT="0" distB="0" distL="114300" distR="114300" simplePos="0" relativeHeight="251665408" behindDoc="1" locked="0" layoutInCell="1" allowOverlap="1" wp14:anchorId="0E6848BA" wp14:editId="69FE5A66">
             <wp:simplePos x="0" y="0"/>
-            <wp:positionH relativeFrom="margin">
-              <wp:posOffset>4514961</wp:posOffset>
+            <wp:positionH relativeFrom="page">
+              <wp:posOffset>129313</wp:posOffset>
             </wp:positionH>
             <wp:positionV relativeFrom="paragraph">
-              <wp:posOffset>6516</wp:posOffset>
+              <wp:posOffset>194461</wp:posOffset>
             </wp:positionV>
-            <wp:extent cx="1764665" cy="1764665"/>
-            <wp:effectExtent l="0" t="0" r="6985" b="6985"/>
+            <wp:extent cx="2266526" cy="1699895"/>
+            <wp:effectExtent l="0" t="0" r="635" b="0"/>
             <wp:wrapNone/>
-            <wp:docPr id="364131591" name="Grafik 6" descr="Servo Standard 35kg.cm Metal Gears (Feetech FT5330M)"/>
+            <wp:docPr id="2116077700" name="Picture 1"/>
             <wp:cNvGraphicFramePr>
               <a:graphicFrameLocks xmlns:a="http://schemas.openxmlformats.org/drawingml/2006/main" noChangeAspect="1"/>
             </wp:cNvGraphicFramePr>
@@ -475,7 +475,7 @@
               <a:graphicData uri="http://schemas.openxmlformats.org/drawingml/2006/picture">
                 <pic:pic xmlns:pic="http://schemas.openxmlformats.org/drawingml/2006/picture">
                   <pic:nvPicPr>
-                    <pic:cNvPr id="0" name="Picture 5" descr="Servo Standard 35kg.cm Metal Gears (Feetech FT5330M)"/>
+                    <pic:cNvPr id="0" name="Picture 1"/>
                     <pic:cNvPicPr>
                       <a:picLocks noChangeAspect="1" noChangeArrowheads="1"/>
                     </pic:cNvPicPr>
@@ -496,7 +496,7 @@
                   <pic:spPr bwMode="auto">
                     <a:xfrm>
                       <a:off x="0" y="0"/>
-                      <a:ext cx="1764665" cy="1764665"/>
+                      <a:ext cx="2266526" cy="1699895"/>
                     </a:xfrm>
                     <a:prstGeom prst="rect">
                       <a:avLst/>
@@ -1481,6 +1481,7 @@
       </w:pPr>
       <w:bookmarkStart w:id="1" w:name="_Toc209171249"/>
       <w:r>
+        <w:lastRenderedPageBreak/>
         <w:t>Anforderungen</w:t>
       </w:r>
       <w:bookmarkEnd w:id="1"/>
@@ -1504,10 +1505,7 @@
         <w:t>/</w:t>
       </w:r>
       <w:r>
-        <w:t xml:space="preserve"> </w:t>
-      </w:r>
-      <w:r>
-        <w:t>Hexapod_Anforderung_250916.xlsx</w:t>
+        <w:t xml:space="preserve"> Hexapod_Anforderung_250916.xlsx</w:t>
       </w:r>
       <w:r>
         <w:t xml:space="preserve"> oder unten auf dem Bild.</w:t>
@@ -1861,6 +1859,7 @@
           <w:b/>
           <w:bCs/>
         </w:rPr>
+        <w:lastRenderedPageBreak/>
         <w:t>Das Hexapod wiegt unter 3kg.</w:t>
       </w:r>
       <w:r>
@@ -2583,6 +2582,7 @@
                 <w:lang w:eastAsia="de-CH"/>
                 <w14:ligatures w14:val="none"/>
               </w:rPr>
+              <w:lastRenderedPageBreak/>
               <w:t>1</w:t>
             </w:r>
           </w:p>
@@ -6063,6 +6063,7 @@
                 <w:lang w:eastAsia="de-CH"/>
                 <w14:ligatures w14:val="none"/>
               </w:rPr>
+              <w:lastRenderedPageBreak/>
               <w:t>12</w:t>
             </w:r>
           </w:p>
@@ -6298,7 +6299,11 @@
       </w:r>
       <w:proofErr w:type="spellEnd"/>
       <w:r>
-        <w:t xml:space="preserve">. Danach beginnt eine längere Testphase von rund 16 Stunden. Dabei werden Fehler im Design gesucht und behoben. Am </w:t>
+        <w:t xml:space="preserve">. Danach beginnt eine längere Testphase von rund 16 Stunden. Dabei werden Fehler im Design gesucht und </w:t>
+      </w:r>
+      <w:r>
+        <w:lastRenderedPageBreak/>
+        <w:t xml:space="preserve">behoben. Am </w:t>
       </w:r>
       <w:r>
         <w:rPr>
@@ -6424,141 +6429,21 @@
           <w:color w:val="0F4761" w:themeColor="accent1" w:themeShade="BF"/>
           <w:sz w:val="40"/>
           <w:szCs w:val="40"/>
-          <w:lang w:val="en-US"/>
         </w:rPr>
       </w:pPr>
       <w:r>
-        <w:rPr>
-          <w:lang w:val="en-US"/>
-        </w:rPr>
         <w:t>REPLACEME</w:t>
       </w:r>
     </w:p>
     <w:p>
       <w:pPr>
         <w:pStyle w:val="Heading1"/>
-        <w:rPr>
-          <w:lang w:val="en-US"/>
-        </w:rPr>
       </w:pPr>
       <w:bookmarkStart w:id="4" w:name="_Toc209171252"/>
-      <w:proofErr w:type="spellStart"/>
-      <w:r>
-        <w:rPr>
-          <w:lang w:val="en-US"/>
-        </w:rPr>
+      <w:r>
         <w:t>Realisierung</w:t>
       </w:r>
       <w:bookmarkEnd w:id="4"/>
-      <w:proofErr w:type="spellEnd"/>
-    </w:p>
-    <w:p>
-      <w:pPr>
-        <w:rPr>
-          <w:rFonts w:asciiTheme="majorHAnsi" w:eastAsiaTheme="majorEastAsia" w:hAnsiTheme="majorHAnsi" w:cstheme="majorBidi"/>
-          <w:color w:val="0F4761" w:themeColor="accent1" w:themeShade="BF"/>
-          <w:sz w:val="40"/>
-          <w:szCs w:val="40"/>
-          <w:lang w:val="en-US"/>
-        </w:rPr>
-      </w:pPr>
-      <w:r>
-        <w:rPr>
-          <w:lang w:val="en-US"/>
-        </w:rPr>
-        <w:t>REPLACEME</w:t>
-      </w:r>
-    </w:p>
-    <w:p>
-      <w:pPr>
-        <w:pStyle w:val="Heading1"/>
-        <w:rPr>
-          <w:lang w:val="en-US"/>
-        </w:rPr>
-      </w:pPr>
-      <w:bookmarkStart w:id="5" w:name="_Toc209171253"/>
-      <w:r>
-        <w:rPr>
-          <w:lang w:val="en-US"/>
-        </w:rPr>
-        <w:t>Testen</w:t>
-      </w:r>
-      <w:bookmarkEnd w:id="5"/>
-    </w:p>
-    <w:p>
-      <w:pPr>
-        <w:rPr>
-          <w:rFonts w:asciiTheme="majorHAnsi" w:eastAsiaTheme="majorEastAsia" w:hAnsiTheme="majorHAnsi" w:cstheme="majorBidi"/>
-          <w:color w:val="0F4761" w:themeColor="accent1" w:themeShade="BF"/>
-          <w:sz w:val="40"/>
-          <w:szCs w:val="40"/>
-          <w:lang w:val="en-US"/>
-        </w:rPr>
-      </w:pPr>
-      <w:r>
-        <w:rPr>
-          <w:lang w:val="en-US"/>
-        </w:rPr>
-        <w:t>REPLACEME</w:t>
-      </w:r>
-    </w:p>
-    <w:p>
-      <w:pPr>
-        <w:pStyle w:val="Heading1"/>
-        <w:rPr>
-          <w:lang w:val="en-US"/>
-        </w:rPr>
-      </w:pPr>
-      <w:bookmarkStart w:id="6" w:name="_Toc209171254"/>
-      <w:proofErr w:type="spellStart"/>
-      <w:r>
-        <w:rPr>
-          <w:lang w:val="en-US"/>
-        </w:rPr>
-        <w:t>Reflektion</w:t>
-      </w:r>
-      <w:bookmarkEnd w:id="6"/>
-      <w:proofErr w:type="spellEnd"/>
-      <w:r>
-        <w:rPr>
-          <w:lang w:val="en-US"/>
-        </w:rPr>
-        <w:t xml:space="preserve"> </w:t>
-      </w:r>
-    </w:p>
-    <w:p>
-      <w:pPr>
-        <w:rPr>
-          <w:rFonts w:asciiTheme="majorHAnsi" w:eastAsiaTheme="majorEastAsia" w:hAnsiTheme="majorHAnsi" w:cstheme="majorBidi"/>
-          <w:color w:val="0F4761" w:themeColor="accent1" w:themeShade="BF"/>
-          <w:sz w:val="40"/>
-          <w:szCs w:val="40"/>
-          <w:lang w:val="en-US"/>
-        </w:rPr>
-      </w:pPr>
-      <w:r>
-        <w:rPr>
-          <w:lang w:val="en-US"/>
-        </w:rPr>
-        <w:t>REPLACEME</w:t>
-      </w:r>
-    </w:p>
-    <w:p>
-      <w:pPr>
-        <w:pStyle w:val="Heading1"/>
-      </w:pPr>
-      <w:bookmarkStart w:id="7" w:name="_Toc209171255"/>
-      <w:r>
-        <w:lastRenderedPageBreak/>
-        <w:t>Selbständi</w:t>
-      </w:r>
-      <w:r>
-        <w:t>g</w:t>
-      </w:r>
-      <w:r>
-        <w:t>keitserklärung</w:t>
-      </w:r>
-      <w:bookmarkEnd w:id="7"/>
     </w:p>
     <w:p>
       <w:pPr>
@@ -6577,11 +6462,11 @@
       <w:pPr>
         <w:pStyle w:val="Heading1"/>
       </w:pPr>
-      <w:bookmarkStart w:id="8" w:name="_Toc209171256"/>
-      <w:r>
-        <w:t>Arbeitsjournal</w:t>
-      </w:r>
-      <w:bookmarkEnd w:id="8"/>
+      <w:bookmarkStart w:id="5" w:name="_Toc209171253"/>
+      <w:r>
+        <w:t>Testen</w:t>
+      </w:r>
+      <w:bookmarkEnd w:id="5"/>
     </w:p>
     <w:p>
       <w:pPr>
@@ -6593,15 +6478,94 @@
         </w:rPr>
       </w:pPr>
       <w:r>
-        <w:t>In diesem Excelfile befindet sich das Arbeitsjournal.</w:t>
+        <w:t>REPLACEME</w:t>
       </w:r>
     </w:p>
     <w:p>
       <w:pPr>
         <w:pStyle w:val="Heading1"/>
       </w:pPr>
+      <w:bookmarkStart w:id="6" w:name="_Toc209171254"/>
+      <w:r>
+        <w:t>Reflektion</w:t>
+      </w:r>
+      <w:bookmarkEnd w:id="6"/>
+      <w:r>
+        <w:t xml:space="preserve"> </w:t>
+      </w:r>
+    </w:p>
+    <w:p>
+      <w:pPr>
+        <w:rPr>
+          <w:rFonts w:asciiTheme="majorHAnsi" w:eastAsiaTheme="majorEastAsia" w:hAnsiTheme="majorHAnsi" w:cstheme="majorBidi"/>
+          <w:color w:val="0F4761" w:themeColor="accent1" w:themeShade="BF"/>
+          <w:sz w:val="40"/>
+          <w:szCs w:val="40"/>
+        </w:rPr>
+      </w:pPr>
+      <w:r>
+        <w:t>REPLACEME</w:t>
+      </w:r>
+    </w:p>
+    <w:p>
+      <w:pPr>
+        <w:pStyle w:val="Heading1"/>
+      </w:pPr>
+      <w:bookmarkStart w:id="7" w:name="_Toc209171255"/>
+      <w:r>
+        <w:t>Selbständi</w:t>
+      </w:r>
+      <w:r>
+        <w:t>g</w:t>
+      </w:r>
+      <w:r>
+        <w:t>keitserklärung</w:t>
+      </w:r>
+      <w:bookmarkEnd w:id="7"/>
+    </w:p>
+    <w:p>
+      <w:pPr>
+        <w:rPr>
+          <w:rFonts w:asciiTheme="majorHAnsi" w:eastAsiaTheme="majorEastAsia" w:hAnsiTheme="majorHAnsi" w:cstheme="majorBidi"/>
+          <w:color w:val="0F4761" w:themeColor="accent1" w:themeShade="BF"/>
+          <w:sz w:val="40"/>
+          <w:szCs w:val="40"/>
+        </w:rPr>
+      </w:pPr>
+      <w:r>
+        <w:t>REPLACEME</w:t>
+      </w:r>
+    </w:p>
+    <w:p>
+      <w:pPr>
+        <w:pStyle w:val="Heading1"/>
+      </w:pPr>
+      <w:bookmarkStart w:id="8" w:name="_Toc209171256"/>
+      <w:r>
+        <w:t>Arbeitsjournal</w:t>
+      </w:r>
+      <w:bookmarkEnd w:id="8"/>
+    </w:p>
+    <w:p>
+      <w:pPr>
+        <w:rPr>
+          <w:rFonts w:asciiTheme="majorHAnsi" w:eastAsiaTheme="majorEastAsia" w:hAnsiTheme="majorHAnsi" w:cstheme="majorBidi"/>
+          <w:color w:val="0F4761" w:themeColor="accent1" w:themeShade="BF"/>
+          <w:sz w:val="40"/>
+          <w:szCs w:val="40"/>
+        </w:rPr>
+      </w:pPr>
+      <w:r>
+        <w:t>In diesem Excelfile befindet sich das Arbeitsjournal.</w:t>
+      </w:r>
+    </w:p>
+    <w:p>
+      <w:pPr>
+        <w:pStyle w:val="Heading1"/>
+      </w:pPr>
       <w:bookmarkStart w:id="9" w:name="_Toc209171257"/>
       <w:r>
+        <w:lastRenderedPageBreak/>
         <w:t>Anhang</w:t>
       </w:r>
       <w:bookmarkEnd w:id="9"/>
@@ -8250,6 +8214,7 @@
   <w:style w:type="character" w:default="1" w:styleId="DefaultParagraphFont">
     <w:name w:val="Default Paragraph Font"/>
     <w:uiPriority w:val="1"/>
+    <w:semiHidden/>
     <w:unhideWhenUsed/>
   </w:style>
   <w:style w:type="table" w:default="1" w:styleId="TableNormal">
